--- a/docs/presentation/CholoKUET Report.docx
+++ b/docs/presentation/CholoKUET Report.docx
@@ -583,7 +583,7 @@
           <w:r>
             <w:fldChar w:fldCharType="separate"/>
           </w:r>
-          <w:hyperlink w:anchor="_Toc241932293" w:history="1">
+          <w:hyperlink w:anchor="_Toc242028061" w:history="1">
             <w:r>
               <w:rPr>
                 <w:rStyle w:val="Hyperlink"/>
@@ -607,7 +607,7 @@
               <w:rPr>
                 <w:noProof/>
               </w:rPr>
-              <w:instrText xml:space="preserve"> PAGEREF _Toc241932293 \h </w:instrText>
+              <w:instrText xml:space="preserve"> PAGEREF _Toc242028061 \h </w:instrText>
             </w:r>
             <w:r>
               <w:rPr>
@@ -650,7 +650,7 @@
               <w14:ligatures w14:val="standardContextual"/>
             </w:rPr>
           </w:pPr>
-          <w:hyperlink w:anchor="_Toc241932294" w:history="1">
+          <w:hyperlink w:anchor="_Toc242028062" w:history="1">
             <w:r>
               <w:rPr>
                 <w:rStyle w:val="Hyperlink"/>
@@ -674,7 +674,7 @@
               <w:rPr>
                 <w:noProof/>
               </w:rPr>
-              <w:instrText xml:space="preserve"> PAGEREF _Toc241932294 \h </w:instrText>
+              <w:instrText xml:space="preserve"> PAGEREF _Toc242028062 \h </w:instrText>
             </w:r>
             <w:r>
               <w:rPr>
@@ -717,7 +717,7 @@
               <w14:ligatures w14:val="standardContextual"/>
             </w:rPr>
           </w:pPr>
-          <w:hyperlink w:anchor="_Toc241932295" w:history="1">
+          <w:hyperlink w:anchor="_Toc242028063" w:history="1">
             <w:r>
               <w:rPr>
                 <w:rStyle w:val="Hyperlink"/>
@@ -741,7 +741,7 @@
               <w:rPr>
                 <w:noProof/>
               </w:rPr>
-              <w:instrText xml:space="preserve"> PAGEREF _Toc241932295 \h </w:instrText>
+              <w:instrText xml:space="preserve"> PAGEREF _Toc242028063 \h </w:instrText>
             </w:r>
             <w:r>
               <w:rPr>
@@ -784,7 +784,7 @@
               <w14:ligatures w14:val="standardContextual"/>
             </w:rPr>
           </w:pPr>
-          <w:hyperlink w:anchor="_Toc241932296" w:history="1">
+          <w:hyperlink w:anchor="_Toc242028064" w:history="1">
             <w:r>
               <w:rPr>
                 <w:rStyle w:val="Hyperlink"/>
@@ -808,7 +808,7 @@
               <w:rPr>
                 <w:noProof/>
               </w:rPr>
-              <w:instrText xml:space="preserve"> PAGEREF _Toc241932296 \h </w:instrText>
+              <w:instrText xml:space="preserve"> PAGEREF _Toc242028064 \h </w:instrText>
             </w:r>
             <w:r>
               <w:rPr>
@@ -851,7 +851,7 @@
               <w14:ligatures w14:val="standardContextual"/>
             </w:rPr>
           </w:pPr>
-          <w:hyperlink w:anchor="_Toc241932297" w:history="1">
+          <w:hyperlink w:anchor="_Toc242028065" w:history="1">
             <w:r>
               <w:rPr>
                 <w:rStyle w:val="Hyperlink"/>
@@ -875,7 +875,7 @@
               <w:rPr>
                 <w:noProof/>
               </w:rPr>
-              <w:instrText xml:space="preserve"> PAGEREF _Toc241932297 \h </w:instrText>
+              <w:instrText xml:space="preserve"> PAGEREF _Toc242028065 \h </w:instrText>
             </w:r>
             <w:r>
               <w:rPr>
@@ -918,7 +918,7 @@
               <w14:ligatures w14:val="standardContextual"/>
             </w:rPr>
           </w:pPr>
-          <w:hyperlink w:anchor="_Toc241932298" w:history="1">
+          <w:hyperlink w:anchor="_Toc242028066" w:history="1">
             <w:r>
               <w:rPr>
                 <w:rStyle w:val="Hyperlink"/>
@@ -942,7 +942,7 @@
               <w:rPr>
                 <w:noProof/>
               </w:rPr>
-              <w:instrText xml:space="preserve"> PAGEREF _Toc241932298 \h </w:instrText>
+              <w:instrText xml:space="preserve"> PAGEREF _Toc242028066 \h </w:instrText>
             </w:r>
             <w:r>
               <w:rPr>
@@ -985,7 +985,7 @@
               <w14:ligatures w14:val="standardContextual"/>
             </w:rPr>
           </w:pPr>
-          <w:hyperlink w:anchor="_Toc241932299" w:history="1">
+          <w:hyperlink w:anchor="_Toc242028067" w:history="1">
             <w:r>
               <w:rPr>
                 <w:rStyle w:val="Hyperlink"/>
@@ -1009,7 +1009,7 @@
               <w:rPr>
                 <w:noProof/>
               </w:rPr>
-              <w:instrText xml:space="preserve"> PAGEREF _Toc241932299 \h </w:instrText>
+              <w:instrText xml:space="preserve"> PAGEREF _Toc242028067 \h </w:instrText>
             </w:r>
             <w:r>
               <w:rPr>
@@ -1052,7 +1052,7 @@
               <w14:ligatures w14:val="standardContextual"/>
             </w:rPr>
           </w:pPr>
-          <w:hyperlink w:anchor="_Toc241932300" w:history="1">
+          <w:hyperlink w:anchor="_Toc242028068" w:history="1">
             <w:r>
               <w:rPr>
                 <w:rStyle w:val="Hyperlink"/>
@@ -1076,7 +1076,7 @@
               <w:rPr>
                 <w:noProof/>
               </w:rPr>
-              <w:instrText xml:space="preserve"> PAGEREF _Toc241932300 \h </w:instrText>
+              <w:instrText xml:space="preserve"> PAGEREF _Toc242028068 \h </w:instrText>
             </w:r>
             <w:r>
               <w:rPr>
@@ -1119,7 +1119,7 @@
               <w14:ligatures w14:val="standardContextual"/>
             </w:rPr>
           </w:pPr>
-          <w:hyperlink w:anchor="_Toc241932301" w:history="1">
+          <w:hyperlink w:anchor="_Toc242028069" w:history="1">
             <w:r>
               <w:rPr>
                 <w:rStyle w:val="Hyperlink"/>
@@ -1143,7 +1143,7 @@
               <w:rPr>
                 <w:noProof/>
               </w:rPr>
-              <w:instrText xml:space="preserve"> PAGEREF _Toc241932301 \h </w:instrText>
+              <w:instrText xml:space="preserve"> PAGEREF _Toc242028069 \h </w:instrText>
             </w:r>
             <w:r>
               <w:rPr>
@@ -1186,7 +1186,7 @@
               <w14:ligatures w14:val="standardContextual"/>
             </w:rPr>
           </w:pPr>
-          <w:hyperlink w:anchor="_Toc241932302" w:history="1">
+          <w:hyperlink w:anchor="_Toc242028070" w:history="1">
             <w:r>
               <w:rPr>
                 <w:rStyle w:val="Hyperlink"/>
@@ -1210,7 +1210,7 @@
               <w:rPr>
                 <w:noProof/>
               </w:rPr>
-              <w:instrText xml:space="preserve"> PAGEREF _Toc241932302 \h </w:instrText>
+              <w:instrText xml:space="preserve"> PAGEREF _Toc242028070 \h </w:instrText>
             </w:r>
             <w:r>
               <w:rPr>
@@ -1253,7 +1253,7 @@
               <w14:ligatures w14:val="standardContextual"/>
             </w:rPr>
           </w:pPr>
-          <w:hyperlink w:anchor="_Toc241932303" w:history="1">
+          <w:hyperlink w:anchor="_Toc242028071" w:history="1">
             <w:r>
               <w:rPr>
                 <w:rStyle w:val="Hyperlink"/>
@@ -1277,7 +1277,7 @@
               <w:rPr>
                 <w:noProof/>
               </w:rPr>
-              <w:instrText xml:space="preserve"> PAGEREF _Toc241932303 \h </w:instrText>
+              <w:instrText xml:space="preserve"> PAGEREF _Toc242028071 \h </w:instrText>
             </w:r>
             <w:r>
               <w:rPr>
@@ -1320,7 +1320,7 @@
               <w14:ligatures w14:val="standardContextual"/>
             </w:rPr>
           </w:pPr>
-          <w:hyperlink w:anchor="_Toc241932304" w:history="1">
+          <w:hyperlink w:anchor="_Toc242028072" w:history="1">
             <w:r>
               <w:rPr>
                 <w:rStyle w:val="Hyperlink"/>
@@ -1344,7 +1344,7 @@
               <w:rPr>
                 <w:noProof/>
               </w:rPr>
-              <w:instrText xml:space="preserve"> PAGEREF _Toc241932304 \h </w:instrText>
+              <w:instrText xml:space="preserve"> PAGEREF _Toc242028072 \h </w:instrText>
             </w:r>
             <w:r>
               <w:rPr>
@@ -1387,7 +1387,7 @@
               <w14:ligatures w14:val="standardContextual"/>
             </w:rPr>
           </w:pPr>
-          <w:hyperlink w:anchor="_Toc241932305" w:history="1">
+          <w:hyperlink w:anchor="_Toc242028073" w:history="1">
             <w:r>
               <w:rPr>
                 <w:rStyle w:val="Hyperlink"/>
@@ -1411,7 +1411,7 @@
               <w:rPr>
                 <w:noProof/>
               </w:rPr>
-              <w:instrText xml:space="preserve"> PAGEREF _Toc241932305 \h </w:instrText>
+              <w:instrText xml:space="preserve"> PAGEREF _Toc242028073 \h </w:instrText>
             </w:r>
             <w:r>
               <w:rPr>
@@ -1454,7 +1454,7 @@
               <w14:ligatures w14:val="standardContextual"/>
             </w:rPr>
           </w:pPr>
-          <w:hyperlink w:anchor="_Toc241932306" w:history="1">
+          <w:hyperlink w:anchor="_Toc242028074" w:history="1">
             <w:r>
               <w:rPr>
                 <w:rStyle w:val="Hyperlink"/>
@@ -1478,7 +1478,7 @@
               <w:rPr>
                 <w:noProof/>
               </w:rPr>
-              <w:instrText xml:space="preserve"> PAGEREF _Toc241932306 \h </w:instrText>
+              <w:instrText xml:space="preserve"> PAGEREF _Toc242028074 \h </w:instrText>
             </w:r>
             <w:r>
               <w:rPr>
@@ -1521,7 +1521,7 @@
               <w14:ligatures w14:val="standardContextual"/>
             </w:rPr>
           </w:pPr>
-          <w:hyperlink w:anchor="_Toc241932307" w:history="1">
+          <w:hyperlink w:anchor="_Toc242028075" w:history="1">
             <w:r>
               <w:rPr>
                 <w:rStyle w:val="Hyperlink"/>
@@ -1545,7 +1545,7 @@
               <w:rPr>
                 <w:noProof/>
               </w:rPr>
-              <w:instrText xml:space="preserve"> PAGEREF _Toc241932307 \h </w:instrText>
+              <w:instrText xml:space="preserve"> PAGEREF _Toc242028075 \h </w:instrText>
             </w:r>
             <w:r>
               <w:rPr>
@@ -1588,7 +1588,7 @@
               <w14:ligatures w14:val="standardContextual"/>
             </w:rPr>
           </w:pPr>
-          <w:hyperlink w:anchor="_Toc241932308" w:history="1">
+          <w:hyperlink w:anchor="_Toc242028076" w:history="1">
             <w:r>
               <w:rPr>
                 <w:rStyle w:val="Hyperlink"/>
@@ -1612,7 +1612,7 @@
               <w:rPr>
                 <w:noProof/>
               </w:rPr>
-              <w:instrText xml:space="preserve"> PAGEREF _Toc241932308 \h </w:instrText>
+              <w:instrText xml:space="preserve"> PAGEREF _Toc242028076 \h </w:instrText>
             </w:r>
             <w:r>
               <w:rPr>
@@ -1655,7 +1655,7 @@
               <w14:ligatures w14:val="standardContextual"/>
             </w:rPr>
           </w:pPr>
-          <w:hyperlink w:anchor="_Toc241932309" w:history="1">
+          <w:hyperlink w:anchor="_Toc242028077" w:history="1">
             <w:r>
               <w:rPr>
                 <w:rStyle w:val="Hyperlink"/>
@@ -1679,7 +1679,7 @@
               <w:rPr>
                 <w:noProof/>
               </w:rPr>
-              <w:instrText xml:space="preserve"> PAGEREF _Toc241932309 \h </w:instrText>
+              <w:instrText xml:space="preserve"> PAGEREF _Toc242028077 \h </w:instrText>
             </w:r>
             <w:r>
               <w:rPr>
@@ -1722,7 +1722,7 @@
               <w14:ligatures w14:val="standardContextual"/>
             </w:rPr>
           </w:pPr>
-          <w:hyperlink w:anchor="_Toc241932310" w:history="1">
+          <w:hyperlink w:anchor="_Toc242028078" w:history="1">
             <w:r>
               <w:rPr>
                 <w:rStyle w:val="Hyperlink"/>
@@ -1746,7 +1746,7 @@
               <w:rPr>
                 <w:noProof/>
               </w:rPr>
-              <w:instrText xml:space="preserve"> PAGEREF _Toc241932310 \h </w:instrText>
+              <w:instrText xml:space="preserve"> PAGEREF _Toc242028078 \h </w:instrText>
             </w:r>
             <w:r>
               <w:rPr>
@@ -1789,7 +1789,7 @@
               <w14:ligatures w14:val="standardContextual"/>
             </w:rPr>
           </w:pPr>
-          <w:hyperlink w:anchor="_Toc241932311" w:history="1">
+          <w:hyperlink w:anchor="_Toc242028079" w:history="1">
             <w:r>
               <w:rPr>
                 <w:rStyle w:val="Hyperlink"/>
@@ -1813,7 +1813,7 @@
               <w:rPr>
                 <w:noProof/>
               </w:rPr>
-              <w:instrText xml:space="preserve"> PAGEREF _Toc241932311 \h </w:instrText>
+              <w:instrText xml:space="preserve"> PAGEREF _Toc242028079 \h </w:instrText>
             </w:r>
             <w:r>
               <w:rPr>
@@ -1856,7 +1856,7 @@
               <w14:ligatures w14:val="standardContextual"/>
             </w:rPr>
           </w:pPr>
-          <w:hyperlink w:anchor="_Toc241932312" w:history="1">
+          <w:hyperlink w:anchor="_Toc242028080" w:history="1">
             <w:r>
               <w:rPr>
                 <w:rStyle w:val="Hyperlink"/>
@@ -1880,7 +1880,7 @@
               <w:rPr>
                 <w:noProof/>
               </w:rPr>
-              <w:instrText xml:space="preserve"> PAGEREF _Toc241932312 \h </w:instrText>
+              <w:instrText xml:space="preserve"> PAGEREF _Toc242028080 \h </w:instrText>
             </w:r>
             <w:r>
               <w:rPr>
@@ -1923,7 +1923,7 @@
               <w14:ligatures w14:val="standardContextual"/>
             </w:rPr>
           </w:pPr>
-          <w:hyperlink w:anchor="_Toc241932313" w:history="1">
+          <w:hyperlink w:anchor="_Toc242028081" w:history="1">
             <w:r>
               <w:rPr>
                 <w:rStyle w:val="Hyperlink"/>
@@ -1947,7 +1947,7 @@
               <w:rPr>
                 <w:noProof/>
               </w:rPr>
-              <w:instrText xml:space="preserve"> PAGEREF _Toc241932313 \h </w:instrText>
+              <w:instrText xml:space="preserve"> PAGEREF _Toc242028081 \h </w:instrText>
             </w:r>
             <w:r>
               <w:rPr>
@@ -1990,7 +1990,7 @@
               <w14:ligatures w14:val="standardContextual"/>
             </w:rPr>
           </w:pPr>
-          <w:hyperlink w:anchor="_Toc241932314" w:history="1">
+          <w:hyperlink w:anchor="_Toc242028082" w:history="1">
             <w:r>
               <w:rPr>
                 <w:rStyle w:val="Hyperlink"/>
@@ -2014,7 +2014,7 @@
               <w:rPr>
                 <w:noProof/>
               </w:rPr>
-              <w:instrText xml:space="preserve"> PAGEREF _Toc241932314 \h </w:instrText>
+              <w:instrText xml:space="preserve"> PAGEREF _Toc242028082 \h </w:instrText>
             </w:r>
             <w:r>
               <w:rPr>
@@ -2057,7 +2057,7 @@
               <w14:ligatures w14:val="standardContextual"/>
             </w:rPr>
           </w:pPr>
-          <w:hyperlink w:anchor="_Toc241932315" w:history="1">
+          <w:hyperlink w:anchor="_Toc242028083" w:history="1">
             <w:r>
               <w:rPr>
                 <w:rStyle w:val="Hyperlink"/>
@@ -2081,7 +2081,7 @@
               <w:rPr>
                 <w:noProof/>
               </w:rPr>
-              <w:instrText xml:space="preserve"> PAGEREF _Toc241932315 \h </w:instrText>
+              <w:instrText xml:space="preserve"> PAGEREF _Toc242028083 \h </w:instrText>
             </w:r>
             <w:r>
               <w:rPr>
@@ -2124,7 +2124,7 @@
               <w14:ligatures w14:val="standardContextual"/>
             </w:rPr>
           </w:pPr>
-          <w:hyperlink w:anchor="_Toc241932316" w:history="1">
+          <w:hyperlink w:anchor="_Toc242028084" w:history="1">
             <w:r>
               <w:rPr>
                 <w:rStyle w:val="Hyperlink"/>
@@ -2148,7 +2148,7 @@
               <w:rPr>
                 <w:noProof/>
               </w:rPr>
-              <w:instrText xml:space="preserve"> PAGEREF _Toc241932316 \h </w:instrText>
+              <w:instrText xml:space="preserve"> PAGEREF _Toc242028084 \h </w:instrText>
             </w:r>
             <w:r>
               <w:rPr>
@@ -2191,7 +2191,7 @@
               <w14:ligatures w14:val="standardContextual"/>
             </w:rPr>
           </w:pPr>
-          <w:hyperlink w:anchor="_Toc241932317" w:history="1">
+          <w:hyperlink w:anchor="_Toc242028085" w:history="1">
             <w:r>
               <w:rPr>
                 <w:rStyle w:val="Hyperlink"/>
@@ -2215,7 +2215,7 @@
               <w:rPr>
                 <w:noProof/>
               </w:rPr>
-              <w:instrText xml:space="preserve"> PAGEREF _Toc241932317 \h </w:instrText>
+              <w:instrText xml:space="preserve"> PAGEREF _Toc242028085 \h </w:instrText>
             </w:r>
             <w:r>
               <w:rPr>
@@ -2258,7 +2258,7 @@
               <w14:ligatures w14:val="standardContextual"/>
             </w:rPr>
           </w:pPr>
-          <w:hyperlink w:anchor="_Toc241932318" w:history="1">
+          <w:hyperlink w:anchor="_Toc242028086" w:history="1">
             <w:r>
               <w:rPr>
                 <w:rStyle w:val="Hyperlink"/>
@@ -2282,7 +2282,7 @@
               <w:rPr>
                 <w:noProof/>
               </w:rPr>
-              <w:instrText xml:space="preserve"> PAGEREF _Toc241932318 \h </w:instrText>
+              <w:instrText xml:space="preserve"> PAGEREF _Toc242028086 \h </w:instrText>
             </w:r>
             <w:r>
               <w:rPr>
@@ -2325,7 +2325,7 @@
               <w14:ligatures w14:val="standardContextual"/>
             </w:rPr>
           </w:pPr>
-          <w:hyperlink w:anchor="_Toc241932319" w:history="1">
+          <w:hyperlink w:anchor="_Toc242028087" w:history="1">
             <w:r>
               <w:rPr>
                 <w:rStyle w:val="Hyperlink"/>
@@ -2349,7 +2349,7 @@
               <w:rPr>
                 <w:noProof/>
               </w:rPr>
-              <w:instrText xml:space="preserve"> PAGEREF _Toc241932319 \h </w:instrText>
+              <w:instrText xml:space="preserve"> PAGEREF _Toc242028087 \h </w:instrText>
             </w:r>
             <w:r>
               <w:rPr>
@@ -2392,7 +2392,7 @@
               <w14:ligatures w14:val="standardContextual"/>
             </w:rPr>
           </w:pPr>
-          <w:hyperlink w:anchor="_Toc241932320" w:history="1">
+          <w:hyperlink w:anchor="_Toc242028088" w:history="1">
             <w:r>
               <w:rPr>
                 <w:rStyle w:val="Hyperlink"/>
@@ -2416,7 +2416,7 @@
               <w:rPr>
                 <w:noProof/>
               </w:rPr>
-              <w:instrText xml:space="preserve"> PAGEREF _Toc241932320 \h </w:instrText>
+              <w:instrText xml:space="preserve"> PAGEREF _Toc242028088 \h </w:instrText>
             </w:r>
             <w:r>
               <w:rPr>
@@ -2459,7 +2459,7 @@
               <w14:ligatures w14:val="standardContextual"/>
             </w:rPr>
           </w:pPr>
-          <w:hyperlink w:anchor="_Toc241932321" w:history="1">
+          <w:hyperlink w:anchor="_Toc242028089" w:history="1">
             <w:r>
               <w:rPr>
                 <w:rStyle w:val="Hyperlink"/>
@@ -2483,7 +2483,7 @@
               <w:rPr>
                 <w:noProof/>
               </w:rPr>
-              <w:instrText xml:space="preserve"> PAGEREF _Toc241932321 \h </w:instrText>
+              <w:instrText xml:space="preserve"> PAGEREF _Toc242028089 \h </w:instrText>
             </w:r>
             <w:r>
               <w:rPr>
@@ -2526,7 +2526,7 @@
               <w14:ligatures w14:val="standardContextual"/>
             </w:rPr>
           </w:pPr>
-          <w:hyperlink w:anchor="_Toc241932322" w:history="1">
+          <w:hyperlink w:anchor="_Toc242028090" w:history="1">
             <w:r>
               <w:rPr>
                 <w:rStyle w:val="Hyperlink"/>
@@ -2550,7 +2550,7 @@
               <w:rPr>
                 <w:noProof/>
               </w:rPr>
-              <w:instrText xml:space="preserve"> PAGEREF _Toc241932322 \h </w:instrText>
+              <w:instrText xml:space="preserve"> PAGEREF _Toc242028090 \h </w:instrText>
             </w:r>
             <w:r>
               <w:rPr>
@@ -2593,7 +2593,7 @@
               <w14:ligatures w14:val="standardContextual"/>
             </w:rPr>
           </w:pPr>
-          <w:hyperlink w:anchor="_Toc241932323" w:history="1">
+          <w:hyperlink w:anchor="_Toc242028091" w:history="1">
             <w:r>
               <w:rPr>
                 <w:rStyle w:val="Hyperlink"/>
@@ -2617,7 +2617,7 @@
               <w:rPr>
                 <w:noProof/>
               </w:rPr>
-              <w:instrText xml:space="preserve"> PAGEREF _Toc241932323 \h </w:instrText>
+              <w:instrText xml:space="preserve"> PAGEREF _Toc242028091 \h </w:instrText>
             </w:r>
             <w:r>
               <w:rPr>
@@ -2660,7 +2660,7 @@
               <w14:ligatures w14:val="standardContextual"/>
             </w:rPr>
           </w:pPr>
-          <w:hyperlink w:anchor="_Toc241932324" w:history="1">
+          <w:hyperlink w:anchor="_Toc242028092" w:history="1">
             <w:r>
               <w:rPr>
                 <w:rStyle w:val="Hyperlink"/>
@@ -2684,7 +2684,7 @@
               <w:rPr>
                 <w:noProof/>
               </w:rPr>
-              <w:instrText xml:space="preserve"> PAGEREF _Toc241932324 \h </w:instrText>
+              <w:instrText xml:space="preserve"> PAGEREF _Toc242028092 \h </w:instrText>
             </w:r>
             <w:r>
               <w:rPr>
@@ -2727,7 +2727,7 @@
               <w14:ligatures w14:val="standardContextual"/>
             </w:rPr>
           </w:pPr>
-          <w:hyperlink w:anchor="_Toc241932325" w:history="1">
+          <w:hyperlink w:anchor="_Toc242028093" w:history="1">
             <w:r>
               <w:rPr>
                 <w:rStyle w:val="Hyperlink"/>
@@ -2751,7 +2751,7 @@
               <w:rPr>
                 <w:noProof/>
               </w:rPr>
-              <w:instrText xml:space="preserve"> PAGEREF _Toc241932325 \h </w:instrText>
+              <w:instrText xml:space="preserve"> PAGEREF _Toc242028093 \h </w:instrText>
             </w:r>
             <w:r>
               <w:rPr>
@@ -2794,7 +2794,7 @@
               <w14:ligatures w14:val="standardContextual"/>
             </w:rPr>
           </w:pPr>
-          <w:hyperlink w:anchor="_Toc241932326" w:history="1">
+          <w:hyperlink w:anchor="_Toc242028094" w:history="1">
             <w:r>
               <w:rPr>
                 <w:rStyle w:val="Hyperlink"/>
@@ -2818,7 +2818,7 @@
               <w:rPr>
                 <w:noProof/>
               </w:rPr>
-              <w:instrText xml:space="preserve"> PAGEREF _Toc241932326 \h </w:instrText>
+              <w:instrText xml:space="preserve"> PAGEREF _Toc242028094 \h </w:instrText>
             </w:r>
             <w:r>
               <w:rPr>
@@ -2861,7 +2861,7 @@
               <w14:ligatures w14:val="standardContextual"/>
             </w:rPr>
           </w:pPr>
-          <w:hyperlink w:anchor="_Toc241932327" w:history="1">
+          <w:hyperlink w:anchor="_Toc242028095" w:history="1">
             <w:r>
               <w:rPr>
                 <w:rStyle w:val="Hyperlink"/>
@@ -2885,7 +2885,7 @@
               <w:rPr>
                 <w:noProof/>
               </w:rPr>
-              <w:instrText xml:space="preserve"> PAGEREF _Toc241932327 \h </w:instrText>
+              <w:instrText xml:space="preserve"> PAGEREF _Toc242028095 \h </w:instrText>
             </w:r>
             <w:r>
               <w:rPr>
@@ -2928,7 +2928,7 @@
               <w14:ligatures w14:val="standardContextual"/>
             </w:rPr>
           </w:pPr>
-          <w:hyperlink w:anchor="_Toc241932328" w:history="1">
+          <w:hyperlink w:anchor="_Toc242028096" w:history="1">
             <w:r>
               <w:rPr>
                 <w:rStyle w:val="Hyperlink"/>
@@ -2952,7 +2952,7 @@
               <w:rPr>
                 <w:noProof/>
               </w:rPr>
-              <w:instrText xml:space="preserve"> PAGEREF _Toc241932328 \h </w:instrText>
+              <w:instrText xml:space="preserve"> PAGEREF _Toc242028096 \h </w:instrText>
             </w:r>
             <w:r>
               <w:rPr>
@@ -2995,7 +2995,7 @@
               <w14:ligatures w14:val="standardContextual"/>
             </w:rPr>
           </w:pPr>
-          <w:hyperlink w:anchor="_Toc241932329" w:history="1">
+          <w:hyperlink w:anchor="_Toc242028097" w:history="1">
             <w:r>
               <w:rPr>
                 <w:rStyle w:val="Hyperlink"/>
@@ -3019,7 +3019,7 @@
               <w:rPr>
                 <w:noProof/>
               </w:rPr>
-              <w:instrText xml:space="preserve"> PAGEREF _Toc241932329 \h </w:instrText>
+              <w:instrText xml:space="preserve"> PAGEREF _Toc242028097 \h </w:instrText>
             </w:r>
             <w:r>
               <w:rPr>
@@ -3062,7 +3062,7 @@
               <w14:ligatures w14:val="standardContextual"/>
             </w:rPr>
           </w:pPr>
-          <w:hyperlink w:anchor="_Toc241932330" w:history="1">
+          <w:hyperlink w:anchor="_Toc242028098" w:history="1">
             <w:r>
               <w:rPr>
                 <w:rStyle w:val="Hyperlink"/>
@@ -3086,7 +3086,7 @@
               <w:rPr>
                 <w:noProof/>
               </w:rPr>
-              <w:instrText xml:space="preserve"> PAGEREF _Toc241932330 \h </w:instrText>
+              <w:instrText xml:space="preserve"> PAGEREF _Toc242028098 \h </w:instrText>
             </w:r>
             <w:r>
               <w:rPr>
@@ -3129,13 +3129,13 @@
               <w14:ligatures w14:val="standardContextual"/>
             </w:rPr>
           </w:pPr>
-          <w:hyperlink w:anchor="_Toc241932331" w:history="1">
+          <w:hyperlink w:anchor="_Toc242028099" w:history="1">
             <w:r>
               <w:rPr>
                 <w:rStyle w:val="Hyperlink"/>
                 <w:noProof/>
               </w:rPr>
-              <w:t>10. Screens from the App</w:t>
+              <w:t>10. A Walk Through the App</w:t>
             </w:r>
             <w:r>
               <w:rPr>
@@ -3153,7 +3153,7 @@
               <w:rPr>
                 <w:noProof/>
               </w:rPr>
-              <w:instrText xml:space="preserve"> PAGEREF _Toc241932331 \h </w:instrText>
+              <w:instrText xml:space="preserve"> PAGEREF _Toc242028099 \h </w:instrText>
             </w:r>
             <w:r>
               <w:rPr>
@@ -3196,13 +3196,13 @@
               <w14:ligatures w14:val="standardContextual"/>
             </w:rPr>
           </w:pPr>
-          <w:hyperlink w:anchor="_Toc241932332" w:history="1">
+          <w:hyperlink w:anchor="_Toc242028100" w:history="1">
             <w:r>
               <w:rPr>
                 <w:rStyle w:val="Hyperlink"/>
                 <w:noProof/>
               </w:rPr>
-              <w:t>Main menu</w:t>
+              <w:t>10.1 Starting up and signing in</w:t>
             </w:r>
             <w:r>
               <w:rPr>
@@ -3220,7 +3220,7 @@
               <w:rPr>
                 <w:noProof/>
               </w:rPr>
-              <w:instrText xml:space="preserve"> PAGEREF _Toc241932332 \h </w:instrText>
+              <w:instrText xml:space="preserve"> PAGEREF _Toc242028100 \h </w:instrText>
             </w:r>
             <w:r>
               <w:rPr>
@@ -3263,13 +3263,13 @@
               <w14:ligatures w14:val="standardContextual"/>
             </w:rPr>
           </w:pPr>
-          <w:hyperlink w:anchor="_Toc241932333" w:history="1">
+          <w:hyperlink w:anchor="_Toc242028101" w:history="1">
             <w:r>
               <w:rPr>
                 <w:rStyle w:val="Hyperlink"/>
                 <w:noProof/>
               </w:rPr>
-              <w:t>Take me somewhere: Central Library to the main gate</w:t>
+              <w:t>10.2 Take me somewhere</w:t>
             </w:r>
             <w:r>
               <w:rPr>
@@ -3287,7 +3287,7 @@
               <w:rPr>
                 <w:noProof/>
               </w:rPr>
-              <w:instrText xml:space="preserve"> PAGEREF _Toc241932333 \h </w:instrText>
+              <w:instrText xml:space="preserve"> PAGEREF _Toc242028101 \h </w:instrText>
             </w:r>
             <w:r>
               <w:rPr>
@@ -3304,7 +3304,7 @@
               <w:rPr>
                 <w:noProof/>
               </w:rPr>
-              <w:t>19</w:t>
+              <w:t>20</w:t>
             </w:r>
             <w:r>
               <w:rPr>
@@ -3330,13 +3330,13 @@
               <w14:ligatures w14:val="standardContextual"/>
             </w:rPr>
           </w:pPr>
-          <w:hyperlink w:anchor="_Toc241932334" w:history="1">
+          <w:hyperlink w:anchor="_Toc242028102" w:history="1">
             <w:r>
               <w:rPr>
                 <w:rStyle w:val="Hyperlink"/>
                 <w:noProof/>
               </w:rPr>
-              <w:t>What's near me, from the main gate</w:t>
+              <w:t>10.3 What's near me and the place page</w:t>
             </w:r>
             <w:r>
               <w:rPr>
@@ -3354,7 +3354,7 @@
               <w:rPr>
                 <w:noProof/>
               </w:rPr>
-              <w:instrText xml:space="preserve"> PAGEREF _Toc241932334 \h </w:instrText>
+              <w:instrText xml:space="preserve"> PAGEREF _Toc242028102 \h </w:instrText>
             </w:r>
             <w:r>
               <w:rPr>
@@ -3371,7 +3371,208 @@
               <w:rPr>
                 <w:noProof/>
               </w:rPr>
-              <w:t>20</w:t>
+              <w:t>21</w:t>
+            </w:r>
+            <w:r>
+              <w:rPr>
+                <w:noProof/>
+              </w:rPr>
+              <w:fldChar w:fldCharType="end"/>
+            </w:r>
+          </w:hyperlink>
+        </w:p>
+        <w:p>
+          <w:pPr>
+            <w:pStyle w:val="TOC2"/>
+            <w:tabs>
+              <w:tab w:val="right" w:leader="dot" w:pos="9016"/>
+            </w:tabs>
+            <w:rPr>
+              <w:rFonts w:asciiTheme="minorHAnsi" w:eastAsiaTheme="minorEastAsia" w:hAnsiTheme="minorHAnsi" w:cstheme="minorBidi"/>
+              <w:noProof/>
+              <w:color w:val="auto"/>
+              <w:kern w:val="2"/>
+              <w:sz w:val="24"/>
+              <w:szCs w:val="24"/>
+              <w14:ligatures w14:val="standardContextual"/>
+            </w:rPr>
+          </w:pPr>
+          <w:hyperlink w:anchor="_Toc242028103" w:history="1">
+            <w:r>
+              <w:rPr>
+                <w:rStyle w:val="Hyperlink"/>
+                <w:noProof/>
+              </w:rPr>
+              <w:t>10.4 Explore the campus</w:t>
+            </w:r>
+            <w:r>
+              <w:rPr>
+                <w:noProof/>
+              </w:rPr>
+              <w:tab/>
+            </w:r>
+            <w:r>
+              <w:rPr>
+                <w:noProof/>
+              </w:rPr>
+              <w:fldChar w:fldCharType="begin"/>
+            </w:r>
+            <w:r>
+              <w:rPr>
+                <w:noProof/>
+              </w:rPr>
+              <w:instrText xml:space="preserve"> PAGEREF _Toc242028103 \h </w:instrText>
+            </w:r>
+            <w:r>
+              <w:rPr>
+                <w:noProof/>
+              </w:rPr>
+            </w:r>
+            <w:r>
+              <w:rPr>
+                <w:noProof/>
+              </w:rPr>
+              <w:fldChar w:fldCharType="separate"/>
+            </w:r>
+            <w:r>
+              <w:rPr>
+                <w:noProof/>
+              </w:rPr>
+              <w:t>21</w:t>
+            </w:r>
+            <w:r>
+              <w:rPr>
+                <w:noProof/>
+              </w:rPr>
+              <w:fldChar w:fldCharType="end"/>
+            </w:r>
+          </w:hyperlink>
+        </w:p>
+        <w:p>
+          <w:pPr>
+            <w:pStyle w:val="TOC2"/>
+            <w:tabs>
+              <w:tab w:val="right" w:leader="dot" w:pos="9016"/>
+            </w:tabs>
+            <w:rPr>
+              <w:rFonts w:asciiTheme="minorHAnsi" w:eastAsiaTheme="minorEastAsia" w:hAnsiTheme="minorHAnsi" w:cstheme="minorBidi"/>
+              <w:noProof/>
+              <w:color w:val="auto"/>
+              <w:kern w:val="2"/>
+              <w:sz w:val="24"/>
+              <w:szCs w:val="24"/>
+              <w14:ligatures w14:val="standardContextual"/>
+            </w:rPr>
+          </w:pPr>
+          <w:hyperlink w:anchor="_Toc242028104" w:history="1">
+            <w:r>
+              <w:rPr>
+                <w:rStyle w:val="Hyperlink"/>
+                <w:noProof/>
+              </w:rPr>
+              <w:t>10.5 Search and sort</w:t>
+            </w:r>
+            <w:r>
+              <w:rPr>
+                <w:noProof/>
+              </w:rPr>
+              <w:tab/>
+            </w:r>
+            <w:r>
+              <w:rPr>
+                <w:noProof/>
+              </w:rPr>
+              <w:fldChar w:fldCharType="begin"/>
+            </w:r>
+            <w:r>
+              <w:rPr>
+                <w:noProof/>
+              </w:rPr>
+              <w:instrText xml:space="preserve"> PAGEREF _Toc242028104 \h </w:instrText>
+            </w:r>
+            <w:r>
+              <w:rPr>
+                <w:noProof/>
+              </w:rPr>
+            </w:r>
+            <w:r>
+              <w:rPr>
+                <w:noProof/>
+              </w:rPr>
+              <w:fldChar w:fldCharType="separate"/>
+            </w:r>
+            <w:r>
+              <w:rPr>
+                <w:noProof/>
+              </w:rPr>
+              <w:t>22</w:t>
+            </w:r>
+            <w:r>
+              <w:rPr>
+                <w:noProof/>
+              </w:rPr>
+              <w:fldChar w:fldCharType="end"/>
+            </w:r>
+          </w:hyperlink>
+        </w:p>
+        <w:p>
+          <w:pPr>
+            <w:pStyle w:val="TOC2"/>
+            <w:tabs>
+              <w:tab w:val="right" w:leader="dot" w:pos="9016"/>
+            </w:tabs>
+            <w:rPr>
+              <w:rFonts w:asciiTheme="minorHAnsi" w:eastAsiaTheme="minorEastAsia" w:hAnsiTheme="minorHAnsi" w:cstheme="minorBidi"/>
+              <w:noProof/>
+              <w:color w:val="auto"/>
+              <w:kern w:val="2"/>
+              <w:sz w:val="24"/>
+              <w:szCs w:val="24"/>
+              <w14:ligatures w14:val="standardContextual"/>
+            </w:rPr>
+          </w:pPr>
+          <w:hyperlink w:anchor="_Toc242028105" w:history="1">
+            <w:r>
+              <w:rPr>
+                <w:rStyle w:val="Hyperlink"/>
+                <w:noProof/>
+              </w:rPr>
+              <w:t>10.6 Location, history and favorites</w:t>
+            </w:r>
+            <w:r>
+              <w:rPr>
+                <w:noProof/>
+              </w:rPr>
+              <w:tab/>
+            </w:r>
+            <w:r>
+              <w:rPr>
+                <w:noProof/>
+              </w:rPr>
+              <w:fldChar w:fldCharType="begin"/>
+            </w:r>
+            <w:r>
+              <w:rPr>
+                <w:noProof/>
+              </w:rPr>
+              <w:instrText xml:space="preserve"> PAGEREF _Toc242028105 \h </w:instrText>
+            </w:r>
+            <w:r>
+              <w:rPr>
+                <w:noProof/>
+              </w:rPr>
+            </w:r>
+            <w:r>
+              <w:rPr>
+                <w:noProof/>
+              </w:rPr>
+              <w:fldChar w:fldCharType="separate"/>
+            </w:r>
+            <w:r>
+              <w:rPr>
+                <w:noProof/>
+              </w:rPr>
+              <w:t>22</w:t>
             </w:r>
             <w:r>
               <w:rPr>
@@ -3397,7 +3598,7 @@
               <w14:ligatures w14:val="standardContextual"/>
             </w:rPr>
           </w:pPr>
-          <w:hyperlink w:anchor="_Toc241932335" w:history="1">
+          <w:hyperlink w:anchor="_Toc242028106" w:history="1">
             <w:r>
               <w:rPr>
                 <w:rStyle w:val="Hyperlink"/>
@@ -3421,7 +3622,7 @@
               <w:rPr>
                 <w:noProof/>
               </w:rPr>
-              <w:instrText xml:space="preserve"> PAGEREF _Toc241932335 \h </w:instrText>
+              <w:instrText xml:space="preserve"> PAGEREF _Toc242028106 \h </w:instrText>
             </w:r>
             <w:r>
               <w:rPr>
@@ -3438,7 +3639,7 @@
               <w:rPr>
                 <w:noProof/>
               </w:rPr>
-              <w:t>21</w:t>
+              <w:t>24</w:t>
             </w:r>
             <w:r>
               <w:rPr>
@@ -3464,7 +3665,7 @@
               <w14:ligatures w14:val="standardContextual"/>
             </w:rPr>
           </w:pPr>
-          <w:hyperlink w:anchor="_Toc241932336" w:history="1">
+          <w:hyperlink w:anchor="_Toc242028107" w:history="1">
             <w:r>
               <w:rPr>
                 <w:rStyle w:val="Hyperlink"/>
@@ -3488,7 +3689,7 @@
               <w:rPr>
                 <w:noProof/>
               </w:rPr>
-              <w:instrText xml:space="preserve"> PAGEREF _Toc241932336 \h </w:instrText>
+              <w:instrText xml:space="preserve"> PAGEREF _Toc242028107 \h </w:instrText>
             </w:r>
             <w:r>
               <w:rPr>
@@ -3505,7 +3706,7 @@
               <w:rPr>
                 <w:noProof/>
               </w:rPr>
-              <w:t>22</w:t>
+              <w:t>25</w:t>
             </w:r>
             <w:r>
               <w:rPr>
@@ -3531,7 +3732,7 @@
               <w14:ligatures w14:val="standardContextual"/>
             </w:rPr>
           </w:pPr>
-          <w:hyperlink w:anchor="_Toc241932337" w:history="1">
+          <w:hyperlink w:anchor="_Toc242028108" w:history="1">
             <w:r>
               <w:rPr>
                 <w:rStyle w:val="Hyperlink"/>
@@ -3555,7 +3756,7 @@
               <w:rPr>
                 <w:noProof/>
               </w:rPr>
-              <w:instrText xml:space="preserve"> PAGEREF _Toc241932337 \h </w:instrText>
+              <w:instrText xml:space="preserve"> PAGEREF _Toc242028108 \h </w:instrText>
             </w:r>
             <w:r>
               <w:rPr>
@@ -3572,7 +3773,7 @@
               <w:rPr>
                 <w:noProof/>
               </w:rPr>
-              <w:t>22</w:t>
+              <w:t>25</w:t>
             </w:r>
             <w:r>
               <w:rPr>
@@ -3598,7 +3799,7 @@
               <w14:ligatures w14:val="standardContextual"/>
             </w:rPr>
           </w:pPr>
-          <w:hyperlink w:anchor="_Toc241932338" w:history="1">
+          <w:hyperlink w:anchor="_Toc242028109" w:history="1">
             <w:r>
               <w:rPr>
                 <w:rStyle w:val="Hyperlink"/>
@@ -3622,7 +3823,7 @@
               <w:rPr>
                 <w:noProof/>
               </w:rPr>
-              <w:instrText xml:space="preserve"> PAGEREF _Toc241932338 \h </w:instrText>
+              <w:instrText xml:space="preserve"> PAGEREF _Toc242028109 \h </w:instrText>
             </w:r>
             <w:r>
               <w:rPr>
@@ -3639,7 +3840,7 @@
               <w:rPr>
                 <w:noProof/>
               </w:rPr>
-              <w:t>22</w:t>
+              <w:t>25</w:t>
             </w:r>
             <w:r>
               <w:rPr>
@@ -3665,7 +3866,7 @@
               <w14:ligatures w14:val="standardContextual"/>
             </w:rPr>
           </w:pPr>
-          <w:hyperlink w:anchor="_Toc241932339" w:history="1">
+          <w:hyperlink w:anchor="_Toc242028110" w:history="1">
             <w:r>
               <w:rPr>
                 <w:rStyle w:val="Hyperlink"/>
@@ -3689,7 +3890,7 @@
               <w:rPr>
                 <w:noProof/>
               </w:rPr>
-              <w:instrText xml:space="preserve"> PAGEREF _Toc241932339 \h </w:instrText>
+              <w:instrText xml:space="preserve"> PAGEREF _Toc242028110 \h </w:instrText>
             </w:r>
             <w:r>
               <w:rPr>
@@ -3706,7 +3907,7 @@
               <w:rPr>
                 <w:noProof/>
               </w:rPr>
-              <w:t>22</w:t>
+              <w:t>25</w:t>
             </w:r>
             <w:r>
               <w:rPr>
@@ -3732,7 +3933,7 @@
               <w14:ligatures w14:val="standardContextual"/>
             </w:rPr>
           </w:pPr>
-          <w:hyperlink w:anchor="_Toc241932340" w:history="1">
+          <w:hyperlink w:anchor="_Toc242028111" w:history="1">
             <w:r>
               <w:rPr>
                 <w:rStyle w:val="Hyperlink"/>
@@ -3756,7 +3957,7 @@
               <w:rPr>
                 <w:noProof/>
               </w:rPr>
-              <w:instrText xml:space="preserve"> PAGEREF _Toc241932340 \h </w:instrText>
+              <w:instrText xml:space="preserve"> PAGEREF _Toc242028111 \h </w:instrText>
             </w:r>
             <w:r>
               <w:rPr>
@@ -3773,7 +3974,7 @@
               <w:rPr>
                 <w:noProof/>
               </w:rPr>
-              <w:t>22</w:t>
+              <w:t>25</w:t>
             </w:r>
             <w:r>
               <w:rPr>
@@ -3799,7 +4000,7 @@
               <w14:ligatures w14:val="standardContextual"/>
             </w:rPr>
           </w:pPr>
-          <w:hyperlink w:anchor="_Toc241932341" w:history="1">
+          <w:hyperlink w:anchor="_Toc242028112" w:history="1">
             <w:r>
               <w:rPr>
                 <w:rStyle w:val="Hyperlink"/>
@@ -3823,7 +4024,7 @@
               <w:rPr>
                 <w:noProof/>
               </w:rPr>
-              <w:instrText xml:space="preserve"> PAGEREF _Toc241932341 \h </w:instrText>
+              <w:instrText xml:space="preserve"> PAGEREF _Toc242028112 \h </w:instrText>
             </w:r>
             <w:r>
               <w:rPr>
@@ -3840,7 +4041,7 @@
               <w:rPr>
                 <w:noProof/>
               </w:rPr>
-              <w:t>23</w:t>
+              <w:t>26</w:t>
             </w:r>
             <w:r>
               <w:rPr>
@@ -3866,7 +4067,7 @@
               <w14:ligatures w14:val="standardContextual"/>
             </w:rPr>
           </w:pPr>
-          <w:hyperlink w:anchor="_Toc241932342" w:history="1">
+          <w:hyperlink w:anchor="_Toc242028113" w:history="1">
             <w:r>
               <w:rPr>
                 <w:rStyle w:val="Hyperlink"/>
@@ -3890,7 +4091,7 @@
               <w:rPr>
                 <w:noProof/>
               </w:rPr>
-              <w:instrText xml:space="preserve"> PAGEREF _Toc241932342 \h </w:instrText>
+              <w:instrText xml:space="preserve"> PAGEREF _Toc242028113 \h </w:instrText>
             </w:r>
             <w:r>
               <w:rPr>
@@ -3907,7 +4108,7 @@
               <w:rPr>
                 <w:noProof/>
               </w:rPr>
-              <w:t>24</w:t>
+              <w:t>27</w:t>
             </w:r>
             <w:r>
               <w:rPr>
@@ -3933,7 +4134,7 @@
               <w14:ligatures w14:val="standardContextual"/>
             </w:rPr>
           </w:pPr>
-          <w:hyperlink w:anchor="_Toc241932343" w:history="1">
+          <w:hyperlink w:anchor="_Toc242028114" w:history="1">
             <w:r>
               <w:rPr>
                 <w:rStyle w:val="Hyperlink"/>
@@ -3957,7 +4158,7 @@
               <w:rPr>
                 <w:noProof/>
               </w:rPr>
-              <w:instrText xml:space="preserve"> PAGEREF _Toc241932343 \h </w:instrText>
+              <w:instrText xml:space="preserve"> PAGEREF _Toc242028114 \h </w:instrText>
             </w:r>
             <w:r>
               <w:rPr>
@@ -3974,7 +4175,7 @@
               <w:rPr>
                 <w:noProof/>
               </w:rPr>
-              <w:t>24</w:t>
+              <w:t>27</w:t>
             </w:r>
             <w:r>
               <w:rPr>
@@ -4000,7 +4201,7 @@
               <w14:ligatures w14:val="standardContextual"/>
             </w:rPr>
           </w:pPr>
-          <w:hyperlink w:anchor="_Toc241932344" w:history="1">
+          <w:hyperlink w:anchor="_Toc242028115" w:history="1">
             <w:r>
               <w:rPr>
                 <w:rStyle w:val="Hyperlink"/>
@@ -4024,7 +4225,7 @@
               <w:rPr>
                 <w:noProof/>
               </w:rPr>
-              <w:instrText xml:space="preserve"> PAGEREF _Toc241932344 \h </w:instrText>
+              <w:instrText xml:space="preserve"> PAGEREF _Toc242028115 \h </w:instrText>
             </w:r>
             <w:r>
               <w:rPr>
@@ -4041,7 +4242,7 @@
               <w:rPr>
                 <w:noProof/>
               </w:rPr>
-              <w:t>24</w:t>
+              <w:t>27</w:t>
             </w:r>
             <w:r>
               <w:rPr>
@@ -4067,7 +4268,7 @@
               <w14:ligatures w14:val="standardContextual"/>
             </w:rPr>
           </w:pPr>
-          <w:hyperlink w:anchor="_Toc241932345" w:history="1">
+          <w:hyperlink w:anchor="_Toc242028116" w:history="1">
             <w:r>
               <w:rPr>
                 <w:rStyle w:val="Hyperlink"/>
@@ -4091,7 +4292,7 @@
               <w:rPr>
                 <w:noProof/>
               </w:rPr>
-              <w:instrText xml:space="preserve"> PAGEREF _Toc241932345 \h </w:instrText>
+              <w:instrText xml:space="preserve"> PAGEREF _Toc242028116 \h </w:instrText>
             </w:r>
             <w:r>
               <w:rPr>
@@ -4108,7 +4309,7 @@
               <w:rPr>
                 <w:noProof/>
               </w:rPr>
-              <w:t>24</w:t>
+              <w:t>27</w:t>
             </w:r>
             <w:r>
               <w:rPr>
@@ -4134,7 +4335,7 @@
               <w14:ligatures w14:val="standardContextual"/>
             </w:rPr>
           </w:pPr>
-          <w:hyperlink w:anchor="_Toc241932346" w:history="1">
+          <w:hyperlink w:anchor="_Toc242028117" w:history="1">
             <w:r>
               <w:rPr>
                 <w:rStyle w:val="Hyperlink"/>
@@ -4158,7 +4359,7 @@
               <w:rPr>
                 <w:noProof/>
               </w:rPr>
-              <w:instrText xml:space="preserve"> PAGEREF _Toc241932346 \h </w:instrText>
+              <w:instrText xml:space="preserve"> PAGEREF _Toc242028117 \h </w:instrText>
             </w:r>
             <w:r>
               <w:rPr>
@@ -4175,7 +4376,7 @@
               <w:rPr>
                 <w:noProof/>
               </w:rPr>
-              <w:t>25</w:t>
+              <w:t>28</w:t>
             </w:r>
             <w:r>
               <w:rPr>
@@ -4201,7 +4402,7 @@
               <w14:ligatures w14:val="standardContextual"/>
             </w:rPr>
           </w:pPr>
-          <w:hyperlink w:anchor="_Toc241932347" w:history="1">
+          <w:hyperlink w:anchor="_Toc242028118" w:history="1">
             <w:r>
               <w:rPr>
                 <w:rStyle w:val="Hyperlink"/>
@@ -4225,7 +4426,7 @@
               <w:rPr>
                 <w:noProof/>
               </w:rPr>
-              <w:instrText xml:space="preserve"> PAGEREF _Toc241932347 \h </w:instrText>
+              <w:instrText xml:space="preserve"> PAGEREF _Toc242028118 \h </w:instrText>
             </w:r>
             <w:r>
               <w:rPr>
@@ -4242,7 +4443,7 @@
               <w:rPr>
                 <w:noProof/>
               </w:rPr>
-              <w:t>25</w:t>
+              <w:t>28</w:t>
             </w:r>
             <w:r>
               <w:rPr>
@@ -4268,7 +4469,7 @@
               <w14:ligatures w14:val="standardContextual"/>
             </w:rPr>
           </w:pPr>
-          <w:hyperlink w:anchor="_Toc241932348" w:history="1">
+          <w:hyperlink w:anchor="_Toc242028119" w:history="1">
             <w:r>
               <w:rPr>
                 <w:rStyle w:val="Hyperlink"/>
@@ -4292,7 +4493,7 @@
               <w:rPr>
                 <w:noProof/>
               </w:rPr>
-              <w:instrText xml:space="preserve"> PAGEREF _Toc241932348 \h </w:instrText>
+              <w:instrText xml:space="preserve"> PAGEREF _Toc242028119 \h </w:instrText>
             </w:r>
             <w:r>
               <w:rPr>
@@ -4309,7 +4510,7 @@
               <w:rPr>
                 <w:noProof/>
               </w:rPr>
-              <w:t>26</w:t>
+              <w:t>29</w:t>
             </w:r>
             <w:r>
               <w:rPr>
@@ -4335,7 +4536,7 @@
               <w14:ligatures w14:val="standardContextual"/>
             </w:rPr>
           </w:pPr>
-          <w:hyperlink w:anchor="_Toc241932349" w:history="1">
+          <w:hyperlink w:anchor="_Toc242028120" w:history="1">
             <w:r>
               <w:rPr>
                 <w:rStyle w:val="Hyperlink"/>
@@ -4359,7 +4560,7 @@
               <w:rPr>
                 <w:noProof/>
               </w:rPr>
-              <w:instrText xml:space="preserve"> PAGEREF _Toc241932349 \h </w:instrText>
+              <w:instrText xml:space="preserve"> PAGEREF _Toc242028120 \h </w:instrText>
             </w:r>
             <w:r>
               <w:rPr>
@@ -4376,7 +4577,7 @@
               <w:rPr>
                 <w:noProof/>
               </w:rPr>
-              <w:t>28</w:t>
+              <w:t>31</w:t>
             </w:r>
             <w:r>
               <w:rPr>
@@ -4402,7 +4603,7 @@
               <w14:ligatures w14:val="standardContextual"/>
             </w:rPr>
           </w:pPr>
-          <w:hyperlink w:anchor="_Toc241932350" w:history="1">
+          <w:hyperlink w:anchor="_Toc242028121" w:history="1">
             <w:r>
               <w:rPr>
                 <w:rStyle w:val="Hyperlink"/>
@@ -4426,7 +4627,7 @@
               <w:rPr>
                 <w:noProof/>
               </w:rPr>
-              <w:instrText xml:space="preserve"> PAGEREF _Toc241932350 \h </w:instrText>
+              <w:instrText xml:space="preserve"> PAGEREF _Toc242028121 \h </w:instrText>
             </w:r>
             <w:r>
               <w:rPr>
@@ -4443,7 +4644,7 @@
               <w:rPr>
                 <w:noProof/>
               </w:rPr>
-              <w:t>28</w:t>
+              <w:t>31</w:t>
             </w:r>
             <w:r>
               <w:rPr>
@@ -4469,7 +4670,7 @@
               <w14:ligatures w14:val="standardContextual"/>
             </w:rPr>
           </w:pPr>
-          <w:hyperlink w:anchor="_Toc241932351" w:history="1">
+          <w:hyperlink w:anchor="_Toc242028122" w:history="1">
             <w:r>
               <w:rPr>
                 <w:rStyle w:val="Hyperlink"/>
@@ -4493,7 +4694,7 @@
               <w:rPr>
                 <w:noProof/>
               </w:rPr>
-              <w:instrText xml:space="preserve"> PAGEREF _Toc241932351 \h </w:instrText>
+              <w:instrText xml:space="preserve"> PAGEREF _Toc242028122 \h </w:instrText>
             </w:r>
             <w:r>
               <w:rPr>
@@ -4510,7 +4711,7 @@
               <w:rPr>
                 <w:noProof/>
               </w:rPr>
-              <w:t>30</w:t>
+              <w:t>33</w:t>
             </w:r>
             <w:r>
               <w:rPr>
@@ -4532,8 +4733,9 @@
         <w:pStyle w:val="Heading1"/>
         <w:pageBreakBefore/>
       </w:pPr>
-      <w:bookmarkStart w:id="0" w:name="_Toc241932293"/>
-      <w:r>
+      <w:bookmarkStart w:id="0" w:name="_Toc242028061"/>
+      <w:r>
+        <w:lastRenderedPageBreak/>
         <w:t>1. Introduction</w:t>
       </w:r>
       <w:bookmarkEnd w:id="0"/>
@@ -4542,7 +4744,7 @@
       <w:pPr>
         <w:pStyle w:val="Heading2"/>
       </w:pPr>
-      <w:bookmarkStart w:id="1" w:name="_Toc241932294"/>
+      <w:bookmarkStart w:id="1" w:name="_Toc242028062"/>
       <w:r>
         <w:t>1.1 The problem</w:t>
       </w:r>
@@ -4568,7 +4770,7 @@
       <w:pPr>
         <w:pStyle w:val="Heading2"/>
       </w:pPr>
-      <w:bookmarkStart w:id="2" w:name="_Toc241932295"/>
+      <w:bookmarkStart w:id="2" w:name="_Toc242028063"/>
       <w:r>
         <w:t>1.2 Motivation</w:t>
       </w:r>
@@ -4656,7 +4858,7 @@
       <w:pPr>
         <w:pStyle w:val="Heading2"/>
       </w:pPr>
-      <w:bookmarkStart w:id="3" w:name="_Toc241932296"/>
+      <w:bookmarkStart w:id="3" w:name="_Toc242028064"/>
       <w:r>
         <w:t>1.3 Objectives</w:t>
       </w:r>
@@ -4751,7 +4953,7 @@
       <w:pPr>
         <w:pStyle w:val="Heading2"/>
       </w:pPr>
-      <w:bookmarkStart w:id="4" w:name="_Toc241932297"/>
+      <w:bookmarkStart w:id="4" w:name="_Toc242028065"/>
       <w:r>
         <w:t>1.4 Scope</w:t>
       </w:r>
@@ -4770,8 +4972,9 @@
         <w:pStyle w:val="Heading1"/>
         <w:pageBreakBefore/>
       </w:pPr>
-      <w:bookmarkStart w:id="5" w:name="_Toc241932298"/>
-      <w:r>
+      <w:bookmarkStart w:id="5" w:name="_Toc242028066"/>
+      <w:r>
+        <w:lastRenderedPageBreak/>
         <w:t>2. How the Marking Scheme Is Covered</w:t>
       </w:r>
       <w:bookmarkEnd w:id="5"/>
@@ -6685,7 +6888,7 @@
                 <w:sz w:val="19"/>
                 <w:szCs w:val="19"/>
               </w:rPr>
-              <w:t>Slide deck with a live demo plan, logo, generated campus map</w:t>
+              <w:t>Slide deck with a recorded walkthrough of the app, a live demo plan, logo and generated campus map</w:t>
             </w:r>
           </w:p>
         </w:tc>
@@ -6765,6 +6968,7 @@
                 <w:sz w:val="19"/>
                 <w:szCs w:val="19"/>
               </w:rPr>
+              <w:lastRenderedPageBreak/>
               <w:t>Q&amp;A and Report</w:t>
             </w:r>
           </w:p>
@@ -6913,8 +7117,9 @@
         <w:pStyle w:val="Heading1"/>
         <w:pageBreakBefore/>
       </w:pPr>
-      <w:bookmarkStart w:id="6" w:name="_Toc241932299"/>
-      <w:r>
+      <w:bookmarkStart w:id="6" w:name="_Toc242028067"/>
+      <w:r>
+        <w:lastRenderedPageBreak/>
         <w:t>3. Where We Used What</w:t>
       </w:r>
       <w:bookmarkEnd w:id="6"/>
@@ -6923,7 +7128,7 @@
       <w:pPr>
         <w:pStyle w:val="Heading2"/>
       </w:pPr>
-      <w:bookmarkStart w:id="7" w:name="_Toc241932300"/>
+      <w:bookmarkStart w:id="7" w:name="_Toc242028068"/>
       <w:r>
         <w:t>3.1 Tools and technologies</w:t>
       </w:r>
@@ -7760,7 +7965,7 @@
       <w:pPr>
         <w:pStyle w:val="Heading2"/>
       </w:pPr>
-      <w:bookmarkStart w:id="8" w:name="_Toc241932301"/>
+      <w:bookmarkStart w:id="8" w:name="_Toc242028069"/>
       <w:r>
         <w:t>3.2 Every source file and what it holds</w:t>
       </w:r>
@@ -9012,6 +9217,7 @@
                 <w:sz w:val="17"/>
                 <w:szCs w:val="17"/>
               </w:rPr>
+              <w:lastRenderedPageBreak/>
               <w:t>src/Places.cpp</w:t>
             </w:r>
           </w:p>
@@ -9402,8 +9608,9 @@
         <w:pStyle w:val="Heading1"/>
         <w:pageBreakBefore/>
       </w:pPr>
-      <w:bookmarkStart w:id="9" w:name="_Toc241932302"/>
-      <w:r>
+      <w:bookmarkStart w:id="9" w:name="_Toc242028070"/>
+      <w:r>
+        <w:lastRenderedPageBreak/>
         <w:t>4. How the Application Works</w:t>
       </w:r>
       <w:bookmarkEnd w:id="9"/>
@@ -9425,7 +9632,7 @@
       <w:pPr>
         <w:pStyle w:val="Heading2"/>
       </w:pPr>
-      <w:bookmarkStart w:id="10" w:name="_Toc241932303"/>
+      <w:bookmarkStart w:id="10" w:name="_Toc242028071"/>
       <w:r>
         <w:t>4.1 Starting up</w:t>
       </w:r>
@@ -9695,7 +9902,7 @@
       <w:pPr>
         <w:pStyle w:val="Heading2"/>
       </w:pPr>
-      <w:bookmarkStart w:id="11" w:name="_Toc241932304"/>
+      <w:bookmarkStart w:id="11" w:name="_Toc242028072"/>
       <w:r>
         <w:t>4.2 Logging in</w:t>
       </w:r>
@@ -9821,7 +10028,7 @@
       <w:pPr>
         <w:pStyle w:val="Heading2"/>
       </w:pPr>
-      <w:bookmarkStart w:id="12" w:name="_Toc241932305"/>
+      <w:bookmarkStart w:id="12" w:name="_Toc242028073"/>
       <w:r>
         <w:t>4.3 The main menu</w:t>
       </w:r>
@@ -10721,6 +10928,7 @@
                 <w:sz w:val="19"/>
                 <w:szCs w:val="19"/>
               </w:rPr>
+              <w:lastRenderedPageBreak/>
               <w:t>7</w:t>
             </w:r>
           </w:p>
@@ -11457,7 +11665,7 @@
       <w:pPr>
         <w:pStyle w:val="Heading2"/>
       </w:pPr>
-      <w:bookmarkStart w:id="13" w:name="_Toc241932306"/>
+      <w:bookmarkStart w:id="13" w:name="_Toc242028074"/>
       <w:r>
         <w:t>4.4 "Take me somewhere", step by step</w:t>
       </w:r>
@@ -11737,7 +11945,11 @@
         <w:t>planTrip</w:t>
       </w:r>
       <w:r>
-        <w:t xml:space="preserve">): walking along the route once, walkways on the same road are merged into one step, and the places in between become "places you pass". Where the road changes, the compass bearings of the two walkways decide </w:t>
+        <w:t xml:space="preserve">): walking along the route once, walkways on the same road are merged into one step, and the places in between become "places you pass". Where the road </w:t>
+      </w:r>
+      <w:r>
+        <w:lastRenderedPageBreak/>
+        <w:t xml:space="preserve">changes, the compass bearings of the two walkways decide </w:t>
       </w:r>
       <w:r>
         <w:rPr>
@@ -11868,7 +12080,7 @@
       <w:pPr>
         <w:pStyle w:val="Heading2"/>
       </w:pPr>
-      <w:bookmarkStart w:id="14" w:name="_Toc241932307"/>
+      <w:bookmarkStart w:id="14" w:name="_Toc242028075"/>
       <w:r>
         <w:t>4.5 The other features</w:t>
       </w:r>
@@ -12078,7 +12290,7 @@
       <w:pPr>
         <w:pStyle w:val="Heading2"/>
       </w:pPr>
-      <w:bookmarkStart w:id="15" w:name="_Toc241932308"/>
+      <w:bookmarkStart w:id="15" w:name="_Toc242028076"/>
       <w:r>
         <w:t>4.6 Saving and closing</w:t>
       </w:r>
@@ -12177,8 +12389,9 @@
         <w:pStyle w:val="Heading1"/>
         <w:pageBreakBefore/>
       </w:pPr>
-      <w:bookmarkStart w:id="16" w:name="_Toc241932309"/>
-      <w:r>
+      <w:bookmarkStart w:id="16" w:name="_Toc242028077"/>
+      <w:r>
+        <w:lastRenderedPageBreak/>
         <w:t>5. System Design</w:t>
       </w:r>
       <w:bookmarkEnd w:id="16"/>
@@ -12187,7 +12400,7 @@
       <w:pPr>
         <w:pStyle w:val="Heading2"/>
       </w:pPr>
-      <w:bookmarkStart w:id="17" w:name="_Toc241932310"/>
+      <w:bookmarkStart w:id="17" w:name="_Toc242028078"/>
       <w:r>
         <w:t>5.1 Architecture</w:t>
       </w:r>
@@ -12394,7 +12607,7 @@
       <w:pPr>
         <w:pStyle w:val="Heading2"/>
       </w:pPr>
-      <w:bookmarkStart w:id="18" w:name="_Toc241932311"/>
+      <w:bookmarkStart w:id="18" w:name="_Toc242028079"/>
       <w:r>
         <w:t>5.2 Data files</w:t>
       </w:r>
@@ -13001,7 +13214,7 @@
       <w:pPr>
         <w:pStyle w:val="Heading2"/>
       </w:pPr>
-      <w:bookmarkStart w:id="19" w:name="_Toc241932312"/>
+      <w:bookmarkStart w:id="19" w:name="_Toc242028080"/>
       <w:r>
         <w:t>5.3 Where the map came from</w:t>
       </w:r>
@@ -13044,6 +13257,7 @@
         <w:rPr>
           <w:noProof/>
         </w:rPr>
+        <w:lastRenderedPageBreak/>
         <w:drawing>
           <wp:inline distT="0" distB="0" distL="0" distR="0" wp14:anchorId="169E46F6" wp14:editId="51150D27">
             <wp:extent cx="5715000" cy="3705225"/>
@@ -13105,8 +13319,9 @@
         <w:pStyle w:val="Heading1"/>
         <w:pageBreakBefore/>
       </w:pPr>
-      <w:bookmarkStart w:id="20" w:name="_Toc241932313"/>
-      <w:r>
+      <w:bookmarkStart w:id="20" w:name="_Toc242028081"/>
+      <w:r>
+        <w:lastRenderedPageBreak/>
         <w:t>6. Data Structures</w:t>
       </w:r>
       <w:bookmarkEnd w:id="20"/>
@@ -13115,7 +13330,7 @@
       <w:pPr>
         <w:pStyle w:val="Heading2"/>
       </w:pPr>
-      <w:bookmarkStart w:id="21" w:name="_Toc241932314"/>
+      <w:bookmarkStart w:id="21" w:name="_Toc242028082"/>
       <w:r>
         <w:t>6.1 Array: the place list</w:t>
       </w:r>
@@ -13145,7 +13360,7 @@
       <w:pPr>
         <w:pStyle w:val="Heading2"/>
       </w:pPr>
-      <w:bookmarkStart w:id="22" w:name="_Toc241932315"/>
+      <w:bookmarkStart w:id="22" w:name="_Toc242028083"/>
       <w:r>
         <w:t>6.2 Linked list: searches, favorites and routes</w:t>
       </w:r>
@@ -13175,7 +13390,7 @@
       <w:pPr>
         <w:pStyle w:val="Heading2"/>
       </w:pPr>
-      <w:bookmarkStart w:id="23" w:name="_Toc241932316"/>
+      <w:bookmarkStart w:id="23" w:name="_Toc242028084"/>
       <w:r>
         <w:t>6.3 Stack (hand-written)</w:t>
       </w:r>
@@ -13411,7 +13626,7 @@
       <w:pPr>
         <w:pStyle w:val="Heading2"/>
       </w:pPr>
-      <w:bookmarkStart w:id="24" w:name="_Toc241932317"/>
+      <w:bookmarkStart w:id="24" w:name="_Toc242028085"/>
       <w:r>
         <w:t>6.4 Queue (hand-written, circular)</w:t>
       </w:r>
@@ -13621,8 +13836,9 @@
       <w:pPr>
         <w:pStyle w:val="Heading2"/>
       </w:pPr>
-      <w:bookmarkStart w:id="25" w:name="_Toc241932318"/>
-      <w:r>
+      <w:bookmarkStart w:id="25" w:name="_Toc242028086"/>
+      <w:r>
+        <w:lastRenderedPageBreak/>
         <w:t>6.5 Tree: browsing by category</w:t>
       </w:r>
       <w:bookmarkEnd w:id="25"/>
@@ -13729,7 +13945,7 @@
       <w:pPr>
         <w:pStyle w:val="Heading2"/>
       </w:pPr>
-      <w:bookmarkStart w:id="26" w:name="_Toc241932319"/>
+      <w:bookmarkStart w:id="26" w:name="_Toc242028087"/>
       <w:r>
         <w:t>6.6 Graph: walkways</w:t>
       </w:r>
@@ -13868,8 +14084,9 @@
         <w:pStyle w:val="Heading1"/>
         <w:pageBreakBefore/>
       </w:pPr>
-      <w:bookmarkStart w:id="27" w:name="_Toc241932320"/>
-      <w:r>
+      <w:bookmarkStart w:id="27" w:name="_Toc242028088"/>
+      <w:r>
+        <w:lastRenderedPageBreak/>
         <w:t>7. Algorithms</w:t>
       </w:r>
       <w:bookmarkEnd w:id="27"/>
@@ -13878,7 +14095,7 @@
       <w:pPr>
         <w:pStyle w:val="Heading2"/>
       </w:pPr>
-      <w:bookmarkStart w:id="28" w:name="_Toc241932321"/>
+      <w:bookmarkStart w:id="28" w:name="_Toc242028089"/>
       <w:r>
         <w:t>7.1 Breadth-first search</w:t>
       </w:r>
@@ -14156,7 +14373,7 @@
       <w:pPr>
         <w:pStyle w:val="Heading2"/>
       </w:pPr>
-      <w:bookmarkStart w:id="29" w:name="_Toc241932322"/>
+      <w:bookmarkStart w:id="29" w:name="_Toc242028090"/>
       <w:r>
         <w:t>7.2 Rebuilding the route</w:t>
       </w:r>
@@ -14186,7 +14403,7 @@
       <w:pPr>
         <w:pStyle w:val="Heading2"/>
       </w:pPr>
-      <w:bookmarkStart w:id="30" w:name="_Toc241932323"/>
+      <w:bookmarkStart w:id="30" w:name="_Toc242028091"/>
       <w:r>
         <w:t>7.3 From a route to directions</w:t>
       </w:r>
@@ -14292,7 +14509,7 @@
       <w:pPr>
         <w:pStyle w:val="Heading2"/>
       </w:pPr>
-      <w:bookmarkStart w:id="31" w:name="_Toc241932324"/>
+      <w:bookmarkStart w:id="31" w:name="_Toc242028092"/>
       <w:r>
         <w:t>7.4 Depth-first search</w:t>
       </w:r>
@@ -14310,8 +14527,9 @@
       <w:pPr>
         <w:pStyle w:val="Heading2"/>
       </w:pPr>
-      <w:bookmarkStart w:id="32" w:name="_Toc241932325"/>
-      <w:r>
+      <w:bookmarkStart w:id="32" w:name="_Toc242028093"/>
+      <w:r>
+        <w:lastRenderedPageBreak/>
         <w:t>7.5 Linear and binary search</w:t>
       </w:r>
       <w:bookmarkEnd w:id="32"/>
@@ -14505,7 +14723,7 @@
       <w:pPr>
         <w:pStyle w:val="Heading2"/>
       </w:pPr>
-      <w:bookmarkStart w:id="33" w:name="_Toc241932326"/>
+      <w:bookmarkStart w:id="33" w:name="_Toc242028094"/>
       <w:r>
         <w:t>7.6 Bubble sort and selection sort</w:t>
       </w:r>
@@ -14553,7 +14771,7 @@
       <w:pPr>
         <w:pStyle w:val="Heading2"/>
       </w:pPr>
-      <w:bookmarkStart w:id="34" w:name="_Toc241932327"/>
+      <w:bookmarkStart w:id="34" w:name="_Toc242028095"/>
       <w:r>
         <w:t>7.7 Distance and direction</w:t>
       </w:r>
@@ -14632,8 +14850,9 @@
         <w:pStyle w:val="Heading1"/>
         <w:pageBreakBefore/>
       </w:pPr>
-      <w:bookmarkStart w:id="35" w:name="_Toc241932328"/>
-      <w:r>
+      <w:bookmarkStart w:id="35" w:name="_Toc242028096"/>
+      <w:r>
+        <w:lastRenderedPageBreak/>
         <w:t>8. Complexity Analysis</w:t>
       </w:r>
       <w:bookmarkEnd w:id="35"/>
@@ -16008,8 +16227,9 @@
         <w:pStyle w:val="Heading1"/>
         <w:pageBreakBefore/>
       </w:pPr>
-      <w:bookmarkStart w:id="36" w:name="_Toc241932329"/>
-      <w:r>
+      <w:bookmarkStart w:id="36" w:name="_Toc242028097"/>
+      <w:r>
+        <w:lastRenderedPageBreak/>
         <w:t>9. Testing</w:t>
       </w:r>
       <w:bookmarkEnd w:id="36"/>
@@ -16988,7 +17208,7 @@
       <w:pPr>
         <w:pStyle w:val="Heading2"/>
       </w:pPr>
-      <w:bookmarkStart w:id="37" w:name="_Toc241932330"/>
+      <w:bookmarkStart w:id="37" w:name="_Toc242028098"/>
       <w:r>
         <w:t>Problems we found and fixed</w:t>
       </w:r>
@@ -17095,9 +17315,10 @@
         <w:pStyle w:val="Heading1"/>
         <w:pageBreakBefore/>
       </w:pPr>
-      <w:bookmarkStart w:id="38" w:name="_Toc241932331"/>
-      <w:r>
-        <w:t>10. Screens from the App</w:t>
+      <w:bookmarkStart w:id="38" w:name="_Toc242028099"/>
+      <w:r>
+        <w:lastRenderedPageBreak/>
+        <w:t>10. A Walk Through the App</w:t>
       </w:r>
       <w:bookmarkEnd w:id="38"/>
     </w:p>
@@ -17106,21 +17327,871 @@
         <w:spacing w:after="140" w:line="300" w:lineRule="auto"/>
       </w:pPr>
       <w:r>
-        <w:t>These screens are copied from the program's own output. In the terminal, titles and menu numbers appear in KUET gold and hints in grey.</w:t>
+        <w:t>The screens in this chapter come from one real session, captured in the order shown. A new student starts the program, makes an account, logs in and tries each menu before leaving. In the terminal, titles and menu numbers appear in KUET gold and hints in grey.</w:t>
       </w:r>
     </w:p>
     <w:p>
       <w:pPr>
         <w:pStyle w:val="Heading2"/>
       </w:pPr>
-      <w:bookmarkStart w:id="39" w:name="_Toc241932332"/>
-      <w:r>
-        <w:t>Main menu</w:t>
+      <w:bookmarkStart w:id="39" w:name="_Toc242028100"/>
+      <w:r>
+        <w:t>10.1 Starting up and signing in</w:t>
       </w:r>
       <w:bookmarkEnd w:id="39"/>
     </w:p>
     <w:p>
       <w:pPr>
+        <w:spacing w:after="140" w:line="300" w:lineRule="auto"/>
+      </w:pPr>
+      <w:r>
+        <w:rPr>
+          <w:rFonts w:ascii="Consolas" w:eastAsia="Consolas" w:hAnsi="Consolas" w:cs="Consolas"/>
+          <w:color w:val="6A5300"/>
+          <w:sz w:val="20"/>
+          <w:szCs w:val="20"/>
+        </w:rPr>
+        <w:t>make run</w:t>
+      </w:r>
+      <w:r>
+        <w:t xml:space="preserve"> builds the program and opens the welcome screen (Figure 3). A new user chooses </w:t>
+      </w:r>
+      <w:r>
+        <w:rPr>
+          <w:i/>
+          <w:iCs/>
+        </w:rPr>
+        <w:t>Create an account</w:t>
+      </w:r>
+      <w:r>
+        <w:t xml:space="preserve">. The rules are printed first, and the password shows as stars while it is typed (Figure 4). After logging in, the main menu greets the user by name and groups its eleven options under </w:t>
+      </w:r>
+      <w:r>
+        <w:rPr>
+          <w:i/>
+          <w:iCs/>
+        </w:rPr>
+        <w:t>Get around</w:t>
+      </w:r>
+      <w:r>
+        <w:t xml:space="preserve">, </w:t>
+      </w:r>
+      <w:r>
+        <w:rPr>
+          <w:i/>
+          <w:iCs/>
+        </w:rPr>
+        <w:t>Find</w:t>
+      </w:r>
+      <w:r>
+        <w:t xml:space="preserve"> and </w:t>
+      </w:r>
+      <w:r>
+        <w:rPr>
+          <w:i/>
+          <w:iCs/>
+        </w:rPr>
+        <w:t>You</w:t>
+      </w:r>
+      <w:r>
+        <w:t xml:space="preserve"> (Figure 5).</w:t>
+      </w:r>
+    </w:p>
+    <w:tbl>
+      <w:tblPr>
+        <w:tblW w:w="9026" w:type="dxa"/>
+        <w:jc w:val="center"/>
+        <w:tblLayout w:type="fixed"/>
+        <w:tblCellMar>
+          <w:left w:w="0" w:type="dxa"/>
+          <w:right w:w="0" w:type="dxa"/>
+        </w:tblCellMar>
+        <w:tblLook w:val="0600" w:firstRow="0" w:lastRow="0" w:firstColumn="0" w:lastColumn="0" w:noHBand="1" w:noVBand="1"/>
+      </w:tblPr>
+      <w:tblGrid>
+        <w:gridCol w:w="4212"/>
+        <w:gridCol w:w="4814"/>
+      </w:tblGrid>
+      <w:tr>
+        <w:trPr>
+          <w:cantSplit/>
+          <w:jc w:val="center"/>
+        </w:trPr>
+        <w:tc>
+          <w:tcPr>
+            <w:tcW w:w="4212" w:type="dxa"/>
+            <w:vAlign w:val="center"/>
+          </w:tcPr>
+          <w:p>
+            <w:pPr>
+              <w:keepNext/>
+              <w:spacing w:before="60"/>
+            </w:pPr>
+            <w:r>
+              <w:rPr>
+                <w:noProof/>
+              </w:rPr>
+              <w:drawing>
+                <wp:inline distT="0" distB="0" distL="0" distR="0" wp14:anchorId="33437691" wp14:editId="3E2865DA">
+                  <wp:extent cx="2596896" cy="1562906"/>
+                  <wp:effectExtent l="0" t="0" r="0" b="0"/>
+                  <wp:docPr id="903" name="Picture 903" descr="Terminal: make run typed in the project folder"/>
+                  <wp:cNvGraphicFramePr>
+                    <a:graphicFrameLocks xmlns:a="http://schemas.openxmlformats.org/drawingml/2006/main" noChangeAspect="1"/>
+                  </wp:cNvGraphicFramePr>
+                  <a:graphic xmlns:a="http://schemas.openxmlformats.org/drawingml/2006/main">
+                    <a:graphicData uri="http://schemas.openxmlformats.org/drawingml/2006/picture">
+                      <pic:pic xmlns:pic="http://schemas.openxmlformats.org/drawingml/2006/picture">
+                        <pic:nvPicPr>
+                          <pic:cNvPr id="0" name="Screenshot_1.jpg"/>
+                          <pic:cNvPicPr/>
+                        </pic:nvPicPr>
+                        <pic:blipFill>
+                          <a:blip r:embed="rId12"/>
+                          <a:stretch>
+                            <a:fillRect/>
+                          </a:stretch>
+                        </pic:blipFill>
+                        <pic:spPr>
+                          <a:xfrm>
+                            <a:off x="0" y="0"/>
+                            <a:ext cx="2596896" cy="1562906"/>
+                          </a:xfrm>
+                          <a:prstGeom prst="rect">
+                            <a:avLst/>
+                          </a:prstGeom>
+                        </pic:spPr>
+                      </pic:pic>
+                    </a:graphicData>
+                  </a:graphic>
+                </wp:inline>
+              </w:drawing>
+            </w:r>
+          </w:p>
+        </w:tc>
+        <w:tc>
+          <w:tcPr>
+            <w:tcW w:w="4814" w:type="dxa"/>
+            <w:vAlign w:val="center"/>
+          </w:tcPr>
+          <w:p>
+            <w:pPr>
+              <w:keepNext/>
+              <w:spacing w:before="60"/>
+              <w:jc w:val="right"/>
+            </w:pPr>
+            <w:r>
+              <w:rPr>
+                <w:noProof/>
+              </w:rPr>
+              <w:drawing>
+                <wp:inline distT="0" distB="0" distL="0" distR="0" wp14:anchorId="2ED8397B" wp14:editId="382202FE">
+                  <wp:extent cx="2980944" cy="1565531"/>
+                  <wp:effectExtent l="0" t="0" r="0" b="0"/>
+                  <wp:docPr id="1732128872" name="Picture 1732128872" descr="CholoKUET welcome screen"/>
+                  <wp:cNvGraphicFramePr>
+                    <a:graphicFrameLocks xmlns:a="http://schemas.openxmlformats.org/drawingml/2006/main" noChangeAspect="1"/>
+                  </wp:cNvGraphicFramePr>
+                  <a:graphic xmlns:a="http://schemas.openxmlformats.org/drawingml/2006/main">
+                    <a:graphicData uri="http://schemas.openxmlformats.org/drawingml/2006/picture">
+                      <pic:pic xmlns:pic="http://schemas.openxmlformats.org/drawingml/2006/picture">
+                        <pic:nvPicPr>
+                          <pic:cNvPr id="0" name="Screenshot_2.jpg"/>
+                          <pic:cNvPicPr/>
+                        </pic:nvPicPr>
+                        <pic:blipFill>
+                          <a:blip r:embed="rId13"/>
+                          <a:stretch>
+                            <a:fillRect/>
+                          </a:stretch>
+                        </pic:blipFill>
+                        <pic:spPr>
+                          <a:xfrm>
+                            <a:off x="0" y="0"/>
+                            <a:ext cx="2980944" cy="1565531"/>
+                          </a:xfrm>
+                          <a:prstGeom prst="rect">
+                            <a:avLst/>
+                          </a:prstGeom>
+                        </pic:spPr>
+                      </pic:pic>
+                    </a:graphicData>
+                  </a:graphic>
+                </wp:inline>
+              </w:drawing>
+            </w:r>
+          </w:p>
+        </w:tc>
+      </w:tr>
+    </w:tbl>
+    <w:p>
+      <w:pPr>
+        <w:spacing w:before="100" w:after="220"/>
+        <w:jc w:val="center"/>
+      </w:pPr>
+      <w:r>
+        <w:rPr>
+          <w:i/>
+          <w:iCs/>
+          <w:color w:val="55575E"/>
+          <w:sz w:val="18"/>
+          <w:szCs w:val="18"/>
+        </w:rPr>
+        <w:t>Figure 3. Starting the program with make run (left) and the welcome screen (right).</w:t>
+      </w:r>
+    </w:p>
+    <w:tbl>
+      <w:tblPr>
+        <w:tblW w:w="9026" w:type="dxa"/>
+        <w:jc w:val="center"/>
+        <w:tblLayout w:type="fixed"/>
+        <w:tblCellMar>
+          <w:left w:w="0" w:type="dxa"/>
+          <w:right w:w="0" w:type="dxa"/>
+        </w:tblCellMar>
+        <w:tblLook w:val="0600" w:firstRow="0" w:lastRow="0" w:firstColumn="0" w:lastColumn="0" w:noHBand="1" w:noVBand="1"/>
+      </w:tblPr>
+      <w:tblGrid>
+        <w:gridCol w:w="4831"/>
+        <w:gridCol w:w="4195"/>
+      </w:tblGrid>
+      <w:tr>
+        <w:trPr>
+          <w:cantSplit/>
+          <w:jc w:val="center"/>
+        </w:trPr>
+        <w:tc>
+          <w:tcPr>
+            <w:tcW w:w="4831" w:type="dxa"/>
+            <w:vAlign w:val="center"/>
+          </w:tcPr>
+          <w:p>
+            <w:pPr>
+              <w:keepNext/>
+              <w:spacing w:before="60"/>
+            </w:pPr>
+            <w:r>
+              <w:rPr>
+                <w:noProof/>
+              </w:rPr>
+              <w:drawing>
+                <wp:inline distT="0" distB="0" distL="0" distR="0" wp14:anchorId="0BD9A5EA" wp14:editId="37BEBB1B">
+                  <wp:extent cx="2990088" cy="1354484"/>
+                  <wp:effectExtent l="0" t="0" r="0" b="0"/>
+                  <wp:docPr id="1598558915" name="Picture 1598558915" descr="Create an account form with a hidden password"/>
+                  <wp:cNvGraphicFramePr>
+                    <a:graphicFrameLocks xmlns:a="http://schemas.openxmlformats.org/drawingml/2006/main" noChangeAspect="1"/>
+                  </wp:cNvGraphicFramePr>
+                  <a:graphic xmlns:a="http://schemas.openxmlformats.org/drawingml/2006/main">
+                    <a:graphicData uri="http://schemas.openxmlformats.org/drawingml/2006/picture">
+                      <pic:pic xmlns:pic="http://schemas.openxmlformats.org/drawingml/2006/picture">
+                        <pic:nvPicPr>
+                          <pic:cNvPr id="0" name="Screenshot_3.jpg"/>
+                          <pic:cNvPicPr/>
+                        </pic:nvPicPr>
+                        <pic:blipFill>
+                          <a:blip r:embed="rId14"/>
+                          <a:stretch>
+                            <a:fillRect/>
+                          </a:stretch>
+                        </pic:blipFill>
+                        <pic:spPr>
+                          <a:xfrm>
+                            <a:off x="0" y="0"/>
+                            <a:ext cx="2990088" cy="1354484"/>
+                          </a:xfrm>
+                          <a:prstGeom prst="rect">
+                            <a:avLst/>
+                          </a:prstGeom>
+                        </pic:spPr>
+                      </pic:pic>
+                    </a:graphicData>
+                  </a:graphic>
+                </wp:inline>
+              </w:drawing>
+            </w:r>
+          </w:p>
+        </w:tc>
+        <w:tc>
+          <w:tcPr>
+            <w:tcW w:w="4195" w:type="dxa"/>
+            <w:vAlign w:val="center"/>
+          </w:tcPr>
+          <w:p>
+            <w:pPr>
+              <w:keepNext/>
+              <w:spacing w:before="60"/>
+              <w:jc w:val="right"/>
+            </w:pPr>
+            <w:r>
+              <w:rPr>
+                <w:noProof/>
+              </w:rPr>
+              <w:drawing>
+                <wp:inline distT="0" distB="0" distL="0" distR="0" wp14:anchorId="2B1CBE05" wp14:editId="08B29D09">
+                  <wp:extent cx="2587752" cy="1351968"/>
+                  <wp:effectExtent l="0" t="0" r="0" b="0"/>
+                  <wp:docPr id="886874382" name="Picture 886874382" descr="Account created message"/>
+                  <wp:cNvGraphicFramePr>
+                    <a:graphicFrameLocks xmlns:a="http://schemas.openxmlformats.org/drawingml/2006/main" noChangeAspect="1"/>
+                  </wp:cNvGraphicFramePr>
+                  <a:graphic xmlns:a="http://schemas.openxmlformats.org/drawingml/2006/main">
+                    <a:graphicData uri="http://schemas.openxmlformats.org/drawingml/2006/picture">
+                      <pic:pic xmlns:pic="http://schemas.openxmlformats.org/drawingml/2006/picture">
+                        <pic:nvPicPr>
+                          <pic:cNvPr id="0" name="s04_clean.jpg"/>
+                          <pic:cNvPicPr/>
+                        </pic:nvPicPr>
+                        <pic:blipFill>
+                          <a:blip r:embed="rId15"/>
+                          <a:stretch>
+                            <a:fillRect/>
+                          </a:stretch>
+                        </pic:blipFill>
+                        <pic:spPr>
+                          <a:xfrm>
+                            <a:off x="0" y="0"/>
+                            <a:ext cx="2587752" cy="1351968"/>
+                          </a:xfrm>
+                          <a:prstGeom prst="rect">
+                            <a:avLst/>
+                          </a:prstGeom>
+                        </pic:spPr>
+                      </pic:pic>
+                    </a:graphicData>
+                  </a:graphic>
+                </wp:inline>
+              </w:drawing>
+            </w:r>
+          </w:p>
+        </w:tc>
+      </w:tr>
+    </w:tbl>
+    <w:p>
+      <w:pPr>
+        <w:spacing w:before="100" w:after="220"/>
+        <w:jc w:val="center"/>
+      </w:pPr>
+      <w:r>
+        <w:rPr>
+          <w:i/>
+          <w:iCs/>
+          <w:color w:val="55575E"/>
+          <w:sz w:val="18"/>
+          <w:szCs w:val="18"/>
+        </w:rPr>
+        <w:t>Figure 4. Creating an account: the form (left) and the confirmation (right).</w:t>
+      </w:r>
+    </w:p>
+    <w:tbl>
+      <w:tblPr>
+        <w:tblW w:w="9026" w:type="dxa"/>
+        <w:jc w:val="center"/>
+        <w:tblLayout w:type="fixed"/>
+        <w:tblCellMar>
+          <w:left w:w="0" w:type="dxa"/>
+          <w:right w:w="0" w:type="dxa"/>
+        </w:tblCellMar>
+        <w:tblLook w:val="0600" w:firstRow="0" w:lastRow="0" w:firstColumn="0" w:lastColumn="0" w:noHBand="1" w:noVBand="1"/>
+      </w:tblPr>
+      <w:tblGrid>
+        <w:gridCol w:w="3578"/>
+        <w:gridCol w:w="5448"/>
+      </w:tblGrid>
+      <w:tr>
+        <w:trPr>
+          <w:cantSplit/>
+          <w:jc w:val="center"/>
+        </w:trPr>
+        <w:tc>
+          <w:tcPr>
+            <w:tcW w:w="3578" w:type="dxa"/>
+            <w:vAlign w:val="center"/>
+          </w:tcPr>
+          <w:p>
+            <w:pPr>
+              <w:keepNext/>
+              <w:spacing w:before="60"/>
+            </w:pPr>
+            <w:r>
+              <w:rPr>
+                <w:noProof/>
+              </w:rPr>
+              <w:drawing>
+                <wp:inline distT="0" distB="0" distL="0" distR="0" wp14:anchorId="473F263B" wp14:editId="5CAA759B">
+                  <wp:extent cx="2194560" cy="1169942"/>
+                  <wp:effectExtent l="0" t="0" r="0" b="0"/>
+                  <wp:docPr id="499602185" name="Picture 499602185" descr="Log in prompt"/>
+                  <wp:cNvGraphicFramePr>
+                    <a:graphicFrameLocks xmlns:a="http://schemas.openxmlformats.org/drawingml/2006/main" noChangeAspect="1"/>
+                  </wp:cNvGraphicFramePr>
+                  <a:graphic xmlns:a="http://schemas.openxmlformats.org/drawingml/2006/main">
+                    <a:graphicData uri="http://schemas.openxmlformats.org/drawingml/2006/picture">
+                      <pic:pic xmlns:pic="http://schemas.openxmlformats.org/drawingml/2006/picture">
+                        <pic:nvPicPr>
+                          <pic:cNvPr id="0" name="Screenshot_5.jpg"/>
+                          <pic:cNvPicPr/>
+                        </pic:nvPicPr>
+                        <pic:blipFill>
+                          <a:blip r:embed="rId16"/>
+                          <a:stretch>
+                            <a:fillRect/>
+                          </a:stretch>
+                        </pic:blipFill>
+                        <pic:spPr>
+                          <a:xfrm>
+                            <a:off x="0" y="0"/>
+                            <a:ext cx="2194560" cy="1169942"/>
+                          </a:xfrm>
+                          <a:prstGeom prst="rect">
+                            <a:avLst/>
+                          </a:prstGeom>
+                        </pic:spPr>
+                      </pic:pic>
+                    </a:graphicData>
+                  </a:graphic>
+                </wp:inline>
+              </w:drawing>
+            </w:r>
+          </w:p>
+        </w:tc>
+        <w:tc>
+          <w:tcPr>
+            <w:tcW w:w="5448" w:type="dxa"/>
+            <w:vAlign w:val="center"/>
+          </w:tcPr>
+          <w:p>
+            <w:pPr>
+              <w:keepNext/>
+              <w:spacing w:before="60"/>
+              <w:jc w:val="right"/>
+            </w:pPr>
+            <w:r>
+              <w:rPr>
+                <w:noProof/>
+              </w:rPr>
+              <w:drawing>
+                <wp:inline distT="0" distB="0" distL="0" distR="0" wp14:anchorId="126EA2CA" wp14:editId="3967CCF1">
+                  <wp:extent cx="3383280" cy="1939266"/>
+                  <wp:effectExtent l="0" t="0" r="0" b="0"/>
+                  <wp:docPr id="898656459" name="Picture 898656459" descr="Main menu with eleven options in three groups"/>
+                  <wp:cNvGraphicFramePr>
+                    <a:graphicFrameLocks xmlns:a="http://schemas.openxmlformats.org/drawingml/2006/main" noChangeAspect="1"/>
+                  </wp:cNvGraphicFramePr>
+                  <a:graphic xmlns:a="http://schemas.openxmlformats.org/drawingml/2006/main">
+                    <a:graphicData uri="http://schemas.openxmlformats.org/drawingml/2006/picture">
+                      <pic:pic xmlns:pic="http://schemas.openxmlformats.org/drawingml/2006/picture">
+                        <pic:nvPicPr>
+                          <pic:cNvPr id="0" name="Screenshot_6.jpg"/>
+                          <pic:cNvPicPr/>
+                        </pic:nvPicPr>
+                        <pic:blipFill>
+                          <a:blip r:embed="rId17"/>
+                          <a:stretch>
+                            <a:fillRect/>
+                          </a:stretch>
+                        </pic:blipFill>
+                        <pic:spPr>
+                          <a:xfrm>
+                            <a:off x="0" y="0"/>
+                            <a:ext cx="3383280" cy="1939266"/>
+                          </a:xfrm>
+                          <a:prstGeom prst="rect">
+                            <a:avLst/>
+                          </a:prstGeom>
+                        </pic:spPr>
+                      </pic:pic>
+                    </a:graphicData>
+                  </a:graphic>
+                </wp:inline>
+              </w:drawing>
+            </w:r>
+          </w:p>
+        </w:tc>
+      </w:tr>
+    </w:tbl>
+    <w:p>
+      <w:pPr>
+        <w:spacing w:before="100" w:after="220"/>
+        <w:jc w:val="center"/>
+      </w:pPr>
+      <w:r>
+        <w:rPr>
+          <w:i/>
+          <w:iCs/>
+          <w:color w:val="55575E"/>
+          <w:sz w:val="18"/>
+          <w:szCs w:val="18"/>
+        </w:rPr>
+        <w:t>Figure 5. Logging in (left) and the main menu (right).</w:t>
+      </w:r>
+    </w:p>
+    <w:p>
+      <w:pPr>
+        <w:pStyle w:val="Heading2"/>
+      </w:pPr>
+      <w:bookmarkStart w:id="40" w:name="_Toc242028101"/>
+      <w:r>
+        <w:lastRenderedPageBreak/>
+        <w:t>10.2 Take me somewhere</w:t>
+      </w:r>
+      <w:bookmarkEnd w:id="40"/>
+    </w:p>
+    <w:p>
+      <w:pPr>
+        <w:spacing w:after="140" w:line="300" w:lineRule="auto"/>
+      </w:pPr>
+      <w:r>
+        <w:t xml:space="preserve">We typed only </w:t>
+      </w:r>
+      <w:r>
+        <w:rPr>
+          <w:i/>
+          <w:iCs/>
+        </w:rPr>
+        <w:t>Main</w:t>
+      </w:r>
+      <w:r>
+        <w:t xml:space="preserve"> and </w:t>
+      </w:r>
+      <w:r>
+        <w:rPr>
+          <w:i/>
+          <w:iCs/>
+        </w:rPr>
+        <w:t>Caf</w:t>
+      </w:r>
+      <w:r>
+        <w:t xml:space="preserve">, and the app completed them to KUET Main Gate and Cafeteria. </w:t>
+      </w:r>
+      <w:r>
+        <w:rPr>
+          <w:b/>
+          <w:bCs/>
+        </w:rPr>
+        <w:t>BFS</w:t>
+      </w:r>
+      <w:r>
+        <w:t xml:space="preserve"> found a route of 411 m, about 6 minutes, and merged its four walkways into two steps, one for each road (Figure 6). Under the directions the app lists every stop with its leg and running total, and says plainly that BFS gives the fewest stops, which is not always the shortest walk. Choosing </w:t>
+      </w:r>
+      <w:r>
+        <w:rPr>
+          <w:i/>
+          <w:iCs/>
+        </w:rPr>
+        <w:t>I'm going</w:t>
+      </w:r>
+      <w:r>
+        <w:t xml:space="preserve"> sets the Cafeteria as the current location and pushes the trip onto the history </w:t>
+      </w:r>
+      <w:r>
+        <w:rPr>
+          <w:b/>
+          <w:bCs/>
+        </w:rPr>
+        <w:t>stack</w:t>
+      </w:r>
+      <w:r>
+        <w:t xml:space="preserve"> (Figure 7).</w:t>
+      </w:r>
+    </w:p>
+    <w:tbl>
+      <w:tblPr>
+        <w:tblW w:w="9026" w:type="dxa"/>
+        <w:jc w:val="center"/>
+        <w:tblLayout w:type="fixed"/>
+        <w:tblCellMar>
+          <w:left w:w="0" w:type="dxa"/>
+          <w:right w:w="0" w:type="dxa"/>
+        </w:tblCellMar>
+        <w:tblLook w:val="0600" w:firstRow="0" w:lastRow="0" w:firstColumn="0" w:lastColumn="0" w:noHBand="1" w:noVBand="1"/>
+      </w:tblPr>
+      <w:tblGrid>
+        <w:gridCol w:w="4514"/>
+        <w:gridCol w:w="4512"/>
+      </w:tblGrid>
+      <w:tr>
+        <w:trPr>
+          <w:cantSplit/>
+          <w:jc w:val="center"/>
+        </w:trPr>
+        <w:tc>
+          <w:tcPr>
+            <w:tcW w:w="4514" w:type="dxa"/>
+            <w:vAlign w:val="center"/>
+          </w:tcPr>
+          <w:p>
+            <w:pPr>
+              <w:keepNext/>
+              <w:spacing w:before="60"/>
+            </w:pPr>
+            <w:r>
+              <w:rPr>
+                <w:noProof/>
+              </w:rPr>
+              <w:drawing>
+                <wp:inline distT="0" distB="0" distL="0" distR="0" wp14:anchorId="5E2DFDCF" wp14:editId="256EDA3F">
+                  <wp:extent cx="2788920" cy="758560"/>
+                  <wp:effectExtent l="0" t="0" r="0" b="0"/>
+                  <wp:docPr id="1447541158" name="Picture 1447541158" descr="Take me somewhere prompts"/>
+                  <wp:cNvGraphicFramePr>
+                    <a:graphicFrameLocks xmlns:a="http://schemas.openxmlformats.org/drawingml/2006/main" noChangeAspect="1"/>
+                  </wp:cNvGraphicFramePr>
+                  <a:graphic xmlns:a="http://schemas.openxmlformats.org/drawingml/2006/main">
+                    <a:graphicData uri="http://schemas.openxmlformats.org/drawingml/2006/picture">
+                      <pic:pic xmlns:pic="http://schemas.openxmlformats.org/drawingml/2006/picture">
+                        <pic:nvPicPr>
+                          <pic:cNvPr id="0" name="Screenshot_7.jpg"/>
+                          <pic:cNvPicPr/>
+                        </pic:nvPicPr>
+                        <pic:blipFill>
+                          <a:blip r:embed="rId18"/>
+                          <a:stretch>
+                            <a:fillRect/>
+                          </a:stretch>
+                        </pic:blipFill>
+                        <pic:spPr>
+                          <a:xfrm>
+                            <a:off x="0" y="0"/>
+                            <a:ext cx="2788920" cy="758560"/>
+                          </a:xfrm>
+                          <a:prstGeom prst="rect">
+                            <a:avLst/>
+                          </a:prstGeom>
+                        </pic:spPr>
+                      </pic:pic>
+                    </a:graphicData>
+                  </a:graphic>
+                </wp:inline>
+              </w:drawing>
+            </w:r>
+          </w:p>
+        </w:tc>
+        <w:tc>
+          <w:tcPr>
+            <w:tcW w:w="4512" w:type="dxa"/>
+            <w:vAlign w:val="center"/>
+          </w:tcPr>
+          <w:p>
+            <w:pPr>
+              <w:keepNext/>
+              <w:spacing w:before="60"/>
+              <w:jc w:val="right"/>
+            </w:pPr>
+            <w:r>
+              <w:rPr>
+                <w:noProof/>
+              </w:rPr>
+              <w:drawing>
+                <wp:inline distT="0" distB="0" distL="0" distR="0" wp14:anchorId="28B779E1" wp14:editId="21CB8229">
+                  <wp:extent cx="2788920" cy="1120055"/>
+                  <wp:effectExtent l="0" t="0" r="0" b="0"/>
+                  <wp:docPr id="33303355" name="Picture 33303355" descr="Directions from KUET Main Gate to Cafeteria"/>
+                  <wp:cNvGraphicFramePr>
+                    <a:graphicFrameLocks xmlns:a="http://schemas.openxmlformats.org/drawingml/2006/main" noChangeAspect="1"/>
+                  </wp:cNvGraphicFramePr>
+                  <a:graphic xmlns:a="http://schemas.openxmlformats.org/drawingml/2006/main">
+                    <a:graphicData uri="http://schemas.openxmlformats.org/drawingml/2006/picture">
+                      <pic:pic xmlns:pic="http://schemas.openxmlformats.org/drawingml/2006/picture">
+                        <pic:nvPicPr>
+                          <pic:cNvPr id="0" name="Screenshot_8.jpg"/>
+                          <pic:cNvPicPr/>
+                        </pic:nvPicPr>
+                        <pic:blipFill>
+                          <a:blip r:embed="rId19"/>
+                          <a:stretch>
+                            <a:fillRect/>
+                          </a:stretch>
+                        </pic:blipFill>
+                        <pic:spPr>
+                          <a:xfrm>
+                            <a:off x="0" y="0"/>
+                            <a:ext cx="2788920" cy="1120055"/>
+                          </a:xfrm>
+                          <a:prstGeom prst="rect">
+                            <a:avLst/>
+                          </a:prstGeom>
+                        </pic:spPr>
+                      </pic:pic>
+                    </a:graphicData>
+                  </a:graphic>
+                </wp:inline>
+              </w:drawing>
+            </w:r>
+          </w:p>
+        </w:tc>
+      </w:tr>
+    </w:tbl>
+    <w:p>
+      <w:pPr>
+        <w:spacing w:before="100" w:after="220"/>
+        <w:jc w:val="center"/>
+      </w:pPr>
+      <w:r>
+        <w:rPr>
+          <w:i/>
+          <w:iCs/>
+          <w:color w:val="55575E"/>
+          <w:sz w:val="18"/>
+          <w:szCs w:val="18"/>
+        </w:rPr>
+        <w:t>Figure 6. Take me somewhere: two partial names (left) become directions by road (right).</w:t>
+      </w:r>
+    </w:p>
+    <w:tbl>
+      <w:tblPr>
+        <w:tblW w:w="9026" w:type="dxa"/>
+        <w:jc w:val="center"/>
+        <w:tblLayout w:type="fixed"/>
+        <w:tblCellMar>
+          <w:left w:w="0" w:type="dxa"/>
+          <w:right w:w="0" w:type="dxa"/>
+        </w:tblCellMar>
+        <w:tblLook w:val="0600" w:firstRow="0" w:lastRow="0" w:firstColumn="0" w:lastColumn="0" w:noHBand="1" w:noVBand="1"/>
+      </w:tblPr>
+      <w:tblGrid>
+        <w:gridCol w:w="5738"/>
+        <w:gridCol w:w="3288"/>
+      </w:tblGrid>
+      <w:tr>
+        <w:trPr>
+          <w:cantSplit/>
+          <w:jc w:val="center"/>
+        </w:trPr>
+        <w:tc>
+          <w:tcPr>
+            <w:tcW w:w="5738" w:type="dxa"/>
+            <w:vAlign w:val="center"/>
+          </w:tcPr>
+          <w:p>
+            <w:pPr>
+              <w:keepNext/>
+              <w:spacing w:before="60"/>
+            </w:pPr>
+            <w:r>
+              <w:rPr>
+                <w:noProof/>
+              </w:rPr>
+              <w:drawing>
+                <wp:inline distT="0" distB="0" distL="0" distR="0" wp14:anchorId="174D1512" wp14:editId="032E1388">
+                  <wp:extent cx="3566160" cy="1321288"/>
+                  <wp:effectExtent l="0" t="0" r="0" b="0"/>
+                  <wp:docPr id="1806762439" name="Picture 1806762439" descr="Stops table with leg and total distances"/>
+                  <wp:cNvGraphicFramePr>
+                    <a:graphicFrameLocks xmlns:a="http://schemas.openxmlformats.org/drawingml/2006/main" noChangeAspect="1"/>
+                  </wp:cNvGraphicFramePr>
+                  <a:graphic xmlns:a="http://schemas.openxmlformats.org/drawingml/2006/main">
+                    <a:graphicData uri="http://schemas.openxmlformats.org/drawingml/2006/picture">
+                      <pic:pic xmlns:pic="http://schemas.openxmlformats.org/drawingml/2006/picture">
+                        <pic:nvPicPr>
+                          <pic:cNvPr id="0" name="Screenshot_9.jpg"/>
+                          <pic:cNvPicPr/>
+                        </pic:nvPicPr>
+                        <pic:blipFill>
+                          <a:blip r:embed="rId20"/>
+                          <a:stretch>
+                            <a:fillRect/>
+                          </a:stretch>
+                        </pic:blipFill>
+                        <pic:spPr>
+                          <a:xfrm>
+                            <a:off x="0" y="0"/>
+                            <a:ext cx="3566160" cy="1321288"/>
+                          </a:xfrm>
+                          <a:prstGeom prst="rect">
+                            <a:avLst/>
+                          </a:prstGeom>
+                        </pic:spPr>
+                      </pic:pic>
+                    </a:graphicData>
+                  </a:graphic>
+                </wp:inline>
+              </w:drawing>
+            </w:r>
+          </w:p>
+        </w:tc>
+        <w:tc>
+          <w:tcPr>
+            <w:tcW w:w="3288" w:type="dxa"/>
+            <w:vAlign w:val="center"/>
+          </w:tcPr>
+          <w:p>
+            <w:pPr>
+              <w:keepNext/>
+              <w:spacing w:before="60"/>
+              <w:jc w:val="right"/>
+            </w:pPr>
+            <w:r>
+              <w:rPr>
+                <w:noProof/>
+              </w:rPr>
+              <w:drawing>
+                <wp:inline distT="0" distB="0" distL="0" distR="0" wp14:anchorId="19B00088" wp14:editId="101116C3">
+                  <wp:extent cx="2011680" cy="376354"/>
+                  <wp:effectExtent l="0" t="0" r="0" b="0"/>
+                  <wp:docPr id="935732743" name="Picture 935732743" descr="Confirmation after choosing I'm going"/>
+                  <wp:cNvGraphicFramePr>
+                    <a:graphicFrameLocks xmlns:a="http://schemas.openxmlformats.org/drawingml/2006/main" noChangeAspect="1"/>
+                  </wp:cNvGraphicFramePr>
+                  <a:graphic xmlns:a="http://schemas.openxmlformats.org/drawingml/2006/main">
+                    <a:graphicData uri="http://schemas.openxmlformats.org/drawingml/2006/picture">
+                      <pic:pic xmlns:pic="http://schemas.openxmlformats.org/drawingml/2006/picture">
+                        <pic:nvPicPr>
+                          <pic:cNvPr id="0" name="Screenshot_10.jpg"/>
+                          <pic:cNvPicPr/>
+                        </pic:nvPicPr>
+                        <pic:blipFill>
+                          <a:blip r:embed="rId21"/>
+                          <a:srcRect b="505"/>
+                          <a:stretch>
+                            <a:fillRect/>
+                          </a:stretch>
+                        </pic:blipFill>
+                        <pic:spPr>
+                          <a:xfrm>
+                            <a:off x="0" y="0"/>
+                            <a:ext cx="2011680" cy="376354"/>
+                          </a:xfrm>
+                          <a:prstGeom prst="rect">
+                            <a:avLst/>
+                          </a:prstGeom>
+                        </pic:spPr>
+                      </pic:pic>
+                    </a:graphicData>
+                  </a:graphic>
+                </wp:inline>
+              </w:drawing>
+            </w:r>
+          </w:p>
+        </w:tc>
+      </w:tr>
+    </w:tbl>
+    <w:p>
+      <w:pPr>
+        <w:spacing w:before="100" w:after="220"/>
+        <w:jc w:val="center"/>
+      </w:pPr>
+      <w:r>
+        <w:rPr>
+          <w:i/>
+          <w:iCs/>
+          <w:color w:val="55575E"/>
+          <w:sz w:val="18"/>
+          <w:szCs w:val="18"/>
+        </w:rPr>
+        <w:t>Figure 7. Every stop on the route (left), and the confirmation after choosing I'm going (right).</w:t>
+      </w:r>
+    </w:p>
+    <w:p>
+      <w:pPr>
+        <w:spacing w:after="140" w:line="300" w:lineRule="auto"/>
+      </w:pPr>
+      <w:r>
+        <w:t>A longer trip reads the same way. From the Central Library to the main gate, nine stops are merged into three steps:</w:t>
+      </w:r>
+    </w:p>
+    <w:p>
+      <w:pPr>
         <w:shd w:val="clear" w:color="auto" w:fill="F3F3F0"/>
         <w:spacing w:before="120" w:line="250" w:lineRule="auto"/>
         <w:ind w:left="200" w:right="200"/>
@@ -17131,52 +18202,22 @@
           <w:sz w:val="17"/>
           <w:szCs w:val="17"/>
         </w:rPr>
-        <w:t xml:space="preserve">   ╔═══════════════════════════════════════╗</w:t>
-      </w:r>
-    </w:p>
-    <w:p>
-      <w:pPr>
-        <w:shd w:val="clear" w:color="auto" w:fill="F3F3F0"/>
-        <w:spacing w:line="250" w:lineRule="auto"/>
-        <w:ind w:left="200" w:right="200"/>
-      </w:pPr>
-      <w:r>
-        <w:rPr>
-          <w:rFonts w:ascii="Consolas" w:eastAsia="Consolas" w:hAnsi="Consolas" w:cs="Consolas"/>
-          <w:sz w:val="17"/>
-          <w:szCs w:val="17"/>
-        </w:rPr>
-        <w:t xml:space="preserve">   ║               CholoKUET               ║</w:t>
-      </w:r>
-    </w:p>
-    <w:p>
-      <w:pPr>
-        <w:shd w:val="clear" w:color="auto" w:fill="F3F3F0"/>
-        <w:spacing w:line="250" w:lineRule="auto"/>
-        <w:ind w:left="200" w:right="200"/>
-      </w:pPr>
-      <w:r>
-        <w:rPr>
-          <w:rFonts w:ascii="Consolas" w:eastAsia="Consolas" w:hAnsi="Consolas" w:cs="Consolas"/>
-          <w:sz w:val="17"/>
-          <w:szCs w:val="17"/>
-        </w:rPr>
-        <w:t xml:space="preserve">   ╚═══════════════════════════════════════╝</w:t>
-      </w:r>
-    </w:p>
-    <w:p>
-      <w:pPr>
-        <w:shd w:val="clear" w:color="auto" w:fill="F3F3F0"/>
-        <w:spacing w:line="250" w:lineRule="auto"/>
-        <w:ind w:left="200" w:right="200"/>
-      </w:pPr>
-      <w:r>
-        <w:rPr>
-          <w:rFonts w:ascii="Consolas" w:eastAsia="Consolas" w:hAnsi="Consolas" w:cs="Consolas"/>
-          <w:sz w:val="17"/>
-          <w:szCs w:val="17"/>
-        </w:rPr>
-        <w:t xml:space="preserve">       Cholo Explore Kore Ashi · KUET campus</w:t>
+        <w:t xml:space="preserve">  Central Library  →  KUET Main Gate</w:t>
+      </w:r>
+    </w:p>
+    <w:p>
+      <w:pPr>
+        <w:shd w:val="clear" w:color="auto" w:fill="F3F3F0"/>
+        <w:spacing w:line="250" w:lineRule="auto"/>
+        <w:ind w:left="200" w:right="200"/>
+      </w:pPr>
+      <w:r>
+        <w:rPr>
+          <w:rFonts w:ascii="Consolas" w:eastAsia="Consolas" w:hAnsi="Consolas" w:cs="Consolas"/>
+          <w:sz w:val="17"/>
+          <w:szCs w:val="17"/>
+        </w:rPr>
+        <w:t xml:space="preserve">  707 m walk · about 10 min · 9 places · 3 roads</w:t>
       </w:r>
     </w:p>
     <w:p>
@@ -17206,7 +18247,142 @@
           <w:sz w:val="17"/>
           <w:szCs w:val="17"/>
         </w:rPr>
-        <w:t xml:space="preserve">  Hi, student1  ·  you're at Central Library</w:t>
+        <w:t xml:space="preserve">  DIRECTIONS</w:t>
+      </w:r>
+    </w:p>
+    <w:p>
+      <w:pPr>
+        <w:shd w:val="clear" w:color="auto" w:fill="F3F3F0"/>
+        <w:spacing w:line="250" w:lineRule="auto"/>
+        <w:ind w:left="200" w:right="200"/>
+      </w:pPr>
+      <w:r>
+        <w:rPr>
+          <w:rFonts w:ascii="Consolas" w:eastAsia="Consolas" w:hAnsi="Consolas" w:cs="Consolas"/>
+          <w:sz w:val="17"/>
+          <w:szCs w:val="17"/>
+        </w:rPr>
+        <w:t xml:space="preserve">   ●  Start at Central Library</w:t>
+      </w:r>
+    </w:p>
+    <w:p>
+      <w:pPr>
+        <w:shd w:val="clear" w:color="auto" w:fill="F3F3F0"/>
+        <w:spacing w:line="250" w:lineRule="auto"/>
+        <w:ind w:left="200" w:right="200"/>
+      </w:pPr>
+      <w:r>
+        <w:rPr>
+          <w:rFonts w:ascii="Consolas" w:eastAsia="Consolas" w:hAnsi="Consolas" w:cs="Consolas"/>
+          <w:sz w:val="17"/>
+          <w:szCs w:val="17"/>
+        </w:rPr>
+        <w:t xml:space="preserve">   1  Head south on Library Lane  ·  89 m, about 2 min</w:t>
+      </w:r>
+    </w:p>
+    <w:p>
+      <w:pPr>
+        <w:shd w:val="clear" w:color="auto" w:fill="F3F3F0"/>
+        <w:spacing w:line="250" w:lineRule="auto"/>
+        <w:ind w:left="200" w:right="200"/>
+      </w:pPr>
+      <w:r>
+        <w:rPr>
+          <w:rFonts w:ascii="Consolas" w:eastAsia="Consolas" w:hAnsi="Consolas" w:cs="Consolas"/>
+          <w:sz w:val="17"/>
+          <w:szCs w:val="17"/>
+        </w:rPr>
+        <w:t xml:space="preserve">   │  until you reach Fazlul Haque Hall</w:t>
+      </w:r>
+    </w:p>
+    <w:p>
+      <w:pPr>
+        <w:shd w:val="clear" w:color="auto" w:fill="F3F3F0"/>
+        <w:spacing w:line="250" w:lineRule="auto"/>
+        <w:ind w:left="200" w:right="200"/>
+      </w:pPr>
+      <w:r>
+        <w:rPr>
+          <w:rFonts w:ascii="Consolas" w:eastAsia="Consolas" w:hAnsi="Consolas" w:cs="Consolas"/>
+          <w:sz w:val="17"/>
+          <w:szCs w:val="17"/>
+        </w:rPr>
+        <w:t xml:space="preserve">   2  Turn left, heading east on Hall Road  ·  258 m, about 4 min</w:t>
+      </w:r>
+    </w:p>
+    <w:p>
+      <w:pPr>
+        <w:shd w:val="clear" w:color="auto" w:fill="F3F3F0"/>
+        <w:spacing w:line="250" w:lineRule="auto"/>
+        <w:ind w:left="200" w:right="200"/>
+      </w:pPr>
+      <w:r>
+        <w:rPr>
+          <w:rFonts w:ascii="Consolas" w:eastAsia="Consolas" w:hAnsi="Consolas" w:cs="Consolas"/>
+          <w:sz w:val="17"/>
+          <w:szCs w:val="17"/>
+        </w:rPr>
+        <w:t xml:space="preserve">   │  past Shaheed Smrity Hall, Dr. M. A. Rashid Hall and Cafeteria</w:t>
+      </w:r>
+    </w:p>
+    <w:p>
+      <w:pPr>
+        <w:shd w:val="clear" w:color="auto" w:fill="F3F3F0"/>
+        <w:spacing w:line="250" w:lineRule="auto"/>
+        <w:ind w:left="200" w:right="200"/>
+      </w:pPr>
+      <w:r>
+        <w:rPr>
+          <w:rFonts w:ascii="Consolas" w:eastAsia="Consolas" w:hAnsi="Consolas" w:cs="Consolas"/>
+          <w:sz w:val="17"/>
+          <w:szCs w:val="17"/>
+        </w:rPr>
+        <w:t xml:space="preserve">   │  until you reach Kodom Tola</w:t>
+      </w:r>
+    </w:p>
+    <w:p>
+      <w:pPr>
+        <w:shd w:val="clear" w:color="auto" w:fill="F3F3F0"/>
+        <w:spacing w:line="250" w:lineRule="auto"/>
+        <w:ind w:left="200" w:right="200"/>
+      </w:pPr>
+      <w:r>
+        <w:rPr>
+          <w:rFonts w:ascii="Consolas" w:eastAsia="Consolas" w:hAnsi="Consolas" w:cs="Consolas"/>
+          <w:sz w:val="17"/>
+          <w:szCs w:val="17"/>
+        </w:rPr>
+        <w:t xml:space="preserve">   3  Turn left, heading east on KUET Road  ·  360 m, about 5 min</w:t>
+      </w:r>
+    </w:p>
+    <w:p>
+      <w:pPr>
+        <w:shd w:val="clear" w:color="auto" w:fill="F3F3F0"/>
+        <w:spacing w:line="250" w:lineRule="auto"/>
+        <w:ind w:left="200" w:right="200"/>
+      </w:pPr>
+      <w:r>
+        <w:rPr>
+          <w:rFonts w:ascii="Consolas" w:eastAsia="Consolas" w:hAnsi="Consolas" w:cs="Consolas"/>
+          <w:sz w:val="17"/>
+          <w:szCs w:val="17"/>
+        </w:rPr>
+        <w:t xml:space="preserve">   │  past KUET Dighi and Khan Jahan Ali Hall</w:t>
+      </w:r>
+    </w:p>
+    <w:p>
+      <w:pPr>
+        <w:shd w:val="clear" w:color="auto" w:fill="F3F3F0"/>
+        <w:spacing w:line="250" w:lineRule="auto"/>
+        <w:ind w:left="200" w:right="200"/>
+      </w:pPr>
+      <w:r>
+        <w:rPr>
+          <w:rFonts w:ascii="Consolas" w:eastAsia="Consolas" w:hAnsi="Consolas" w:cs="Consolas"/>
+          <w:sz w:val="17"/>
+          <w:szCs w:val="17"/>
+        </w:rPr>
+        <w:t xml:space="preserve">   ●  Arrive at KUET Main Gate</w:t>
       </w:r>
     </w:p>
     <w:p>
@@ -17236,202 +18412,172 @@
           <w:sz w:val="17"/>
           <w:szCs w:val="17"/>
         </w:rPr>
-        <w:t xml:space="preserve">  GET AROUND</w:t>
-      </w:r>
-    </w:p>
-    <w:p>
-      <w:pPr>
-        <w:shd w:val="clear" w:color="auto" w:fill="F3F3F0"/>
-        <w:spacing w:line="250" w:lineRule="auto"/>
-        <w:ind w:left="200" w:right="200"/>
-      </w:pPr>
-      <w:r>
-        <w:rPr>
-          <w:rFonts w:ascii="Consolas" w:eastAsia="Consolas" w:hAnsi="Consolas" w:cs="Consolas"/>
-          <w:sz w:val="17"/>
-          <w:szCs w:val="17"/>
-        </w:rPr>
-        <w:t xml:space="preserve">    1  Take me somewhere       from where you are to where you want to go</w:t>
-      </w:r>
-    </w:p>
-    <w:p>
-      <w:pPr>
-        <w:shd w:val="clear" w:color="auto" w:fill="F3F3F0"/>
-        <w:spacing w:line="250" w:lineRule="auto"/>
-        <w:ind w:left="200" w:right="200"/>
-      </w:pPr>
-      <w:r>
-        <w:rPr>
-          <w:rFonts w:ascii="Consolas" w:eastAsia="Consolas" w:hAnsi="Consolas" w:cs="Consolas"/>
-          <w:sz w:val="17"/>
-          <w:szCs w:val="17"/>
-        </w:rPr>
-        <w:t xml:space="preserve">    2  What's near me          closest places, nearest first</w:t>
-      </w:r>
-    </w:p>
-    <w:p>
-      <w:pPr>
-        <w:shd w:val="clear" w:color="auto" w:fill="F3F3F0"/>
-        <w:spacing w:line="250" w:lineRule="auto"/>
-        <w:ind w:left="200" w:right="200"/>
-      </w:pPr>
-      <w:r>
-        <w:rPr>
-          <w:rFonts w:ascii="Consolas" w:eastAsia="Consolas" w:hAnsi="Consolas" w:cs="Consolas"/>
-          <w:sz w:val="17"/>
-          <w:szCs w:val="17"/>
-        </w:rPr>
-        <w:t xml:space="preserve">    3  Explore the campus      walk the whole campus with DFS</w:t>
-      </w:r>
-    </w:p>
-    <w:p>
-      <w:pPr>
-        <w:shd w:val="clear" w:color="auto" w:fill="F3F3F0"/>
-        <w:spacing w:line="250" w:lineRule="auto"/>
-        <w:ind w:left="200" w:right="200"/>
-      </w:pPr>
-      <w:r>
-        <w:rPr>
-          <w:rFonts w:ascii="Consolas" w:eastAsia="Consolas" w:hAnsi="Consolas" w:cs="Consolas"/>
-          <w:sz w:val="17"/>
-          <w:szCs w:val="17"/>
-        </w:rPr>
-        <w:t xml:space="preserve">  FIND</w:t>
-      </w:r>
-    </w:p>
-    <w:p>
-      <w:pPr>
-        <w:shd w:val="clear" w:color="auto" w:fill="F3F3F0"/>
-        <w:spacing w:line="250" w:lineRule="auto"/>
-        <w:ind w:left="200" w:right="200"/>
-      </w:pPr>
-      <w:r>
-        <w:rPr>
-          <w:rFonts w:ascii="Consolas" w:eastAsia="Consolas" w:hAnsi="Consolas" w:cs="Consolas"/>
-          <w:sz w:val="17"/>
-          <w:szCs w:val="17"/>
-        </w:rPr>
-        <w:t xml:space="preserve">    4  Search                  by name, category or ID</w:t>
-      </w:r>
-    </w:p>
-    <w:p>
-      <w:pPr>
-        <w:shd w:val="clear" w:color="auto" w:fill="F3F3F0"/>
-        <w:spacing w:line="250" w:lineRule="auto"/>
-        <w:ind w:left="200" w:right="200"/>
-      </w:pPr>
-      <w:r>
-        <w:rPr>
-          <w:rFonts w:ascii="Consolas" w:eastAsia="Consolas" w:hAnsi="Consolas" w:cs="Consolas"/>
-          <w:sz w:val="17"/>
-          <w:szCs w:val="17"/>
-        </w:rPr>
-        <w:t xml:space="preserve">    5  Browse by category      the campus as a tree</w:t>
-      </w:r>
-    </w:p>
-    <w:p>
-      <w:pPr>
-        <w:shd w:val="clear" w:color="auto" w:fill="F3F3F0"/>
-        <w:spacing w:line="250" w:lineRule="auto"/>
-        <w:ind w:left="200" w:right="200"/>
-      </w:pPr>
-      <w:r>
-        <w:rPr>
-          <w:rFonts w:ascii="Consolas" w:eastAsia="Consolas" w:hAnsi="Consolas" w:cs="Consolas"/>
-          <w:sz w:val="17"/>
-          <w:szCs w:val="17"/>
-        </w:rPr>
-        <w:t xml:space="preserve">    6  Sort places             A-Z, Z-A, category, distance</w:t>
-      </w:r>
-    </w:p>
-    <w:p>
-      <w:pPr>
-        <w:shd w:val="clear" w:color="auto" w:fill="F3F3F0"/>
-        <w:spacing w:line="250" w:lineRule="auto"/>
-        <w:ind w:left="200" w:right="200"/>
-      </w:pPr>
-      <w:r>
-        <w:rPr>
-          <w:rFonts w:ascii="Consolas" w:eastAsia="Consolas" w:hAnsi="Consolas" w:cs="Consolas"/>
-          <w:sz w:val="17"/>
-          <w:szCs w:val="17"/>
-        </w:rPr>
-        <w:t xml:space="preserve">  YOU</w:t>
-      </w:r>
-    </w:p>
-    <w:p>
-      <w:pPr>
-        <w:shd w:val="clear" w:color="auto" w:fill="F3F3F0"/>
-        <w:spacing w:line="250" w:lineRule="auto"/>
-        <w:ind w:left="200" w:right="200"/>
-      </w:pPr>
-      <w:r>
-        <w:rPr>
-          <w:rFonts w:ascii="Consolas" w:eastAsia="Consolas" w:hAnsi="Consolas" w:cs="Consolas"/>
-          <w:sz w:val="17"/>
-          <w:szCs w:val="17"/>
-        </w:rPr>
-        <w:t xml:space="preserve">    7  Where am I?             set or share your location</w:t>
-      </w:r>
-    </w:p>
-    <w:p>
-      <w:pPr>
-        <w:shd w:val="clear" w:color="auto" w:fill="F3F3F0"/>
-        <w:spacing w:line="250" w:lineRule="auto"/>
-        <w:ind w:left="200" w:right="200"/>
-      </w:pPr>
-      <w:r>
-        <w:rPr>
-          <w:rFonts w:ascii="Consolas" w:eastAsia="Consolas" w:hAnsi="Consolas" w:cs="Consolas"/>
-          <w:sz w:val="17"/>
-          <w:szCs w:val="17"/>
-        </w:rPr>
-        <w:t xml:space="preserve">    8  Trip history            go back to where you were</w:t>
-      </w:r>
-    </w:p>
-    <w:p>
-      <w:pPr>
-        <w:shd w:val="clear" w:color="auto" w:fill="F3F3F0"/>
-        <w:spacing w:line="250" w:lineRule="auto"/>
-        <w:ind w:left="200" w:right="200"/>
-      </w:pPr>
-      <w:r>
-        <w:rPr>
-          <w:rFonts w:ascii="Consolas" w:eastAsia="Consolas" w:hAnsi="Consolas" w:cs="Consolas"/>
-          <w:sz w:val="17"/>
-          <w:szCs w:val="17"/>
-        </w:rPr>
-        <w:t xml:space="preserve">    9  Recent searches</w:t>
-      </w:r>
-    </w:p>
-    <w:p>
-      <w:pPr>
-        <w:shd w:val="clear" w:color="auto" w:fill="F3F3F0"/>
-        <w:spacing w:line="250" w:lineRule="auto"/>
-        <w:ind w:left="200" w:right="200"/>
-      </w:pPr>
-      <w:r>
-        <w:rPr>
-          <w:rFonts w:ascii="Consolas" w:eastAsia="Consolas" w:hAnsi="Consolas" w:cs="Consolas"/>
-          <w:sz w:val="17"/>
-          <w:szCs w:val="17"/>
-        </w:rPr>
-        <w:t xml:space="preserve">   10  Favorites               3 saved</w:t>
-      </w:r>
-    </w:p>
-    <w:p>
-      <w:pPr>
-        <w:shd w:val="clear" w:color="auto" w:fill="F3F3F0"/>
-        <w:spacing w:line="250" w:lineRule="auto"/>
-        <w:ind w:left="200" w:right="200"/>
-      </w:pPr>
-      <w:r>
-        <w:rPr>
-          <w:rFonts w:ascii="Consolas" w:eastAsia="Consolas" w:hAnsi="Consolas" w:cs="Consolas"/>
-          <w:sz w:val="17"/>
-          <w:szCs w:val="17"/>
-        </w:rPr>
-        <w:t xml:space="preserve">   11  Help</w:t>
+        <w:t xml:space="preserve">  STOPS</w:t>
+      </w:r>
+    </w:p>
+    <w:p>
+      <w:pPr>
+        <w:shd w:val="clear" w:color="auto" w:fill="F3F3F0"/>
+        <w:spacing w:line="250" w:lineRule="auto"/>
+        <w:ind w:left="200" w:right="200"/>
+      </w:pPr>
+      <w:r>
+        <w:rPr>
+          <w:rFonts w:ascii="Consolas" w:eastAsia="Consolas" w:hAnsi="Consolas" w:cs="Consolas"/>
+          <w:sz w:val="17"/>
+          <w:szCs w:val="17"/>
+        </w:rPr>
+        <w:t xml:space="preserve">   #   Place                  Road            Leg    Total</w:t>
+      </w:r>
+    </w:p>
+    <w:p>
+      <w:pPr>
+        <w:shd w:val="clear" w:color="auto" w:fill="F3F3F0"/>
+        <w:spacing w:line="250" w:lineRule="auto"/>
+        <w:ind w:left="200" w:right="200"/>
+      </w:pPr>
+      <w:r>
+        <w:rPr>
+          <w:rFonts w:ascii="Consolas" w:eastAsia="Consolas" w:hAnsi="Consolas" w:cs="Consolas"/>
+          <w:sz w:val="17"/>
+          <w:szCs w:val="17"/>
+        </w:rPr>
+        <w:t xml:space="preserve">   1   Central Library        -                 -      0 m</w:t>
+      </w:r>
+    </w:p>
+    <w:p>
+      <w:pPr>
+        <w:shd w:val="clear" w:color="auto" w:fill="F3F3F0"/>
+        <w:spacing w:line="250" w:lineRule="auto"/>
+        <w:ind w:left="200" w:right="200"/>
+      </w:pPr>
+      <w:r>
+        <w:rPr>
+          <w:rFonts w:ascii="Consolas" w:eastAsia="Consolas" w:hAnsi="Consolas" w:cs="Consolas"/>
+          <w:sz w:val="17"/>
+          <w:szCs w:val="17"/>
+        </w:rPr>
+        <w:t xml:space="preserve">   2   Fazlul Haque Hall      Library Lane   89 m     89 m</w:t>
+      </w:r>
+    </w:p>
+    <w:p>
+      <w:pPr>
+        <w:shd w:val="clear" w:color="auto" w:fill="F3F3F0"/>
+        <w:spacing w:line="250" w:lineRule="auto"/>
+        <w:ind w:left="200" w:right="200"/>
+      </w:pPr>
+      <w:r>
+        <w:rPr>
+          <w:rFonts w:ascii="Consolas" w:eastAsia="Consolas" w:hAnsi="Consolas" w:cs="Consolas"/>
+          <w:sz w:val="17"/>
+          <w:szCs w:val="17"/>
+        </w:rPr>
+        <w:t xml:space="preserve">   3   Shaheed Smrity Hall    Hall Road      80 m    169 m</w:t>
+      </w:r>
+    </w:p>
+    <w:p>
+      <w:pPr>
+        <w:shd w:val="clear" w:color="auto" w:fill="F3F3F0"/>
+        <w:spacing w:line="250" w:lineRule="auto"/>
+        <w:ind w:left="200" w:right="200"/>
+      </w:pPr>
+      <w:r>
+        <w:rPr>
+          <w:rFonts w:ascii="Consolas" w:eastAsia="Consolas" w:hAnsi="Consolas" w:cs="Consolas"/>
+          <w:sz w:val="17"/>
+          <w:szCs w:val="17"/>
+        </w:rPr>
+        <w:t xml:space="preserve">   4   Dr. M. A. Rashid Hall  Hall Road      58 m    227 m</w:t>
+      </w:r>
+    </w:p>
+    <w:p>
+      <w:pPr>
+        <w:shd w:val="clear" w:color="auto" w:fill="F3F3F0"/>
+        <w:spacing w:line="250" w:lineRule="auto"/>
+        <w:ind w:left="200" w:right="200"/>
+      </w:pPr>
+      <w:r>
+        <w:rPr>
+          <w:rFonts w:ascii="Consolas" w:eastAsia="Consolas" w:hAnsi="Consolas" w:cs="Consolas"/>
+          <w:sz w:val="17"/>
+          <w:szCs w:val="17"/>
+        </w:rPr>
+        <w:t xml:space="preserve">   5   Cafeteria              Hall Road      69 m    296 m</w:t>
+      </w:r>
+    </w:p>
+    <w:p>
+      <w:pPr>
+        <w:shd w:val="clear" w:color="auto" w:fill="F3F3F0"/>
+        <w:spacing w:line="250" w:lineRule="auto"/>
+        <w:ind w:left="200" w:right="200"/>
+      </w:pPr>
+      <w:r>
+        <w:rPr>
+          <w:rFonts w:ascii="Consolas" w:eastAsia="Consolas" w:hAnsi="Consolas" w:cs="Consolas"/>
+          <w:sz w:val="17"/>
+          <w:szCs w:val="17"/>
+        </w:rPr>
+        <w:t xml:space="preserve">   6   Kodom Tola             Hall Road      51 m    347 m</w:t>
+      </w:r>
+    </w:p>
+    <w:p>
+      <w:pPr>
+        <w:shd w:val="clear" w:color="auto" w:fill="F3F3F0"/>
+        <w:spacing w:line="250" w:lineRule="auto"/>
+        <w:ind w:left="200" w:right="200"/>
+      </w:pPr>
+      <w:r>
+        <w:rPr>
+          <w:rFonts w:ascii="Consolas" w:eastAsia="Consolas" w:hAnsi="Consolas" w:cs="Consolas"/>
+          <w:sz w:val="17"/>
+          <w:szCs w:val="17"/>
+        </w:rPr>
+        <w:t xml:space="preserve">   7   KUET Dighi             KUET Road      77 m    424 m</w:t>
+      </w:r>
+    </w:p>
+    <w:p>
+      <w:pPr>
+        <w:shd w:val="clear" w:color="auto" w:fill="F3F3F0"/>
+        <w:spacing w:line="250" w:lineRule="auto"/>
+        <w:ind w:left="200" w:right="200"/>
+      </w:pPr>
+      <w:r>
+        <w:rPr>
+          <w:rFonts w:ascii="Consolas" w:eastAsia="Consolas" w:hAnsi="Consolas" w:cs="Consolas"/>
+          <w:sz w:val="17"/>
+          <w:szCs w:val="17"/>
+        </w:rPr>
+        <w:t xml:space="preserve">   8   Khan Jahan Ali Hall    KUET Road     101 m    525 m</w:t>
+      </w:r>
+    </w:p>
+    <w:p>
+      <w:pPr>
+        <w:shd w:val="clear" w:color="auto" w:fill="F3F3F0"/>
+        <w:spacing w:line="250" w:lineRule="auto"/>
+        <w:ind w:left="200" w:right="200"/>
+      </w:pPr>
+      <w:r>
+        <w:rPr>
+          <w:rFonts w:ascii="Consolas" w:eastAsia="Consolas" w:hAnsi="Consolas" w:cs="Consolas"/>
+          <w:sz w:val="17"/>
+          <w:szCs w:val="17"/>
+        </w:rPr>
+        <w:t xml:space="preserve">   9   KUET Main Gate         KUET Road     182 m    707 m</w:t>
+      </w:r>
+    </w:p>
+    <w:p>
+      <w:pPr>
+        <w:shd w:val="clear" w:color="auto" w:fill="F3F3F0"/>
+        <w:spacing w:line="250" w:lineRule="auto"/>
+        <w:ind w:left="200" w:right="200"/>
+      </w:pPr>
+      <w:r>
+        <w:rPr>
+          <w:rFonts w:ascii="Consolas" w:eastAsia="Consolas" w:hAnsi="Consolas" w:cs="Consolas"/>
+          <w:sz w:val="17"/>
+          <w:szCs w:val="17"/>
+        </w:rPr>
+        <w:t xml:space="preserve"> </w:t>
       </w:r>
     </w:p>
     <w:p>
@@ -17446,537 +18592,1314 @@
           <w:sz w:val="17"/>
           <w:szCs w:val="17"/>
         </w:rPr>
-        <w:t xml:space="preserve">    0  Log out</w:t>
+        <w:t xml:space="preserve">  ROADS  Library Lane  →  Hall Road  →  KUET Road</w:t>
       </w:r>
     </w:p>
     <w:p>
       <w:pPr>
         <w:pStyle w:val="Heading2"/>
       </w:pPr>
-      <w:bookmarkStart w:id="40" w:name="_Toc241932333"/>
-      <w:r>
-        <w:t>Take me somewhere: Central Library to the main gate</w:t>
-      </w:r>
-      <w:bookmarkEnd w:id="40"/>
-    </w:p>
-    <w:p>
-      <w:pPr>
-        <w:shd w:val="clear" w:color="auto" w:fill="F3F3F0"/>
-        <w:spacing w:before="120" w:line="250" w:lineRule="auto"/>
-        <w:ind w:left="200" w:right="200"/>
-      </w:pPr>
-      <w:r>
-        <w:rPr>
-          <w:rFonts w:ascii="Consolas" w:eastAsia="Consolas" w:hAnsi="Consolas" w:cs="Consolas"/>
-          <w:sz w:val="17"/>
-          <w:szCs w:val="17"/>
-        </w:rPr>
-        <w:t xml:space="preserve">  Central Library  →  KUET Main Gate</w:t>
-      </w:r>
-    </w:p>
-    <w:p>
-      <w:pPr>
-        <w:shd w:val="clear" w:color="auto" w:fill="F3F3F0"/>
-        <w:spacing w:line="250" w:lineRule="auto"/>
-        <w:ind w:left="200" w:right="200"/>
-      </w:pPr>
-      <w:r>
-        <w:rPr>
-          <w:rFonts w:ascii="Consolas" w:eastAsia="Consolas" w:hAnsi="Consolas" w:cs="Consolas"/>
-          <w:sz w:val="17"/>
-          <w:szCs w:val="17"/>
-        </w:rPr>
-        <w:t xml:space="preserve">  707 m walk · about 10 min · 9 places · 3 roads</w:t>
-      </w:r>
-    </w:p>
-    <w:p>
-      <w:pPr>
-        <w:shd w:val="clear" w:color="auto" w:fill="F3F3F0"/>
-        <w:spacing w:line="250" w:lineRule="auto"/>
-        <w:ind w:left="200" w:right="200"/>
-      </w:pPr>
-      <w:r>
-        <w:rPr>
-          <w:rFonts w:ascii="Consolas" w:eastAsia="Consolas" w:hAnsi="Consolas" w:cs="Consolas"/>
-          <w:sz w:val="17"/>
-          <w:szCs w:val="17"/>
-        </w:rPr>
-        <w:t xml:space="preserve"> </w:t>
-      </w:r>
-    </w:p>
-    <w:p>
-      <w:pPr>
-        <w:shd w:val="clear" w:color="auto" w:fill="F3F3F0"/>
-        <w:spacing w:line="250" w:lineRule="auto"/>
-        <w:ind w:left="200" w:right="200"/>
-      </w:pPr>
-      <w:r>
-        <w:rPr>
-          <w:rFonts w:ascii="Consolas" w:eastAsia="Consolas" w:hAnsi="Consolas" w:cs="Consolas"/>
-          <w:sz w:val="17"/>
-          <w:szCs w:val="17"/>
-        </w:rPr>
-        <w:t xml:space="preserve">  DIRECTIONS</w:t>
-      </w:r>
-    </w:p>
-    <w:p>
-      <w:pPr>
-        <w:shd w:val="clear" w:color="auto" w:fill="F3F3F0"/>
-        <w:spacing w:line="250" w:lineRule="auto"/>
-        <w:ind w:left="200" w:right="200"/>
-      </w:pPr>
-      <w:r>
-        <w:rPr>
-          <w:rFonts w:ascii="Consolas" w:eastAsia="Consolas" w:hAnsi="Consolas" w:cs="Consolas"/>
-          <w:sz w:val="17"/>
-          <w:szCs w:val="17"/>
-        </w:rPr>
-        <w:t xml:space="preserve">   ●  Start at Central Library</w:t>
-      </w:r>
-    </w:p>
-    <w:p>
-      <w:pPr>
-        <w:shd w:val="clear" w:color="auto" w:fill="F3F3F0"/>
-        <w:spacing w:line="250" w:lineRule="auto"/>
-        <w:ind w:left="200" w:right="200"/>
-      </w:pPr>
-      <w:r>
-        <w:rPr>
-          <w:rFonts w:ascii="Consolas" w:eastAsia="Consolas" w:hAnsi="Consolas" w:cs="Consolas"/>
-          <w:sz w:val="17"/>
-          <w:szCs w:val="17"/>
-        </w:rPr>
-        <w:t xml:space="preserve">   1  Head south on Library Lane  ·  89 m, about 2 min</w:t>
-      </w:r>
-    </w:p>
-    <w:p>
-      <w:pPr>
-        <w:shd w:val="clear" w:color="auto" w:fill="F3F3F0"/>
-        <w:spacing w:line="250" w:lineRule="auto"/>
-        <w:ind w:left="200" w:right="200"/>
-      </w:pPr>
-      <w:r>
-        <w:rPr>
-          <w:rFonts w:ascii="Consolas" w:eastAsia="Consolas" w:hAnsi="Consolas" w:cs="Consolas"/>
-          <w:sz w:val="17"/>
-          <w:szCs w:val="17"/>
-        </w:rPr>
-        <w:t xml:space="preserve">   │  until you reach Fazlul Haque Hall</w:t>
-      </w:r>
-    </w:p>
-    <w:p>
-      <w:pPr>
-        <w:shd w:val="clear" w:color="auto" w:fill="F3F3F0"/>
-        <w:spacing w:line="250" w:lineRule="auto"/>
-        <w:ind w:left="200" w:right="200"/>
-      </w:pPr>
-      <w:r>
-        <w:rPr>
-          <w:rFonts w:ascii="Consolas" w:eastAsia="Consolas" w:hAnsi="Consolas" w:cs="Consolas"/>
-          <w:sz w:val="17"/>
-          <w:szCs w:val="17"/>
-        </w:rPr>
-        <w:t xml:space="preserve">   2  Turn left, heading east on Hall Road  ·  258 m, about 4 min</w:t>
-      </w:r>
-    </w:p>
-    <w:p>
-      <w:pPr>
-        <w:shd w:val="clear" w:color="auto" w:fill="F3F3F0"/>
-        <w:spacing w:line="250" w:lineRule="auto"/>
-        <w:ind w:left="200" w:right="200"/>
-      </w:pPr>
-      <w:r>
-        <w:rPr>
-          <w:rFonts w:ascii="Consolas" w:eastAsia="Consolas" w:hAnsi="Consolas" w:cs="Consolas"/>
-          <w:sz w:val="17"/>
-          <w:szCs w:val="17"/>
-        </w:rPr>
-        <w:t xml:space="preserve">   │  past Shaheed Smrity Hall, Dr. M. A. Rashid Hall and Cafeteria</w:t>
-      </w:r>
-    </w:p>
-    <w:p>
-      <w:pPr>
-        <w:shd w:val="clear" w:color="auto" w:fill="F3F3F0"/>
-        <w:spacing w:line="250" w:lineRule="auto"/>
-        <w:ind w:left="200" w:right="200"/>
-      </w:pPr>
-      <w:r>
-        <w:rPr>
-          <w:rFonts w:ascii="Consolas" w:eastAsia="Consolas" w:hAnsi="Consolas" w:cs="Consolas"/>
-          <w:sz w:val="17"/>
-          <w:szCs w:val="17"/>
-        </w:rPr>
-        <w:t xml:space="preserve">   │  until you reach Kodom Tola</w:t>
-      </w:r>
-    </w:p>
-    <w:p>
-      <w:pPr>
-        <w:shd w:val="clear" w:color="auto" w:fill="F3F3F0"/>
-        <w:spacing w:line="250" w:lineRule="auto"/>
-        <w:ind w:left="200" w:right="200"/>
-      </w:pPr>
-      <w:r>
-        <w:rPr>
-          <w:rFonts w:ascii="Consolas" w:eastAsia="Consolas" w:hAnsi="Consolas" w:cs="Consolas"/>
-          <w:sz w:val="17"/>
-          <w:szCs w:val="17"/>
-        </w:rPr>
-        <w:t xml:space="preserve">   3  Turn left, heading east on KUET Road  ·  360 m, about 5 min</w:t>
-      </w:r>
-    </w:p>
-    <w:p>
-      <w:pPr>
-        <w:shd w:val="clear" w:color="auto" w:fill="F3F3F0"/>
-        <w:spacing w:line="250" w:lineRule="auto"/>
-        <w:ind w:left="200" w:right="200"/>
-      </w:pPr>
-      <w:r>
-        <w:rPr>
-          <w:rFonts w:ascii="Consolas" w:eastAsia="Consolas" w:hAnsi="Consolas" w:cs="Consolas"/>
-          <w:sz w:val="17"/>
-          <w:szCs w:val="17"/>
-        </w:rPr>
-        <w:t xml:space="preserve">   │  past KUET Dighi and Khan Jahan Ali Hall</w:t>
-      </w:r>
-    </w:p>
-    <w:p>
-      <w:pPr>
-        <w:shd w:val="clear" w:color="auto" w:fill="F3F3F0"/>
-        <w:spacing w:line="250" w:lineRule="auto"/>
-        <w:ind w:left="200" w:right="200"/>
-      </w:pPr>
-      <w:r>
-        <w:rPr>
-          <w:rFonts w:ascii="Consolas" w:eastAsia="Consolas" w:hAnsi="Consolas" w:cs="Consolas"/>
-          <w:sz w:val="17"/>
-          <w:szCs w:val="17"/>
-        </w:rPr>
-        <w:t xml:space="preserve">   ●  Arrive at KUET Main Gate</w:t>
-      </w:r>
-    </w:p>
-    <w:p>
-      <w:pPr>
-        <w:shd w:val="clear" w:color="auto" w:fill="F3F3F0"/>
-        <w:spacing w:line="250" w:lineRule="auto"/>
-        <w:ind w:left="200" w:right="200"/>
-      </w:pPr>
-      <w:r>
-        <w:rPr>
-          <w:rFonts w:ascii="Consolas" w:eastAsia="Consolas" w:hAnsi="Consolas" w:cs="Consolas"/>
-          <w:sz w:val="17"/>
-          <w:szCs w:val="17"/>
-        </w:rPr>
-        <w:t xml:space="preserve"> </w:t>
-      </w:r>
-    </w:p>
-    <w:p>
-      <w:pPr>
-        <w:shd w:val="clear" w:color="auto" w:fill="F3F3F0"/>
-        <w:spacing w:line="250" w:lineRule="auto"/>
-        <w:ind w:left="200" w:right="200"/>
-      </w:pPr>
-      <w:r>
-        <w:rPr>
-          <w:rFonts w:ascii="Consolas" w:eastAsia="Consolas" w:hAnsi="Consolas" w:cs="Consolas"/>
-          <w:sz w:val="17"/>
-          <w:szCs w:val="17"/>
-        </w:rPr>
-        <w:t xml:space="preserve">  STOPS</w:t>
-      </w:r>
-    </w:p>
-    <w:p>
-      <w:pPr>
-        <w:shd w:val="clear" w:color="auto" w:fill="F3F3F0"/>
-        <w:spacing w:line="250" w:lineRule="auto"/>
-        <w:ind w:left="200" w:right="200"/>
-      </w:pPr>
-      <w:r>
-        <w:rPr>
-          <w:rFonts w:ascii="Consolas" w:eastAsia="Consolas" w:hAnsi="Consolas" w:cs="Consolas"/>
-          <w:sz w:val="17"/>
-          <w:szCs w:val="17"/>
-        </w:rPr>
-        <w:t xml:space="preserve">   #   Place                  Road            Leg    Total</w:t>
-      </w:r>
-    </w:p>
-    <w:p>
-      <w:pPr>
-        <w:shd w:val="clear" w:color="auto" w:fill="F3F3F0"/>
-        <w:spacing w:line="250" w:lineRule="auto"/>
-        <w:ind w:left="200" w:right="200"/>
-      </w:pPr>
-      <w:r>
-        <w:rPr>
-          <w:rFonts w:ascii="Consolas" w:eastAsia="Consolas" w:hAnsi="Consolas" w:cs="Consolas"/>
-          <w:sz w:val="17"/>
-          <w:szCs w:val="17"/>
-        </w:rPr>
-        <w:t xml:space="preserve">   1   Central Library        -                 -      0 m</w:t>
-      </w:r>
-    </w:p>
-    <w:p>
-      <w:pPr>
-        <w:shd w:val="clear" w:color="auto" w:fill="F3F3F0"/>
-        <w:spacing w:line="250" w:lineRule="auto"/>
-        <w:ind w:left="200" w:right="200"/>
-      </w:pPr>
-      <w:r>
-        <w:rPr>
-          <w:rFonts w:ascii="Consolas" w:eastAsia="Consolas" w:hAnsi="Consolas" w:cs="Consolas"/>
-          <w:sz w:val="17"/>
-          <w:szCs w:val="17"/>
-        </w:rPr>
-        <w:t xml:space="preserve">   2   Fazlul Haque Hall      Library Lane   89 m     89 m</w:t>
-      </w:r>
-    </w:p>
-    <w:p>
-      <w:pPr>
-        <w:shd w:val="clear" w:color="auto" w:fill="F3F3F0"/>
-        <w:spacing w:line="250" w:lineRule="auto"/>
-        <w:ind w:left="200" w:right="200"/>
-      </w:pPr>
-      <w:r>
-        <w:rPr>
-          <w:rFonts w:ascii="Consolas" w:eastAsia="Consolas" w:hAnsi="Consolas" w:cs="Consolas"/>
-          <w:sz w:val="17"/>
-          <w:szCs w:val="17"/>
-        </w:rPr>
-        <w:t xml:space="preserve">   3   Shaheed Smrity Hall    Hall Road      80 m    169 m</w:t>
-      </w:r>
-    </w:p>
-    <w:p>
-      <w:pPr>
-        <w:shd w:val="clear" w:color="auto" w:fill="F3F3F0"/>
-        <w:spacing w:line="250" w:lineRule="auto"/>
-        <w:ind w:left="200" w:right="200"/>
-      </w:pPr>
-      <w:r>
-        <w:rPr>
-          <w:rFonts w:ascii="Consolas" w:eastAsia="Consolas" w:hAnsi="Consolas" w:cs="Consolas"/>
-          <w:sz w:val="17"/>
-          <w:szCs w:val="17"/>
-        </w:rPr>
-        <w:t xml:space="preserve">   4   Dr. M. A. Rashid Hall  Hall Road      58 m    227 m</w:t>
-      </w:r>
-    </w:p>
-    <w:p>
-      <w:pPr>
-        <w:shd w:val="clear" w:color="auto" w:fill="F3F3F0"/>
-        <w:spacing w:line="250" w:lineRule="auto"/>
-        <w:ind w:left="200" w:right="200"/>
-      </w:pPr>
-      <w:r>
-        <w:rPr>
-          <w:rFonts w:ascii="Consolas" w:eastAsia="Consolas" w:hAnsi="Consolas" w:cs="Consolas"/>
-          <w:sz w:val="17"/>
-          <w:szCs w:val="17"/>
-        </w:rPr>
-        <w:t xml:space="preserve">   5   Cafeteria              Hall Road      69 m    296 m</w:t>
-      </w:r>
-    </w:p>
-    <w:p>
-      <w:pPr>
-        <w:shd w:val="clear" w:color="auto" w:fill="F3F3F0"/>
-        <w:spacing w:line="250" w:lineRule="auto"/>
-        <w:ind w:left="200" w:right="200"/>
-      </w:pPr>
-      <w:r>
-        <w:rPr>
-          <w:rFonts w:ascii="Consolas" w:eastAsia="Consolas" w:hAnsi="Consolas" w:cs="Consolas"/>
-          <w:sz w:val="17"/>
-          <w:szCs w:val="17"/>
-        </w:rPr>
-        <w:t xml:space="preserve">   6   Kodom Tola             Hall Road      51 m    347 m</w:t>
-      </w:r>
-    </w:p>
-    <w:p>
-      <w:pPr>
-        <w:shd w:val="clear" w:color="auto" w:fill="F3F3F0"/>
-        <w:spacing w:line="250" w:lineRule="auto"/>
-        <w:ind w:left="200" w:right="200"/>
-      </w:pPr>
-      <w:r>
-        <w:rPr>
-          <w:rFonts w:ascii="Consolas" w:eastAsia="Consolas" w:hAnsi="Consolas" w:cs="Consolas"/>
-          <w:sz w:val="17"/>
-          <w:szCs w:val="17"/>
-        </w:rPr>
-        <w:t xml:space="preserve">   7   KUET Dighi             KUET Road      77 m    424 m</w:t>
-      </w:r>
-    </w:p>
-    <w:p>
-      <w:pPr>
-        <w:shd w:val="clear" w:color="auto" w:fill="F3F3F0"/>
-        <w:spacing w:line="250" w:lineRule="auto"/>
-        <w:ind w:left="200" w:right="200"/>
-      </w:pPr>
-      <w:r>
-        <w:rPr>
-          <w:rFonts w:ascii="Consolas" w:eastAsia="Consolas" w:hAnsi="Consolas" w:cs="Consolas"/>
-          <w:sz w:val="17"/>
-          <w:szCs w:val="17"/>
-        </w:rPr>
-        <w:t xml:space="preserve">   8   Khan Jahan Ali Hall    KUET Road     101 m    525 m</w:t>
-      </w:r>
-    </w:p>
-    <w:p>
-      <w:pPr>
-        <w:shd w:val="clear" w:color="auto" w:fill="F3F3F0"/>
-        <w:spacing w:line="250" w:lineRule="auto"/>
-        <w:ind w:left="200" w:right="200"/>
-      </w:pPr>
-      <w:r>
-        <w:rPr>
-          <w:rFonts w:ascii="Consolas" w:eastAsia="Consolas" w:hAnsi="Consolas" w:cs="Consolas"/>
-          <w:sz w:val="17"/>
-          <w:szCs w:val="17"/>
-        </w:rPr>
-        <w:t xml:space="preserve">   9   KUET Main Gate         KUET Road     182 m    707 m</w:t>
-      </w:r>
-    </w:p>
-    <w:p>
-      <w:pPr>
-        <w:shd w:val="clear" w:color="auto" w:fill="F3F3F0"/>
-        <w:spacing w:line="250" w:lineRule="auto"/>
-        <w:ind w:left="200" w:right="200"/>
-      </w:pPr>
-      <w:r>
-        <w:rPr>
-          <w:rFonts w:ascii="Consolas" w:eastAsia="Consolas" w:hAnsi="Consolas" w:cs="Consolas"/>
-          <w:sz w:val="17"/>
-          <w:szCs w:val="17"/>
-        </w:rPr>
-        <w:t xml:space="preserve"> </w:t>
-      </w:r>
-    </w:p>
-    <w:p>
-      <w:pPr>
-        <w:shd w:val="clear" w:color="auto" w:fill="F3F3F0"/>
-        <w:spacing w:after="160" w:line="250" w:lineRule="auto"/>
-        <w:ind w:left="200" w:right="200"/>
-      </w:pPr>
-      <w:r>
-        <w:rPr>
-          <w:rFonts w:ascii="Consolas" w:eastAsia="Consolas" w:hAnsi="Consolas" w:cs="Consolas"/>
-          <w:sz w:val="17"/>
-          <w:szCs w:val="17"/>
-        </w:rPr>
-        <w:t xml:space="preserve">  ROADS  Library Lane  →  Hall Road  →  KUET Road</w:t>
+      <w:bookmarkStart w:id="41" w:name="_Toc242028102"/>
+      <w:r>
+        <w:lastRenderedPageBreak/>
+        <w:t>10.3 What's near me and the place page</w:t>
+      </w:r>
+      <w:bookmarkEnd w:id="41"/>
+    </w:p>
+    <w:p>
+      <w:pPr>
+        <w:spacing w:after="140" w:line="300" w:lineRule="auto"/>
+      </w:pPr>
+      <w:r>
+        <w:rPr>
+          <w:i/>
+          <w:iCs/>
+        </w:rPr>
+        <w:t>What's near me</w:t>
+      </w:r>
+      <w:r>
+        <w:t xml:space="preserve"> measures the distance from where we stand, the Cafeteria, to all 44 places, sorts them with </w:t>
+      </w:r>
+      <w:r>
+        <w:rPr>
+          <w:b/>
+          <w:bCs/>
+        </w:rPr>
+        <w:t>bubble sort</w:t>
+      </w:r>
+      <w:r>
+        <w:t xml:space="preserve"> and lists the nearest ten with a direction and a walking time. It also reports the work done: 946 comparisons and 473 swaps (Figure 8). Picking a number opens that place's page, with its category, coordinates and walkways. From there </w:t>
+      </w:r>
+      <w:r>
+        <w:rPr>
+          <w:i/>
+          <w:iCs/>
+        </w:rPr>
+        <w:t>Take me here</w:t>
+      </w:r>
+      <w:r>
+        <w:t xml:space="preserve"> runs the same BFS without asking for a start: 90 m to the post office, about 2 minutes (Figure 9).</w:t>
+      </w:r>
+    </w:p>
+    <w:p>
+      <w:pPr>
+        <w:keepNext/>
+        <w:spacing w:before="120"/>
+        <w:jc w:val="center"/>
+      </w:pPr>
+      <w:r>
+        <w:rPr>
+          <w:noProof/>
+        </w:rPr>
+        <w:drawing>
+          <wp:inline distT="0" distB="0" distL="0" distR="0" wp14:anchorId="7AA2E78A" wp14:editId="56999BE2">
+            <wp:extent cx="4206240" cy="1801628"/>
+            <wp:effectExtent l="0" t="0" r="0" b="0"/>
+            <wp:docPr id="1314296757" name="Picture 1314296757" descr="What's near me: the ten closest places to the Cafeteria"/>
+            <wp:cNvGraphicFramePr>
+              <a:graphicFrameLocks xmlns:a="http://schemas.openxmlformats.org/drawingml/2006/main" noChangeAspect="1"/>
+            </wp:cNvGraphicFramePr>
+            <a:graphic xmlns:a="http://schemas.openxmlformats.org/drawingml/2006/main">
+              <a:graphicData uri="http://schemas.openxmlformats.org/drawingml/2006/picture">
+                <pic:pic xmlns:pic="http://schemas.openxmlformats.org/drawingml/2006/picture">
+                  <pic:nvPicPr>
+                    <pic:cNvPr id="0" name="Screenshot_11.jpg"/>
+                    <pic:cNvPicPr/>
+                  </pic:nvPicPr>
+                  <pic:blipFill>
+                    <a:blip r:embed="rId22"/>
+                    <a:srcRect b="135"/>
+                    <a:stretch>
+                      <a:fillRect/>
+                    </a:stretch>
+                  </pic:blipFill>
+                  <pic:spPr>
+                    <a:xfrm>
+                      <a:off x="0" y="0"/>
+                      <a:ext cx="4206240" cy="1801628"/>
+                    </a:xfrm>
+                    <a:prstGeom prst="rect">
+                      <a:avLst/>
+                    </a:prstGeom>
+                  </pic:spPr>
+                </pic:pic>
+              </a:graphicData>
+            </a:graphic>
+          </wp:inline>
+        </w:drawing>
+      </w:r>
+    </w:p>
+    <w:p>
+      <w:pPr>
+        <w:spacing w:before="100" w:after="220"/>
+        <w:jc w:val="center"/>
+      </w:pPr>
+      <w:r>
+        <w:rPr>
+          <w:i/>
+          <w:iCs/>
+          <w:color w:val="55575E"/>
+          <w:sz w:val="18"/>
+          <w:szCs w:val="18"/>
+        </w:rPr>
+        <w:t>Figure 8. What's near me, from the Cafeteria.</w:t>
+      </w:r>
+    </w:p>
+    <w:tbl>
+      <w:tblPr>
+        <w:tblW w:w="9026" w:type="dxa"/>
+        <w:jc w:val="center"/>
+        <w:tblLayout w:type="fixed"/>
+        <w:tblCellMar>
+          <w:left w:w="0" w:type="dxa"/>
+          <w:right w:w="0" w:type="dxa"/>
+        </w:tblCellMar>
+        <w:tblLook w:val="0600" w:firstRow="0" w:lastRow="0" w:firstColumn="0" w:lastColumn="0" w:noHBand="1" w:noVBand="1"/>
+      </w:tblPr>
+      <w:tblGrid>
+        <w:gridCol w:w="3722"/>
+        <w:gridCol w:w="5304"/>
+      </w:tblGrid>
+      <w:tr>
+        <w:trPr>
+          <w:cantSplit/>
+          <w:jc w:val="center"/>
+        </w:trPr>
+        <w:tc>
+          <w:tcPr>
+            <w:tcW w:w="3722" w:type="dxa"/>
+            <w:vAlign w:val="center"/>
+          </w:tcPr>
+          <w:p>
+            <w:pPr>
+              <w:keepNext/>
+              <w:spacing w:before="60"/>
+            </w:pPr>
+            <w:r>
+              <w:rPr>
+                <w:noProof/>
+              </w:rPr>
+              <w:drawing>
+                <wp:inline distT="0" distB="0" distL="0" distR="0" wp14:anchorId="5DFE0597" wp14:editId="75295F8C">
+                  <wp:extent cx="2286000" cy="1193921"/>
+                  <wp:effectExtent l="0" t="0" r="0" b="0"/>
+                  <wp:docPr id="126048404" name="Picture 126048404" descr="Place page for KUET Post Office"/>
+                  <wp:cNvGraphicFramePr>
+                    <a:graphicFrameLocks xmlns:a="http://schemas.openxmlformats.org/drawingml/2006/main" noChangeAspect="1"/>
+                  </wp:cNvGraphicFramePr>
+                  <a:graphic xmlns:a="http://schemas.openxmlformats.org/drawingml/2006/main">
+                    <a:graphicData uri="http://schemas.openxmlformats.org/drawingml/2006/picture">
+                      <pic:pic xmlns:pic="http://schemas.openxmlformats.org/drawingml/2006/picture">
+                        <pic:nvPicPr>
+                          <pic:cNvPr id="0" name="Screenshot_12.jpg"/>
+                          <pic:cNvPicPr/>
+                        </pic:nvPicPr>
+                        <pic:blipFill>
+                          <a:blip r:embed="rId23"/>
+                          <a:stretch>
+                            <a:fillRect/>
+                          </a:stretch>
+                        </pic:blipFill>
+                        <pic:spPr>
+                          <a:xfrm>
+                            <a:off x="0" y="0"/>
+                            <a:ext cx="2286000" cy="1193921"/>
+                          </a:xfrm>
+                          <a:prstGeom prst="rect">
+                            <a:avLst/>
+                          </a:prstGeom>
+                        </pic:spPr>
+                      </pic:pic>
+                    </a:graphicData>
+                  </a:graphic>
+                </wp:inline>
+              </w:drawing>
+            </w:r>
+          </w:p>
+        </w:tc>
+        <w:tc>
+          <w:tcPr>
+            <w:tcW w:w="5304" w:type="dxa"/>
+            <w:vAlign w:val="center"/>
+          </w:tcPr>
+          <w:p>
+            <w:pPr>
+              <w:keepNext/>
+              <w:spacing w:before="60"/>
+              <w:jc w:val="right"/>
+            </w:pPr>
+            <w:r>
+              <w:rPr>
+                <w:noProof/>
+              </w:rPr>
+              <w:drawing>
+                <wp:inline distT="0" distB="0" distL="0" distR="0" wp14:anchorId="4F437B10" wp14:editId="6AD502BB">
+                  <wp:extent cx="3291840" cy="1808587"/>
+                  <wp:effectExtent l="0" t="0" r="0" b="0"/>
+                  <wp:docPr id="659898345" name="Picture 659898345" descr="Route from Cafeteria to KUET Post Office"/>
+                  <wp:cNvGraphicFramePr>
+                    <a:graphicFrameLocks xmlns:a="http://schemas.openxmlformats.org/drawingml/2006/main" noChangeAspect="1"/>
+                  </wp:cNvGraphicFramePr>
+                  <a:graphic xmlns:a="http://schemas.openxmlformats.org/drawingml/2006/main">
+                    <a:graphicData uri="http://schemas.openxmlformats.org/drawingml/2006/picture">
+                      <pic:pic xmlns:pic="http://schemas.openxmlformats.org/drawingml/2006/picture">
+                        <pic:nvPicPr>
+                          <pic:cNvPr id="0" name="Screenshot_13.jpg"/>
+                          <pic:cNvPicPr/>
+                        </pic:nvPicPr>
+                        <pic:blipFill>
+                          <a:blip r:embed="rId24"/>
+                          <a:srcRect b="97"/>
+                          <a:stretch>
+                            <a:fillRect/>
+                          </a:stretch>
+                        </pic:blipFill>
+                        <pic:spPr>
+                          <a:xfrm>
+                            <a:off x="0" y="0"/>
+                            <a:ext cx="3291840" cy="1808587"/>
+                          </a:xfrm>
+                          <a:prstGeom prst="rect">
+                            <a:avLst/>
+                          </a:prstGeom>
+                        </pic:spPr>
+                      </pic:pic>
+                    </a:graphicData>
+                  </a:graphic>
+                </wp:inline>
+              </w:drawing>
+            </w:r>
+          </w:p>
+        </w:tc>
+      </w:tr>
+    </w:tbl>
+    <w:p>
+      <w:pPr>
+        <w:spacing w:before="100" w:after="220"/>
+        <w:jc w:val="center"/>
+      </w:pPr>
+      <w:r>
+        <w:rPr>
+          <w:i/>
+          <w:iCs/>
+          <w:color w:val="55575E"/>
+          <w:sz w:val="18"/>
+          <w:szCs w:val="18"/>
+        </w:rPr>
+        <w:t>Figure 9. The place page for KUET Post Office (left) and the route from Take me here (right).</w:t>
       </w:r>
     </w:p>
     <w:p>
       <w:pPr>
         <w:pStyle w:val="Heading2"/>
       </w:pPr>
-      <w:bookmarkStart w:id="41" w:name="_Toc241932334"/>
-      <w:r>
-        <w:t>What's near me, from the main gate</w:t>
-      </w:r>
-      <w:bookmarkEnd w:id="41"/>
-    </w:p>
-    <w:p>
-      <w:pPr>
-        <w:shd w:val="clear" w:color="auto" w:fill="F3F3F0"/>
-        <w:spacing w:before="120" w:line="250" w:lineRule="auto"/>
-        <w:ind w:left="200" w:right="200"/>
-      </w:pPr>
-      <w:r>
-        <w:rPr>
-          <w:rFonts w:ascii="Consolas" w:eastAsia="Consolas" w:hAnsi="Consolas" w:cs="Consolas"/>
-          <w:sz w:val="17"/>
-          <w:szCs w:val="17"/>
-        </w:rPr>
-        <w:t xml:space="preserve">   1  KUET Main Gate              0 m  you're here</w:t>
-      </w:r>
-    </w:p>
-    <w:p>
-      <w:pPr>
-        <w:shd w:val="clear" w:color="auto" w:fill="F3F3F0"/>
-        <w:spacing w:line="250" w:lineRule="auto"/>
-        <w:ind w:left="200" w:right="200"/>
-      </w:pPr>
-      <w:r>
-        <w:rPr>
-          <w:rFonts w:ascii="Consolas" w:eastAsia="Consolas" w:hAnsi="Consolas" w:cs="Consolas"/>
-          <w:sz w:val="17"/>
-          <w:szCs w:val="17"/>
-        </w:rPr>
-        <w:t xml:space="preserve">   2  Khan Jahan Ali Hall       182 m  north-west about 3 min</w:t>
-      </w:r>
-    </w:p>
-    <w:p>
-      <w:pPr>
-        <w:shd w:val="clear" w:color="auto" w:fill="F3F3F0"/>
-        <w:spacing w:line="250" w:lineRule="auto"/>
-        <w:ind w:left="200" w:right="200"/>
-      </w:pPr>
-      <w:r>
-        <w:rPr>
-          <w:rFonts w:ascii="Consolas" w:eastAsia="Consolas" w:hAnsi="Consolas" w:cs="Consolas"/>
-          <w:sz w:val="17"/>
-          <w:szCs w:val="17"/>
-        </w:rPr>
-        <w:t xml:space="preserve">   3  Central Shaheed Minar     232 m  north-west about 4 min</w:t>
-      </w:r>
-    </w:p>
-    <w:p>
-      <w:pPr>
-        <w:shd w:val="clear" w:color="auto" w:fill="F3F3F0"/>
-        <w:spacing w:line="250" w:lineRule="auto"/>
-        <w:ind w:left="200" w:right="200"/>
-      </w:pPr>
-      <w:r>
-        <w:rPr>
-          <w:rFonts w:ascii="Consolas" w:eastAsia="Consolas" w:hAnsi="Consolas" w:cs="Consolas"/>
-          <w:sz w:val="17"/>
-          <w:szCs w:val="17"/>
-        </w:rPr>
-        <w:t xml:space="preserve">   4  KUET Dighi                271 m  west       about 4 min</w:t>
-      </w:r>
-    </w:p>
-    <w:p>
-      <w:pPr>
-        <w:shd w:val="clear" w:color="auto" w:fill="F3F3F0"/>
-        <w:spacing w:line="250" w:lineRule="auto"/>
-        <w:ind w:left="200" w:right="200"/>
-      </w:pPr>
-      <w:r>
-        <w:rPr>
-          <w:rFonts w:ascii="Consolas" w:eastAsia="Consolas" w:hAnsi="Consolas" w:cs="Consolas"/>
-          <w:sz w:val="17"/>
-          <w:szCs w:val="17"/>
-        </w:rPr>
-        <w:t xml:space="preserve">   5  Central Playground        314 m  north-west about 5 min</w:t>
-      </w:r>
-    </w:p>
-    <w:p>
-      <w:pPr>
-        <w:shd w:val="clear" w:color="auto" w:fill="F3F3F0"/>
-        <w:spacing w:line="250" w:lineRule="auto"/>
-        <w:ind w:left="200" w:right="200"/>
-      </w:pPr>
-      <w:r>
-        <w:rPr>
-          <w:rFonts w:ascii="Consolas" w:eastAsia="Consolas" w:hAnsi="Consolas" w:cs="Consolas"/>
-          <w:sz w:val="17"/>
-          <w:szCs w:val="17"/>
-        </w:rPr>
-        <w:t xml:space="preserve"> </w:t>
-      </w:r>
-    </w:p>
-    <w:p>
-      <w:pPr>
-        <w:shd w:val="clear" w:color="auto" w:fill="F3F3F0"/>
-        <w:spacing w:after="160" w:line="250" w:lineRule="auto"/>
-        <w:ind w:left="200" w:right="200"/>
-      </w:pPr>
-      <w:r>
-        <w:rPr>
-          <w:rFonts w:ascii="Consolas" w:eastAsia="Consolas" w:hAnsi="Consolas" w:cs="Consolas"/>
-          <w:sz w:val="17"/>
-          <w:szCs w:val="17"/>
-        </w:rPr>
-        <w:t xml:space="preserve">  Sorted with bubble sort: 931 comparisons, 474 swaps.</w:t>
+      <w:bookmarkStart w:id="42" w:name="_Toc242028103"/>
+      <w:r>
+        <w:t>10.4 Explore the campus</w:t>
+      </w:r>
+      <w:bookmarkEnd w:id="42"/>
+    </w:p>
+    <w:p>
+      <w:pPr>
+        <w:spacing w:after="140" w:line="300" w:lineRule="auto"/>
+      </w:pPr>
+      <w:r>
+        <w:rPr>
+          <w:i/>
+          <w:iCs/>
+        </w:rPr>
+        <w:t>Explore the campus</w:t>
+      </w:r>
+      <w:r>
+        <w:t xml:space="preserve"> has three options. The first walks the campus depth first from a chosen place and can print our </w:t>
+      </w:r>
+      <w:r>
+        <w:rPr>
+          <w:b/>
+          <w:bCs/>
+        </w:rPr>
+        <w:t>stack</w:t>
+      </w:r>
+      <w:r>
+        <w:t xml:space="preserve"> at every push. The second is the connectivity check: </w:t>
+      </w:r>
+      <w:r>
+        <w:rPr>
+          <w:b/>
+          <w:bCs/>
+        </w:rPr>
+        <w:t>DFS</w:t>
+      </w:r>
+      <w:r>
+        <w:t xml:space="preserve"> from the main gate reached 44 of 44 places (Figure 10). The third prints the graph as the app stores it, each road followed by its walkways and their lengths (Figure 11).</w:t>
+      </w:r>
+    </w:p>
+    <w:tbl>
+      <w:tblPr>
+        <w:tblW w:w="9026" w:type="dxa"/>
+        <w:jc w:val="center"/>
+        <w:tblLayout w:type="fixed"/>
+        <w:tblCellMar>
+          <w:left w:w="0" w:type="dxa"/>
+          <w:right w:w="0" w:type="dxa"/>
+        </w:tblCellMar>
+        <w:tblLook w:val="0600" w:firstRow="0" w:lastRow="0" w:firstColumn="0" w:lastColumn="0" w:noHBand="1" w:noVBand="1"/>
+      </w:tblPr>
+      <w:tblGrid>
+        <w:gridCol w:w="4874"/>
+        <w:gridCol w:w="4152"/>
+      </w:tblGrid>
+      <w:tr>
+        <w:trPr>
+          <w:cantSplit/>
+          <w:jc w:val="center"/>
+        </w:trPr>
+        <w:tc>
+          <w:tcPr>
+            <w:tcW w:w="4874" w:type="dxa"/>
+            <w:vAlign w:val="center"/>
+          </w:tcPr>
+          <w:p>
+            <w:pPr>
+              <w:keepNext/>
+              <w:spacing w:before="60"/>
+            </w:pPr>
+            <w:r>
+              <w:rPr>
+                <w:noProof/>
+              </w:rPr>
+              <w:lastRenderedPageBreak/>
+              <w:drawing>
+                <wp:inline distT="0" distB="0" distL="0" distR="0" wp14:anchorId="08D6ABAF" wp14:editId="2E8513D8">
+                  <wp:extent cx="3017520" cy="1277827"/>
+                  <wp:effectExtent l="0" t="0" r="0" b="0"/>
+                  <wp:docPr id="385844485" name="Picture 385844485" descr="Explore the campus menu and connectivity check"/>
+                  <wp:cNvGraphicFramePr>
+                    <a:graphicFrameLocks xmlns:a="http://schemas.openxmlformats.org/drawingml/2006/main" noChangeAspect="1"/>
+                  </wp:cNvGraphicFramePr>
+                  <a:graphic xmlns:a="http://schemas.openxmlformats.org/drawingml/2006/main">
+                    <a:graphicData uri="http://schemas.openxmlformats.org/drawingml/2006/picture">
+                      <pic:pic xmlns:pic="http://schemas.openxmlformats.org/drawingml/2006/picture">
+                        <pic:nvPicPr>
+                          <pic:cNvPr id="0" name="Screenshot_16.jpg"/>
+                          <pic:cNvPicPr/>
+                        </pic:nvPicPr>
+                        <pic:blipFill>
+                          <a:blip r:embed="rId25"/>
+                          <a:srcRect b="200"/>
+                          <a:stretch>
+                            <a:fillRect/>
+                          </a:stretch>
+                        </pic:blipFill>
+                        <pic:spPr>
+                          <a:xfrm>
+                            <a:off x="0" y="0"/>
+                            <a:ext cx="3017520" cy="1277827"/>
+                          </a:xfrm>
+                          <a:prstGeom prst="rect">
+                            <a:avLst/>
+                          </a:prstGeom>
+                        </pic:spPr>
+                      </pic:pic>
+                    </a:graphicData>
+                  </a:graphic>
+                </wp:inline>
+              </w:drawing>
+            </w:r>
+          </w:p>
+        </w:tc>
+        <w:tc>
+          <w:tcPr>
+            <w:tcW w:w="4152" w:type="dxa"/>
+            <w:vAlign w:val="center"/>
+          </w:tcPr>
+          <w:p>
+            <w:pPr>
+              <w:keepNext/>
+              <w:spacing w:before="60"/>
+              <w:jc w:val="right"/>
+            </w:pPr>
+            <w:r>
+              <w:rPr>
+                <w:noProof/>
+              </w:rPr>
+              <w:drawing>
+                <wp:inline distT="0" distB="0" distL="0" distR="0" wp14:anchorId="425712F2" wp14:editId="217EA0B6">
+                  <wp:extent cx="2560320" cy="2662441"/>
+                  <wp:effectExtent l="0" t="0" r="0" b="0"/>
+                  <wp:docPr id="890788771" name="Picture 890788771" descr="End of a DFS walk with the stack shown"/>
+                  <wp:cNvGraphicFramePr>
+                    <a:graphicFrameLocks xmlns:a="http://schemas.openxmlformats.org/drawingml/2006/main" noChangeAspect="1"/>
+                  </wp:cNvGraphicFramePr>
+                  <a:graphic xmlns:a="http://schemas.openxmlformats.org/drawingml/2006/main">
+                    <a:graphicData uri="http://schemas.openxmlformats.org/drawingml/2006/picture">
+                      <pic:pic xmlns:pic="http://schemas.openxmlformats.org/drawingml/2006/picture">
+                        <pic:nvPicPr>
+                          <pic:cNvPr id="0" name="Screenshot_15.jpg"/>
+                          <pic:cNvPicPr/>
+                        </pic:nvPicPr>
+                        <pic:blipFill>
+                          <a:blip r:embed="rId26"/>
+                          <a:stretch>
+                            <a:fillRect/>
+                          </a:stretch>
+                        </pic:blipFill>
+                        <pic:spPr>
+                          <a:xfrm>
+                            <a:off x="0" y="0"/>
+                            <a:ext cx="2560320" cy="2662441"/>
+                          </a:xfrm>
+                          <a:prstGeom prst="rect">
+                            <a:avLst/>
+                          </a:prstGeom>
+                        </pic:spPr>
+                      </pic:pic>
+                    </a:graphicData>
+                  </a:graphic>
+                </wp:inline>
+              </w:drawing>
+            </w:r>
+          </w:p>
+        </w:tc>
+      </w:tr>
+    </w:tbl>
+    <w:p>
+      <w:pPr>
+        <w:spacing w:before="100" w:after="220"/>
+        <w:jc w:val="center"/>
+      </w:pPr>
+      <w:r>
+        <w:rPr>
+          <w:i/>
+          <w:iCs/>
+          <w:color w:val="55575E"/>
+          <w:sz w:val="18"/>
+          <w:szCs w:val="18"/>
+        </w:rPr>
+        <w:t>Figure 10. The Explore menu with the connectivity check (left), and the end of a DFS walk with the stack shown (right).</w:t>
+      </w:r>
+    </w:p>
+    <w:tbl>
+      <w:tblPr>
+        <w:tblW w:w="9026" w:type="dxa"/>
+        <w:jc w:val="center"/>
+        <w:tblLayout w:type="fixed"/>
+        <w:tblCellMar>
+          <w:left w:w="0" w:type="dxa"/>
+          <w:right w:w="0" w:type="dxa"/>
+        </w:tblCellMar>
+        <w:tblLook w:val="0600" w:firstRow="0" w:lastRow="0" w:firstColumn="0" w:lastColumn="0" w:noHBand="1" w:noVBand="1"/>
+      </w:tblPr>
+      <w:tblGrid>
+        <w:gridCol w:w="4514"/>
+        <w:gridCol w:w="4512"/>
+      </w:tblGrid>
+      <w:tr>
+        <w:trPr>
+          <w:cantSplit/>
+          <w:jc w:val="center"/>
+        </w:trPr>
+        <w:tc>
+          <w:tcPr>
+            <w:tcW w:w="4514" w:type="dxa"/>
+          </w:tcPr>
+          <w:p>
+            <w:pPr>
+              <w:keepNext/>
+              <w:spacing w:before="60"/>
+            </w:pPr>
+            <w:r>
+              <w:rPr>
+                <w:noProof/>
+              </w:rPr>
+              <w:drawing>
+                <wp:inline distT="0" distB="0" distL="0" distR="0" wp14:anchorId="11E834F2" wp14:editId="1443DEB1">
+                  <wp:extent cx="2788920" cy="1866497"/>
+                  <wp:effectExtent l="0" t="0" r="0" b="0"/>
+                  <wp:docPr id="2015903735" name="Picture 2015903735" descr="Roads and walkways list, first part"/>
+                  <wp:cNvGraphicFramePr>
+                    <a:graphicFrameLocks xmlns:a="http://schemas.openxmlformats.org/drawingml/2006/main" noChangeAspect="1"/>
+                  </wp:cNvGraphicFramePr>
+                  <a:graphic xmlns:a="http://schemas.openxmlformats.org/drawingml/2006/main">
+                    <a:graphicData uri="http://schemas.openxmlformats.org/drawingml/2006/picture">
+                      <pic:pic xmlns:pic="http://schemas.openxmlformats.org/drawingml/2006/picture">
+                        <pic:nvPicPr>
+                          <pic:cNvPr id="0" name="Screenshot_17.jpg"/>
+                          <pic:cNvPicPr/>
+                        </pic:nvPicPr>
+                        <pic:blipFill>
+                          <a:blip r:embed="rId27"/>
+                          <a:srcRect b="54963"/>
+                          <a:stretch>
+                            <a:fillRect/>
+                          </a:stretch>
+                        </pic:blipFill>
+                        <pic:spPr>
+                          <a:xfrm>
+                            <a:off x="0" y="0"/>
+                            <a:ext cx="2788920" cy="1866497"/>
+                          </a:xfrm>
+                          <a:prstGeom prst="rect">
+                            <a:avLst/>
+                          </a:prstGeom>
+                        </pic:spPr>
+                      </pic:pic>
+                    </a:graphicData>
+                  </a:graphic>
+                </wp:inline>
+              </w:drawing>
+            </w:r>
+          </w:p>
+        </w:tc>
+        <w:tc>
+          <w:tcPr>
+            <w:tcW w:w="4512" w:type="dxa"/>
+          </w:tcPr>
+          <w:p>
+            <w:pPr>
+              <w:keepNext/>
+              <w:spacing w:before="60"/>
+              <w:jc w:val="right"/>
+            </w:pPr>
+            <w:r>
+              <w:rPr>
+                <w:noProof/>
+              </w:rPr>
+              <w:drawing>
+                <wp:inline distT="0" distB="0" distL="0" distR="0" wp14:anchorId="0AC2D750" wp14:editId="6FCAD593">
+                  <wp:extent cx="2788920" cy="2273576"/>
+                  <wp:effectExtent l="0" t="0" r="0" b="0"/>
+                  <wp:docPr id="1659767928" name="Picture 1659767928" descr="Roads and walkways list, second part"/>
+                  <wp:cNvGraphicFramePr>
+                    <a:graphicFrameLocks xmlns:a="http://schemas.openxmlformats.org/drawingml/2006/main" noChangeAspect="1"/>
+                  </wp:cNvGraphicFramePr>
+                  <a:graphic xmlns:a="http://schemas.openxmlformats.org/drawingml/2006/main">
+                    <a:graphicData uri="http://schemas.openxmlformats.org/drawingml/2006/picture">
+                      <pic:pic xmlns:pic="http://schemas.openxmlformats.org/drawingml/2006/picture">
+                        <pic:nvPicPr>
+                          <pic:cNvPr id="0" name="Screenshot_17.jpg"/>
+                          <pic:cNvPicPr/>
+                        </pic:nvPicPr>
+                        <pic:blipFill>
+                          <a:blip r:embed="rId27"/>
+                          <a:srcRect t="45141"/>
+                          <a:stretch>
+                            <a:fillRect/>
+                          </a:stretch>
+                        </pic:blipFill>
+                        <pic:spPr>
+                          <a:xfrm>
+                            <a:off x="0" y="0"/>
+                            <a:ext cx="2788920" cy="2273576"/>
+                          </a:xfrm>
+                          <a:prstGeom prst="rect">
+                            <a:avLst/>
+                          </a:prstGeom>
+                        </pic:spPr>
+                      </pic:pic>
+                    </a:graphicData>
+                  </a:graphic>
+                </wp:inline>
+              </w:drawing>
+            </w:r>
+          </w:p>
+        </w:tc>
+      </w:tr>
+    </w:tbl>
+    <w:p>
+      <w:pPr>
+        <w:spacing w:before="100" w:after="220"/>
+        <w:jc w:val="center"/>
+      </w:pPr>
+      <w:r>
+        <w:rPr>
+          <w:i/>
+          <w:iCs/>
+          <w:color w:val="55575E"/>
+          <w:sz w:val="18"/>
+          <w:szCs w:val="18"/>
+        </w:rPr>
+        <w:t>Figure 11. Part of the roads and walkways list, shown here in two columns.</w:t>
+      </w:r>
+    </w:p>
+    <w:p>
+      <w:pPr>
+        <w:pStyle w:val="Heading2"/>
+      </w:pPr>
+      <w:bookmarkStart w:id="43" w:name="_Toc242028104"/>
+      <w:r>
+        <w:t>10.5 Search and sort</w:t>
+      </w:r>
+      <w:bookmarkEnd w:id="43"/>
+    </w:p>
+    <w:p>
+      <w:pPr>
+        <w:spacing w:after="140" w:line="300" w:lineRule="auto"/>
+      </w:pPr>
+      <w:r>
+        <w:rPr>
+          <w:i/>
+          <w:iCs/>
+        </w:rPr>
+        <w:t>Search</w:t>
+      </w:r>
+      <w:r>
+        <w:t xml:space="preserve"> is one box for names, categories and numbers. </w:t>
+      </w:r>
+      <w:r>
+        <w:rPr>
+          <w:i/>
+          <w:iCs/>
+        </w:rPr>
+        <w:t>caf</w:t>
+      </w:r>
+      <w:r>
+        <w:t xml:space="preserve"> is not an exact name, so </w:t>
+      </w:r>
+      <w:r>
+        <w:rPr>
+          <w:b/>
+          <w:bCs/>
+        </w:rPr>
+        <w:t>linear search</w:t>
+      </w:r>
+      <w:r>
+        <w:t xml:space="preserve"> checks all 44 places and finds the Cafeteria. </w:t>
+      </w:r>
+      <w:r>
+        <w:rPr>
+          <w:i/>
+          <w:iCs/>
+        </w:rPr>
+        <w:t>Sort places</w:t>
+      </w:r>
+      <w:r>
+        <w:t xml:space="preserve"> offers four orderings and names the algorithm behind each one (Figure 12).</w:t>
+      </w:r>
+    </w:p>
+    <w:tbl>
+      <w:tblPr>
+        <w:tblW w:w="9026" w:type="dxa"/>
+        <w:jc w:val="center"/>
+        <w:tblLayout w:type="fixed"/>
+        <w:tblCellMar>
+          <w:left w:w="0" w:type="dxa"/>
+          <w:right w:w="0" w:type="dxa"/>
+        </w:tblCellMar>
+        <w:tblLook w:val="0600" w:firstRow="0" w:lastRow="0" w:firstColumn="0" w:lastColumn="0" w:noHBand="1" w:noVBand="1"/>
+      </w:tblPr>
+      <w:tblGrid>
+        <w:gridCol w:w="4802"/>
+        <w:gridCol w:w="4224"/>
+      </w:tblGrid>
+      <w:tr>
+        <w:trPr>
+          <w:cantSplit/>
+          <w:jc w:val="center"/>
+        </w:trPr>
+        <w:tc>
+          <w:tcPr>
+            <w:tcW w:w="4802" w:type="dxa"/>
+            <w:vAlign w:val="center"/>
+          </w:tcPr>
+          <w:p>
+            <w:pPr>
+              <w:keepNext/>
+              <w:spacing w:before="60"/>
+            </w:pPr>
+            <w:r>
+              <w:rPr>
+                <w:noProof/>
+              </w:rPr>
+              <w:drawing>
+                <wp:inline distT="0" distB="0" distL="0" distR="0" wp14:anchorId="53706D79" wp14:editId="1B24AB94">
+                  <wp:extent cx="2971800" cy="897386"/>
+                  <wp:effectExtent l="0" t="0" r="0" b="0"/>
+                  <wp:docPr id="682566204" name="Picture 682566204" descr="Search for caf finds the Cafeteria"/>
+                  <wp:cNvGraphicFramePr>
+                    <a:graphicFrameLocks xmlns:a="http://schemas.openxmlformats.org/drawingml/2006/main" noChangeAspect="1"/>
+                  </wp:cNvGraphicFramePr>
+                  <a:graphic xmlns:a="http://schemas.openxmlformats.org/drawingml/2006/main">
+                    <a:graphicData uri="http://schemas.openxmlformats.org/drawingml/2006/picture">
+                      <pic:pic xmlns:pic="http://schemas.openxmlformats.org/drawingml/2006/picture">
+                        <pic:nvPicPr>
+                          <pic:cNvPr id="0" name="Screenshot_18.jpg"/>
+                          <pic:cNvPicPr/>
+                        </pic:nvPicPr>
+                        <pic:blipFill>
+                          <a:blip r:embed="rId28"/>
+                          <a:srcRect b="282"/>
+                          <a:stretch>
+                            <a:fillRect/>
+                          </a:stretch>
+                        </pic:blipFill>
+                        <pic:spPr>
+                          <a:xfrm>
+                            <a:off x="0" y="0"/>
+                            <a:ext cx="2971800" cy="897386"/>
+                          </a:xfrm>
+                          <a:prstGeom prst="rect">
+                            <a:avLst/>
+                          </a:prstGeom>
+                        </pic:spPr>
+                      </pic:pic>
+                    </a:graphicData>
+                  </a:graphic>
+                </wp:inline>
+              </w:drawing>
+            </w:r>
+          </w:p>
+        </w:tc>
+        <w:tc>
+          <w:tcPr>
+            <w:tcW w:w="4224" w:type="dxa"/>
+            <w:vAlign w:val="center"/>
+          </w:tcPr>
+          <w:p>
+            <w:pPr>
+              <w:keepNext/>
+              <w:spacing w:before="60"/>
+              <w:jc w:val="right"/>
+            </w:pPr>
+            <w:r>
+              <w:rPr>
+                <w:noProof/>
+              </w:rPr>
+              <w:drawing>
+                <wp:inline distT="0" distB="0" distL="0" distR="0" wp14:anchorId="68D70077" wp14:editId="1B39BBCF">
+                  <wp:extent cx="2606040" cy="751386"/>
+                  <wp:effectExtent l="0" t="0" r="0" b="0"/>
+                  <wp:docPr id="1803049562" name="Picture 1803049562" descr="Sort places menu with the algorithm for each order"/>
+                  <wp:cNvGraphicFramePr>
+                    <a:graphicFrameLocks xmlns:a="http://schemas.openxmlformats.org/drawingml/2006/main" noChangeAspect="1"/>
+                  </wp:cNvGraphicFramePr>
+                  <a:graphic xmlns:a="http://schemas.openxmlformats.org/drawingml/2006/main">
+                    <a:graphicData uri="http://schemas.openxmlformats.org/drawingml/2006/picture">
+                      <pic:pic xmlns:pic="http://schemas.openxmlformats.org/drawingml/2006/picture">
+                        <pic:nvPicPr>
+                          <pic:cNvPr id="0" name="Screenshot_19.jpg"/>
+                          <pic:cNvPicPr/>
+                        </pic:nvPicPr>
+                        <pic:blipFill>
+                          <a:blip r:embed="rId29"/>
+                          <a:stretch>
+                            <a:fillRect/>
+                          </a:stretch>
+                        </pic:blipFill>
+                        <pic:spPr>
+                          <a:xfrm>
+                            <a:off x="0" y="0"/>
+                            <a:ext cx="2606040" cy="751386"/>
+                          </a:xfrm>
+                          <a:prstGeom prst="rect">
+                            <a:avLst/>
+                          </a:prstGeom>
+                        </pic:spPr>
+                      </pic:pic>
+                    </a:graphicData>
+                  </a:graphic>
+                </wp:inline>
+              </w:drawing>
+            </w:r>
+          </w:p>
+        </w:tc>
+      </w:tr>
+    </w:tbl>
+    <w:p>
+      <w:pPr>
+        <w:spacing w:before="100" w:after="220"/>
+        <w:jc w:val="center"/>
+      </w:pPr>
+      <w:r>
+        <w:rPr>
+          <w:i/>
+          <w:iCs/>
+          <w:color w:val="55575E"/>
+          <w:sz w:val="18"/>
+          <w:szCs w:val="18"/>
+        </w:rPr>
+        <w:t>Figure 12. Searching for caf (left) and the Sort places menu (right).</w:t>
+      </w:r>
+    </w:p>
+    <w:p>
+      <w:pPr>
+        <w:pStyle w:val="Heading2"/>
+      </w:pPr>
+      <w:bookmarkStart w:id="44" w:name="_Toc242028105"/>
+      <w:r>
+        <w:t>10.6 Location, history and favorites</w:t>
+      </w:r>
+      <w:bookmarkEnd w:id="44"/>
+    </w:p>
+    <w:p>
+      <w:pPr>
+        <w:spacing w:after="140" w:line="300" w:lineRule="auto"/>
+      </w:pPr>
+      <w:r>
+        <w:rPr>
+          <w:i/>
+          <w:iCs/>
+        </w:rPr>
+        <w:t>Where am I?</w:t>
+      </w:r>
+      <w:r>
+        <w:t xml:space="preserve"> shows the current place with its coordinates and lets the user set or copy them. </w:t>
+      </w:r>
+      <w:r>
+        <w:rPr>
+          <w:i/>
+          <w:iCs/>
+        </w:rPr>
+        <w:t>Trip history</w:t>
+      </w:r>
+      <w:r>
+        <w:t xml:space="preserve"> is our </w:t>
+      </w:r>
+      <w:r>
+        <w:rPr>
+          <w:b/>
+          <w:bCs/>
+        </w:rPr>
+        <w:t>stack</w:t>
+      </w:r>
+      <w:r>
+        <w:t xml:space="preserve"> on screen: the top is where we are now, and each </w:t>
+      </w:r>
+      <w:r>
+        <w:rPr>
+          <w:i/>
+          <w:iCs/>
+        </w:rPr>
+        <w:t>Back</w:t>
+      </w:r>
+      <w:r>
+        <w:t xml:space="preserve"> pops it until the history is empty (Figures 13 and 14). </w:t>
+      </w:r>
+      <w:r>
+        <w:rPr>
+          <w:i/>
+          <w:iCs/>
+        </w:rPr>
+        <w:t>Add to favorites</w:t>
+      </w:r>
+      <w:r>
+        <w:t xml:space="preserve"> on a place page saves the place for that user, so it is still </w:t>
+      </w:r>
+      <w:r>
+        <w:lastRenderedPageBreak/>
+        <w:t xml:space="preserve">listed under </w:t>
+      </w:r>
+      <w:r>
+        <w:rPr>
+          <w:i/>
+          <w:iCs/>
+        </w:rPr>
+        <w:t>Favorites</w:t>
+      </w:r>
+      <w:r>
+        <w:t xml:space="preserve"> the next time they log in. Back on the welcome screen, </w:t>
+      </w:r>
+      <w:r>
+        <w:rPr>
+          <w:i/>
+          <w:iCs/>
+        </w:rPr>
+        <w:t>0</w:t>
+      </w:r>
+      <w:r>
+        <w:t xml:space="preserve"> closes the program (Figure 15).</w:t>
+      </w:r>
+    </w:p>
+    <w:tbl>
+      <w:tblPr>
+        <w:tblW w:w="9026" w:type="dxa"/>
+        <w:jc w:val="center"/>
+        <w:tblLayout w:type="fixed"/>
+        <w:tblCellMar>
+          <w:left w:w="0" w:type="dxa"/>
+          <w:right w:w="0" w:type="dxa"/>
+        </w:tblCellMar>
+        <w:tblLook w:val="0600" w:firstRow="0" w:lastRow="0" w:firstColumn="0" w:lastColumn="0" w:noHBand="1" w:noVBand="1"/>
+      </w:tblPr>
+      <w:tblGrid>
+        <w:gridCol w:w="4298"/>
+        <w:gridCol w:w="4728"/>
+      </w:tblGrid>
+      <w:tr>
+        <w:trPr>
+          <w:cantSplit/>
+          <w:jc w:val="center"/>
+        </w:trPr>
+        <w:tc>
+          <w:tcPr>
+            <w:tcW w:w="4298" w:type="dxa"/>
+            <w:vAlign w:val="center"/>
+          </w:tcPr>
+          <w:p>
+            <w:pPr>
+              <w:keepNext/>
+              <w:spacing w:before="60"/>
+            </w:pPr>
+            <w:r>
+              <w:rPr>
+                <w:noProof/>
+              </w:rPr>
+              <w:drawing>
+                <wp:inline distT="0" distB="0" distL="0" distR="0" wp14:anchorId="10E6C13B" wp14:editId="7F8F9D6A">
+                  <wp:extent cx="2651760" cy="1063409"/>
+                  <wp:effectExtent l="0" t="0" r="0" b="0"/>
+                  <wp:docPr id="242337334" name="Picture 242337334" descr="Where am I? screen"/>
+                  <wp:cNvGraphicFramePr>
+                    <a:graphicFrameLocks xmlns:a="http://schemas.openxmlformats.org/drawingml/2006/main" noChangeAspect="1"/>
+                  </wp:cNvGraphicFramePr>
+                  <a:graphic xmlns:a="http://schemas.openxmlformats.org/drawingml/2006/main">
+                    <a:graphicData uri="http://schemas.openxmlformats.org/drawingml/2006/picture">
+                      <pic:pic xmlns:pic="http://schemas.openxmlformats.org/drawingml/2006/picture">
+                        <pic:nvPicPr>
+                          <pic:cNvPr id="0" name="Screenshot_20.jpg"/>
+                          <pic:cNvPicPr/>
+                        </pic:nvPicPr>
+                        <pic:blipFill>
+                          <a:blip r:embed="rId30"/>
+                          <a:srcRect b="254"/>
+                          <a:stretch>
+                            <a:fillRect/>
+                          </a:stretch>
+                        </pic:blipFill>
+                        <pic:spPr>
+                          <a:xfrm>
+                            <a:off x="0" y="0"/>
+                            <a:ext cx="2651760" cy="1063409"/>
+                          </a:xfrm>
+                          <a:prstGeom prst="rect">
+                            <a:avLst/>
+                          </a:prstGeom>
+                        </pic:spPr>
+                      </pic:pic>
+                    </a:graphicData>
+                  </a:graphic>
+                </wp:inline>
+              </w:drawing>
+            </w:r>
+          </w:p>
+        </w:tc>
+        <w:tc>
+          <w:tcPr>
+            <w:tcW w:w="4728" w:type="dxa"/>
+            <w:vAlign w:val="center"/>
+          </w:tcPr>
+          <w:p>
+            <w:pPr>
+              <w:keepNext/>
+              <w:spacing w:before="60"/>
+              <w:jc w:val="right"/>
+            </w:pPr>
+            <w:r>
+              <w:rPr>
+                <w:noProof/>
+              </w:rPr>
+              <w:drawing>
+                <wp:inline distT="0" distB="0" distL="0" distR="0" wp14:anchorId="4396F96C" wp14:editId="11EB7F46">
+                  <wp:extent cx="2926080" cy="1018625"/>
+                  <wp:effectExtent l="0" t="0" r="0" b="0"/>
+                  <wp:docPr id="1223497421" name="Picture 1223497421" descr="Trip history with three places on the stack"/>
+                  <wp:cNvGraphicFramePr>
+                    <a:graphicFrameLocks xmlns:a="http://schemas.openxmlformats.org/drawingml/2006/main" noChangeAspect="1"/>
+                  </wp:cNvGraphicFramePr>
+                  <a:graphic xmlns:a="http://schemas.openxmlformats.org/drawingml/2006/main">
+                    <a:graphicData uri="http://schemas.openxmlformats.org/drawingml/2006/picture">
+                      <pic:pic xmlns:pic="http://schemas.openxmlformats.org/drawingml/2006/picture">
+                        <pic:nvPicPr>
+                          <pic:cNvPr id="0" name="Screenshot_21.jpg"/>
+                          <pic:cNvPicPr/>
+                        </pic:nvPicPr>
+                        <pic:blipFill>
+                          <a:blip r:embed="rId31"/>
+                          <a:srcRect b="276"/>
+                          <a:stretch>
+                            <a:fillRect/>
+                          </a:stretch>
+                        </pic:blipFill>
+                        <pic:spPr>
+                          <a:xfrm>
+                            <a:off x="0" y="0"/>
+                            <a:ext cx="2926080" cy="1018625"/>
+                          </a:xfrm>
+                          <a:prstGeom prst="rect">
+                            <a:avLst/>
+                          </a:prstGeom>
+                        </pic:spPr>
+                      </pic:pic>
+                    </a:graphicData>
+                  </a:graphic>
+                </wp:inline>
+              </w:drawing>
+            </w:r>
+          </w:p>
+        </w:tc>
+      </w:tr>
+    </w:tbl>
+    <w:p>
+      <w:pPr>
+        <w:spacing w:before="100" w:after="220"/>
+        <w:jc w:val="center"/>
+      </w:pPr>
+      <w:r>
+        <w:rPr>
+          <w:i/>
+          <w:iCs/>
+          <w:color w:val="55575E"/>
+          <w:sz w:val="18"/>
+          <w:szCs w:val="18"/>
+        </w:rPr>
+        <w:t>Figure 13. Where am I? (left) and Trip history, kept on a stack (right).</w:t>
+      </w:r>
+    </w:p>
+    <w:tbl>
+      <w:tblPr>
+        <w:tblW w:w="9026" w:type="dxa"/>
+        <w:jc w:val="center"/>
+        <w:tblLayout w:type="fixed"/>
+        <w:tblCellMar>
+          <w:left w:w="0" w:type="dxa"/>
+          <w:right w:w="0" w:type="dxa"/>
+        </w:tblCellMar>
+        <w:tblLook w:val="0600" w:firstRow="0" w:lastRow="0" w:firstColumn="0" w:lastColumn="0" w:noHBand="1" w:noVBand="1"/>
+      </w:tblPr>
+      <w:tblGrid>
+        <w:gridCol w:w="4730"/>
+        <w:gridCol w:w="4296"/>
+      </w:tblGrid>
+      <w:tr>
+        <w:trPr>
+          <w:cantSplit/>
+          <w:jc w:val="center"/>
+        </w:trPr>
+        <w:tc>
+          <w:tcPr>
+            <w:tcW w:w="4730" w:type="dxa"/>
+            <w:vAlign w:val="center"/>
+          </w:tcPr>
+          <w:p>
+            <w:pPr>
+              <w:keepNext/>
+              <w:spacing w:before="60"/>
+            </w:pPr>
+            <w:r>
+              <w:rPr>
+                <w:noProof/>
+              </w:rPr>
+              <w:drawing>
+                <wp:inline distT="0" distB="0" distL="0" distR="0" wp14:anchorId="127E6E82" wp14:editId="17622F0C">
+                  <wp:extent cx="2926080" cy="2072116"/>
+                  <wp:effectExtent l="0" t="0" r="0" b="0"/>
+                  <wp:docPr id="1521677829" name="Picture 1521677829" descr="Back pressed twice until the history is empty"/>
+                  <wp:cNvGraphicFramePr>
+                    <a:graphicFrameLocks xmlns:a="http://schemas.openxmlformats.org/drawingml/2006/main" noChangeAspect="1"/>
+                  </wp:cNvGraphicFramePr>
+                  <a:graphic xmlns:a="http://schemas.openxmlformats.org/drawingml/2006/main">
+                    <a:graphicData uri="http://schemas.openxmlformats.org/drawingml/2006/picture">
+                      <pic:pic xmlns:pic="http://schemas.openxmlformats.org/drawingml/2006/picture">
+                        <pic:nvPicPr>
+                          <pic:cNvPr id="0" name="Screenshot_22.jpg"/>
+                          <pic:cNvPicPr/>
+                        </pic:nvPicPr>
+                        <pic:blipFill>
+                          <a:blip r:embed="rId32"/>
+                          <a:stretch>
+                            <a:fillRect/>
+                          </a:stretch>
+                        </pic:blipFill>
+                        <pic:spPr>
+                          <a:xfrm>
+                            <a:off x="0" y="0"/>
+                            <a:ext cx="2926080" cy="2072116"/>
+                          </a:xfrm>
+                          <a:prstGeom prst="rect">
+                            <a:avLst/>
+                          </a:prstGeom>
+                        </pic:spPr>
+                      </pic:pic>
+                    </a:graphicData>
+                  </a:graphic>
+                </wp:inline>
+              </w:drawing>
+            </w:r>
+          </w:p>
+        </w:tc>
+        <w:tc>
+          <w:tcPr>
+            <w:tcW w:w="4296" w:type="dxa"/>
+            <w:vAlign w:val="center"/>
+          </w:tcPr>
+          <w:p>
+            <w:pPr>
+              <w:keepNext/>
+              <w:spacing w:before="60"/>
+              <w:jc w:val="right"/>
+            </w:pPr>
+            <w:r>
+              <w:rPr>
+                <w:noProof/>
+              </w:rPr>
+              <w:drawing>
+                <wp:inline distT="0" distB="0" distL="0" distR="0" wp14:anchorId="2CB38D38" wp14:editId="7F3D571C">
+                  <wp:extent cx="2651760" cy="1233012"/>
+                  <wp:effectExtent l="0" t="0" r="0" b="0"/>
+                  <wp:docPr id="163784183" name="Picture 163784183" descr="Place page with Add to favorites chosen"/>
+                  <wp:cNvGraphicFramePr>
+                    <a:graphicFrameLocks xmlns:a="http://schemas.openxmlformats.org/drawingml/2006/main" noChangeAspect="1"/>
+                  </wp:cNvGraphicFramePr>
+                  <a:graphic xmlns:a="http://schemas.openxmlformats.org/drawingml/2006/main">
+                    <a:graphicData uri="http://schemas.openxmlformats.org/drawingml/2006/picture">
+                      <pic:pic xmlns:pic="http://schemas.openxmlformats.org/drawingml/2006/picture">
+                        <pic:nvPicPr>
+                          <pic:cNvPr id="0" name="Screenshot_14.jpg"/>
+                          <pic:cNvPicPr/>
+                        </pic:nvPicPr>
+                        <pic:blipFill>
+                          <a:blip r:embed="rId33"/>
+                          <a:srcRect b="181"/>
+                          <a:stretch>
+                            <a:fillRect/>
+                          </a:stretch>
+                        </pic:blipFill>
+                        <pic:spPr>
+                          <a:xfrm>
+                            <a:off x="0" y="0"/>
+                            <a:ext cx="2651760" cy="1233012"/>
+                          </a:xfrm>
+                          <a:prstGeom prst="rect">
+                            <a:avLst/>
+                          </a:prstGeom>
+                        </pic:spPr>
+                      </pic:pic>
+                    </a:graphicData>
+                  </a:graphic>
+                </wp:inline>
+              </w:drawing>
+            </w:r>
+          </w:p>
+        </w:tc>
+      </w:tr>
+    </w:tbl>
+    <w:p>
+      <w:pPr>
+        <w:spacing w:before="100" w:after="220"/>
+        <w:jc w:val="center"/>
+      </w:pPr>
+      <w:r>
+        <w:rPr>
+          <w:i/>
+          <w:iCs/>
+          <w:color w:val="55575E"/>
+          <w:sz w:val="18"/>
+          <w:szCs w:val="18"/>
+        </w:rPr>
+        <w:t>Figure 14. Back pressed twice, until the history is empty (left), and adding a place to favorites (right).</w:t>
+      </w:r>
+    </w:p>
+    <w:tbl>
+      <w:tblPr>
+        <w:tblW w:w="9026" w:type="dxa"/>
+        <w:jc w:val="center"/>
+        <w:tblLayout w:type="fixed"/>
+        <w:tblCellMar>
+          <w:left w:w="0" w:type="dxa"/>
+          <w:right w:w="0" w:type="dxa"/>
+        </w:tblCellMar>
+        <w:tblLook w:val="0600" w:firstRow="0" w:lastRow="0" w:firstColumn="0" w:lastColumn="0" w:noHBand="1" w:noVBand="1"/>
+      </w:tblPr>
+      <w:tblGrid>
+        <w:gridCol w:w="4514"/>
+        <w:gridCol w:w="4512"/>
+      </w:tblGrid>
+      <w:tr>
+        <w:trPr>
+          <w:cantSplit/>
+          <w:jc w:val="center"/>
+        </w:trPr>
+        <w:tc>
+          <w:tcPr>
+            <w:tcW w:w="4514" w:type="dxa"/>
+            <w:vAlign w:val="center"/>
+          </w:tcPr>
+          <w:p>
+            <w:pPr>
+              <w:keepNext/>
+              <w:spacing w:before="60"/>
+            </w:pPr>
+            <w:r>
+              <w:rPr>
+                <w:noProof/>
+              </w:rPr>
+              <w:drawing>
+                <wp:inline distT="0" distB="0" distL="0" distR="0" wp14:anchorId="6F43CF18" wp14:editId="176CCABA">
+                  <wp:extent cx="2788920" cy="813933"/>
+                  <wp:effectExtent l="0" t="0" r="0" b="0"/>
+                  <wp:docPr id="598832530" name="Picture 598832530" descr="Favorites list"/>
+                  <wp:cNvGraphicFramePr>
+                    <a:graphicFrameLocks xmlns:a="http://schemas.openxmlformats.org/drawingml/2006/main" noChangeAspect="1"/>
+                  </wp:cNvGraphicFramePr>
+                  <a:graphic xmlns:a="http://schemas.openxmlformats.org/drawingml/2006/main">
+                    <a:graphicData uri="http://schemas.openxmlformats.org/drawingml/2006/picture">
+                      <pic:pic xmlns:pic="http://schemas.openxmlformats.org/drawingml/2006/picture">
+                        <pic:nvPicPr>
+                          <pic:cNvPr id="0" name="Screenshot_23.jpg"/>
+                          <pic:cNvPicPr/>
+                        </pic:nvPicPr>
+                        <pic:blipFill>
+                          <a:blip r:embed="rId34"/>
+                          <a:stretch>
+                            <a:fillRect/>
+                          </a:stretch>
+                        </pic:blipFill>
+                        <pic:spPr>
+                          <a:xfrm>
+                            <a:off x="0" y="0"/>
+                            <a:ext cx="2788920" cy="813933"/>
+                          </a:xfrm>
+                          <a:prstGeom prst="rect">
+                            <a:avLst/>
+                          </a:prstGeom>
+                        </pic:spPr>
+                      </pic:pic>
+                    </a:graphicData>
+                  </a:graphic>
+                </wp:inline>
+              </w:drawing>
+            </w:r>
+          </w:p>
+        </w:tc>
+        <w:tc>
+          <w:tcPr>
+            <w:tcW w:w="4512" w:type="dxa"/>
+            <w:vAlign w:val="center"/>
+          </w:tcPr>
+          <w:p>
+            <w:pPr>
+              <w:keepNext/>
+              <w:spacing w:before="60"/>
+              <w:jc w:val="right"/>
+            </w:pPr>
+            <w:r>
+              <w:rPr>
+                <w:noProof/>
+              </w:rPr>
+              <w:drawing>
+                <wp:inline distT="0" distB="0" distL="0" distR="0" wp14:anchorId="43A9F08D" wp14:editId="697E26CA">
+                  <wp:extent cx="2788920" cy="1138577"/>
+                  <wp:effectExtent l="0" t="0" r="0" b="0"/>
+                  <wp:docPr id="1580222579" name="Picture 1580222579" descr="Exit message on the welcome screen"/>
+                  <wp:cNvGraphicFramePr>
+                    <a:graphicFrameLocks xmlns:a="http://schemas.openxmlformats.org/drawingml/2006/main" noChangeAspect="1"/>
+                  </wp:cNvGraphicFramePr>
+                  <a:graphic xmlns:a="http://schemas.openxmlformats.org/drawingml/2006/main">
+                    <a:graphicData uri="http://schemas.openxmlformats.org/drawingml/2006/picture">
+                      <pic:pic xmlns:pic="http://schemas.openxmlformats.org/drawingml/2006/picture">
+                        <pic:nvPicPr>
+                          <pic:cNvPr id="0" name="Screenshot_24.jpg"/>
+                          <pic:cNvPicPr/>
+                        </pic:nvPicPr>
+                        <pic:blipFill>
+                          <a:blip r:embed="rId35"/>
+                          <a:stretch>
+                            <a:fillRect/>
+                          </a:stretch>
+                        </pic:blipFill>
+                        <pic:spPr>
+                          <a:xfrm>
+                            <a:off x="0" y="0"/>
+                            <a:ext cx="2788920" cy="1138577"/>
+                          </a:xfrm>
+                          <a:prstGeom prst="rect">
+                            <a:avLst/>
+                          </a:prstGeom>
+                        </pic:spPr>
+                      </pic:pic>
+                    </a:graphicData>
+                  </a:graphic>
+                </wp:inline>
+              </w:drawing>
+            </w:r>
+          </w:p>
+        </w:tc>
+      </w:tr>
+    </w:tbl>
+    <w:p>
+      <w:pPr>
+        <w:spacing w:before="100" w:after="220"/>
+        <w:jc w:val="center"/>
+      </w:pPr>
+      <w:r>
+        <w:rPr>
+          <w:i/>
+          <w:iCs/>
+          <w:color w:val="55575E"/>
+          <w:sz w:val="18"/>
+          <w:szCs w:val="18"/>
+        </w:rPr>
+        <w:t>Figure 15. The favorites list (left) and leaving the app (right).</w:t>
       </w:r>
     </w:p>
     <w:p>
@@ -17984,11 +19907,12 @@
         <w:pStyle w:val="Heading1"/>
         <w:pageBreakBefore/>
       </w:pPr>
-      <w:bookmarkStart w:id="42" w:name="_Toc241932335"/>
-      <w:r>
+      <w:bookmarkStart w:id="45" w:name="_Toc242028106"/>
+      <w:r>
+        <w:lastRenderedPageBreak/>
         <w:t>11. Limitations</w:t>
       </w:r>
-      <w:bookmarkEnd w:id="42"/>
+      <w:bookmarkEnd w:id="45"/>
     </w:p>
     <w:p>
       <w:pPr>
@@ -18155,11 +20079,12 @@
         <w:pStyle w:val="Heading1"/>
         <w:pageBreakBefore/>
       </w:pPr>
-      <w:bookmarkStart w:id="43" w:name="_Toc241932336"/>
-      <w:r>
+      <w:bookmarkStart w:id="46" w:name="_Toc242028107"/>
+      <w:r>
+        <w:lastRenderedPageBreak/>
         <w:t>12. How We Can Improve It</w:t>
       </w:r>
-      <w:bookmarkEnd w:id="43"/>
+      <w:bookmarkEnd w:id="46"/>
     </w:p>
     <w:p>
       <w:pPr>
@@ -18178,11 +20103,11 @@
       <w:pPr>
         <w:pStyle w:val="Heading2"/>
       </w:pPr>
-      <w:bookmarkStart w:id="44" w:name="_Toc241932337"/>
+      <w:bookmarkStart w:id="47" w:name="_Toc242028108"/>
       <w:r>
         <w:t>12.1 Better routes</w:t>
       </w:r>
-      <w:bookmarkEnd w:id="44"/>
+      <w:bookmarkEnd w:id="47"/>
     </w:p>
     <w:p>
       <w:pPr>
@@ -18280,11 +20205,11 @@
       <w:pPr>
         <w:pStyle w:val="Heading2"/>
       </w:pPr>
-      <w:bookmarkStart w:id="45" w:name="_Toc241932338"/>
+      <w:bookmarkStart w:id="48" w:name="_Toc242028109"/>
       <w:r>
         <w:t>12.2 Better data</w:t>
       </w:r>
-      <w:bookmarkEnd w:id="45"/>
+      <w:bookmarkEnd w:id="48"/>
     </w:p>
     <w:p>
       <w:pPr>
@@ -18382,11 +20307,11 @@
       <w:pPr>
         <w:pStyle w:val="Heading2"/>
       </w:pPr>
-      <w:bookmarkStart w:id="46" w:name="_Toc241932339"/>
+      <w:bookmarkStart w:id="49" w:name="_Toc242028110"/>
       <w:r>
         <w:t>12.3 Better experience</w:t>
       </w:r>
-      <w:bookmarkEnd w:id="46"/>
+      <w:bookmarkEnd w:id="49"/>
     </w:p>
     <w:p>
       <w:pPr>
@@ -18484,11 +20409,11 @@
       <w:pPr>
         <w:pStyle w:val="Heading2"/>
       </w:pPr>
-      <w:bookmarkStart w:id="47" w:name="_Toc241932340"/>
+      <w:bookmarkStart w:id="50" w:name="_Toc242028111"/>
       <w:r>
         <w:t>12.4 Better engineering</w:t>
       </w:r>
-      <w:bookmarkEnd w:id="47"/>
+      <w:bookmarkEnd w:id="50"/>
     </w:p>
     <w:p>
       <w:pPr>
@@ -18564,11 +20489,12 @@
         <w:pStyle w:val="Heading1"/>
         <w:pageBreakBefore/>
       </w:pPr>
-      <w:bookmarkStart w:id="48" w:name="_Toc241932341"/>
-      <w:r>
+      <w:bookmarkStart w:id="51" w:name="_Toc242028112"/>
+      <w:r>
+        <w:lastRenderedPageBreak/>
         <w:t>References</w:t>
       </w:r>
-      <w:bookmarkEnd w:id="48"/>
+      <w:bookmarkEnd w:id="51"/>
     </w:p>
     <w:p>
       <w:pPr>
@@ -18674,11 +20600,12 @@
         <w:pStyle w:val="Heading1"/>
         <w:pageBreakBefore/>
       </w:pPr>
-      <w:bookmarkStart w:id="49" w:name="_Toc241932342"/>
-      <w:r>
+      <w:bookmarkStart w:id="52" w:name="_Toc242028113"/>
+      <w:r>
+        <w:lastRenderedPageBreak/>
         <w:t>Appendix A. Data Structure Walkthroughs</w:t>
       </w:r>
-      <w:bookmarkEnd w:id="49"/>
+      <w:bookmarkEnd w:id="52"/>
     </w:p>
     <w:p>
       <w:pPr>
@@ -18692,11 +20619,11 @@
       <w:pPr>
         <w:pStyle w:val="Heading2"/>
       </w:pPr>
-      <w:bookmarkStart w:id="50" w:name="_Toc241932343"/>
+      <w:bookmarkStart w:id="53" w:name="_Toc242028114"/>
       <w:r>
         <w:t>A.1 Array</w:t>
       </w:r>
-      <w:bookmarkEnd w:id="50"/>
+      <w:bookmarkEnd w:id="53"/>
     </w:p>
     <w:p>
       <w:pPr>
@@ -18957,11 +20884,11 @@
       <w:pPr>
         <w:pStyle w:val="Heading2"/>
       </w:pPr>
-      <w:bookmarkStart w:id="51" w:name="_Toc241932344"/>
+      <w:bookmarkStart w:id="54" w:name="_Toc242028115"/>
       <w:r>
         <w:t>A.2 Linked list</w:t>
       </w:r>
-      <w:bookmarkEnd w:id="51"/>
+      <w:bookmarkEnd w:id="54"/>
     </w:p>
     <w:p>
       <w:pPr>
@@ -19192,11 +21119,11 @@
       <w:pPr>
         <w:pStyle w:val="Heading2"/>
       </w:pPr>
-      <w:bookmarkStart w:id="52" w:name="_Toc241932345"/>
+      <w:bookmarkStart w:id="55" w:name="_Toc242028116"/>
       <w:r>
         <w:t>A.3 Stack (hand-written, dsa/stack)</w:t>
       </w:r>
-      <w:bookmarkEnd w:id="52"/>
+      <w:bookmarkEnd w:id="55"/>
     </w:p>
     <w:p>
       <w:pPr>
@@ -19375,6 +21302,7 @@
           <w:sz w:val="17"/>
           <w:szCs w:val="17"/>
         </w:rPr>
+        <w:lastRenderedPageBreak/>
         <w:t xml:space="preserve"> </w:t>
       </w:r>
     </w:p>
@@ -19652,11 +21580,11 @@
       <w:pPr>
         <w:pStyle w:val="Heading2"/>
       </w:pPr>
-      <w:bookmarkStart w:id="53" w:name="_Toc241932346"/>
+      <w:bookmarkStart w:id="56" w:name="_Toc242028117"/>
       <w:r>
         <w:t>A.4 Queue (hand-written circular queue, dsa/queue)</w:t>
       </w:r>
-      <w:bookmarkEnd w:id="53"/>
+      <w:bookmarkEnd w:id="56"/>
     </w:p>
     <w:p>
       <w:pPr>
@@ -19955,11 +21883,11 @@
       <w:pPr>
         <w:pStyle w:val="Heading2"/>
       </w:pPr>
-      <w:bookmarkStart w:id="54" w:name="_Toc241932347"/>
+      <w:bookmarkStart w:id="57" w:name="_Toc242028118"/>
       <w:r>
         <w:t>A.5 Tree</w:t>
       </w:r>
-      <w:bookmarkEnd w:id="54"/>
+      <w:bookmarkEnd w:id="57"/>
     </w:p>
     <w:p>
       <w:pPr>
@@ -20183,6 +22111,7 @@
           <w:sz w:val="17"/>
           <w:szCs w:val="17"/>
         </w:rPr>
+        <w:lastRenderedPageBreak/>
         <w:t xml:space="preserve">  3.     CSE</w:t>
       </w:r>
     </w:p>
@@ -20370,11 +22299,11 @@
       <w:pPr>
         <w:pStyle w:val="Heading2"/>
       </w:pPr>
-      <w:bookmarkStart w:id="55" w:name="_Toc241932348"/>
+      <w:bookmarkStart w:id="58" w:name="_Toc242028119"/>
       <w:r>
         <w:t>A.6 BFS from the main gate to the Central Library</w:t>
       </w:r>
-      <w:bookmarkEnd w:id="55"/>
+      <w:bookmarkEnd w:id="58"/>
     </w:p>
     <w:p>
       <w:pPr>
@@ -21008,6 +22937,7 @@
           <w:sz w:val="17"/>
           <w:szCs w:val="17"/>
         </w:rPr>
+        <w:lastRenderedPageBreak/>
         <w:t xml:space="preserve">  FRONT → Cafeteria, Janata Bank, KUET Branch, EEE Building, Civil Engineering Building ← REAR</w:t>
       </w:r>
     </w:p>
@@ -21803,6 +23733,7 @@
           <w:sz w:val="17"/>
           <w:szCs w:val="17"/>
         </w:rPr>
+        <w:lastRenderedPageBreak/>
         <w:t xml:space="preserve">     enqueue Canteen  (parent: Fazlul Haque Hall)</w:t>
       </w:r>
     </w:p>
@@ -22185,11 +24116,11 @@
       <w:pPr>
         <w:pStyle w:val="Heading2"/>
       </w:pPr>
-      <w:bookmarkStart w:id="56" w:name="_Toc241932349"/>
+      <w:bookmarkStart w:id="59" w:name="_Toc242028120"/>
       <w:r>
         <w:t>A.7 Linear and binary search</w:t>
       </w:r>
-      <w:bookmarkEnd w:id="56"/>
+      <w:bookmarkEnd w:id="59"/>
     </w:p>
     <w:p>
       <w:pPr>
@@ -22435,11 +24366,11 @@
       <w:pPr>
         <w:pStyle w:val="Heading2"/>
       </w:pPr>
-      <w:bookmarkStart w:id="57" w:name="_Toc241932350"/>
+      <w:bookmarkStart w:id="60" w:name="_Toc242028121"/>
       <w:r>
         <w:t>A.8 Bubble sort and selection sort, pass by pass</w:t>
       </w:r>
-      <w:bookmarkEnd w:id="57"/>
+      <w:bookmarkEnd w:id="60"/>
     </w:p>
     <w:p>
       <w:pPr>
@@ -22543,6 +24474,7 @@
           <w:sz w:val="17"/>
           <w:szCs w:val="17"/>
         </w:rPr>
+        <w:lastRenderedPageBreak/>
         <w:t xml:space="preserve">  Pass 4: [Central Computer Centre, Department of ECE, EEE Building, KUET Main Gate, KUET Post Office, Mechatronics Engineering Building]</w:t>
       </w:r>
     </w:p>
@@ -22776,11 +24708,12 @@
         <w:pStyle w:val="Heading1"/>
         <w:pageBreakBefore/>
       </w:pPr>
-      <w:bookmarkStart w:id="58" w:name="_Toc241932351"/>
-      <w:r>
+      <w:bookmarkStart w:id="61" w:name="_Toc242028122"/>
+      <w:r>
+        <w:lastRenderedPageBreak/>
         <w:t>Appendix B. Building and Running</w:t>
       </w:r>
-      <w:bookmarkEnd w:id="58"/>
+      <w:bookmarkEnd w:id="61"/>
     </w:p>
     <w:p>
       <w:pPr>
@@ -22949,7 +24882,7 @@
       </w:r>
     </w:p>
     <w:sectPr>
-      <w:footerReference w:type="default" r:id="rId12"/>
+      <w:footerReference w:type="default" r:id="rId36"/>
       <w:pgSz w:w="11906" w:h="16838"/>
       <w:pgMar w:top="1300" w:right="1440" w:bottom="1300" w:left="1440" w:header="708" w:footer="708" w:gutter="0"/>
       <w:pgNumType w:start="1"/>
